--- a/Customer Segmentation Using Clustering.docx
+++ b/Customer Segmentation Using Clustering.docx
@@ -7,30 +7,20 @@
         <w:rPr>
           <w:b/>
           <w:bCs/>
-          <w:lang w:val="en-PK"/>
-        </w:rPr>
-      </w:pPr>
-      <w:r>
-        <w:rPr>
-          <w:b/>
-          <w:bCs/>
-          <w:lang w:val="en-PK"/>
+        </w:rPr>
+      </w:pPr>
+      <w:r>
+        <w:rPr>
+          <w:b/>
+          <w:bCs/>
         </w:rPr>
         <w:t>Customer Segmentation Using K-Means Clustering</w:t>
       </w:r>
     </w:p>
     <w:p>
-      <w:pPr>
-        <w:rPr>
-          <w:lang w:val="en-PK"/>
-        </w:rPr>
-      </w:pPr>
-      <w:r>
-        <w:rPr>
-          <w:lang w:val="en-PK"/>
-        </w:rPr>
+      <w:r>
         <w:pict w14:anchorId="03AE1912">
-          <v:rect id="_x0000_i1115" style="width:0;height:1.5pt" o:hralign="center" o:hrstd="t" o:hr="t" fillcolor="#a0a0a0" stroked="f"/>
+          <v:rect id="_x0000_i1025" style="width:0;height:1.5pt" o:hralign="center" o:hrstd="t" o:hr="t" fillcolor="#a0a0a0" stroked="f"/>
         </w:pict>
       </w:r>
     </w:p>
@@ -39,28 +29,18 @@
         <w:rPr>
           <w:b/>
           <w:bCs/>
-          <w:lang w:val="en-PK"/>
-        </w:rPr>
-      </w:pPr>
-      <w:r>
-        <w:rPr>
-          <w:b/>
-          <w:bCs/>
-          <w:lang w:val="en-PK"/>
+        </w:rPr>
+      </w:pPr>
+      <w:r>
+        <w:rPr>
+          <w:b/>
+          <w:bCs/>
         </w:rPr>
         <w:t>Introduction</w:t>
       </w:r>
     </w:p>
     <w:p>
-      <w:pPr>
-        <w:rPr>
-          <w:lang w:val="en-PK"/>
-        </w:rPr>
-      </w:pPr>
-      <w:r>
-        <w:rPr>
-          <w:lang w:val="en-PK"/>
-        </w:rPr>
+      <w:r>
         <w:t>Customer segmentation is a critical practice for businesses aiming to understand their customer base and tailor services or marketing efforts effectively. By grouping customers based on shared characteristics, businesses can:</w:t>
       </w:r>
     </w:p>
@@ -70,15 +50,20 @@
           <w:ilvl w:val="0"/>
           <w:numId w:val="1"/>
         </w:numPr>
-        <w:rPr>
-          <w:lang w:val="en-PK"/>
-        </w:rPr>
-      </w:pPr>
-      <w:r>
-        <w:rPr>
-          <w:lang w:val="en-PK"/>
-        </w:rPr>
+      </w:pPr>
+      <w:r>
         <w:t>Improve marketing strategies through personalization.</w:t>
+      </w:r>
+      <w:r>
+        <w:t xml:space="preserve"> </w:t>
+      </w:r>
+      <w:r>
+        <w:rPr>
+          <w:rStyle w:val="Emphasis"/>
+          <w:b/>
+          <w:bCs/>
+        </w:rPr>
+        <w:t>(Jain, 2010)</w:t>
       </w:r>
     </w:p>
     <w:p>
@@ -87,14 +72,8 @@
           <w:ilvl w:val="0"/>
           <w:numId w:val="1"/>
         </w:numPr>
-        <w:rPr>
-          <w:lang w:val="en-PK"/>
-        </w:rPr>
-      </w:pPr>
-      <w:r>
-        <w:rPr>
-          <w:lang w:val="en-PK"/>
-        </w:rPr>
+      </w:pPr>
+      <w:r>
         <w:t>Enhance customer satisfaction by addressing specific needs.</w:t>
       </w:r>
     </w:p>
@@ -104,41 +83,23 @@
           <w:ilvl w:val="0"/>
           <w:numId w:val="1"/>
         </w:numPr>
-        <w:rPr>
-          <w:lang w:val="en-PK"/>
-        </w:rPr>
-      </w:pPr>
-      <w:r>
-        <w:rPr>
-          <w:lang w:val="en-PK"/>
-        </w:rPr>
+      </w:pPr>
+      <w:r>
         <w:t>Optimize resources for better operational efficiency.</w:t>
       </w:r>
     </w:p>
     <w:p>
-      <w:pPr>
-        <w:rPr>
-          <w:lang w:val="en-PK"/>
-        </w:rPr>
-      </w:pPr>
-      <w:r>
-        <w:rPr>
-          <w:lang w:val="en-PK"/>
-        </w:rPr>
+      <w:r>
         <w:t xml:space="preserve">This report focuses on using the </w:t>
       </w:r>
       <w:r>
         <w:rPr>
           <w:b/>
           <w:bCs/>
-          <w:lang w:val="en-PK"/>
         </w:rPr>
         <w:t>K-Means clustering algorithm</w:t>
       </w:r>
       <w:r>
-        <w:rPr>
-          <w:lang w:val="en-PK"/>
-        </w:rPr>
         <w:t xml:space="preserve"> to group customers based on their spending habits and demographics.</w:t>
       </w:r>
     </w:p>
@@ -147,14 +108,12 @@
         <w:rPr>
           <w:b/>
           <w:bCs/>
-          <w:lang w:val="en-PK"/>
-        </w:rPr>
-      </w:pPr>
-      <w:r>
-        <w:rPr>
-          <w:b/>
-          <w:bCs/>
-          <w:lang w:val="en-PK"/>
+        </w:rPr>
+      </w:pPr>
+      <w:r>
+        <w:rPr>
+          <w:b/>
+          <w:bCs/>
         </w:rPr>
         <w:t>Why K-Means Clustering?</w:t>
       </w:r>
@@ -165,22 +124,15 @@
           <w:ilvl w:val="0"/>
           <w:numId w:val="2"/>
         </w:numPr>
-        <w:rPr>
-          <w:lang w:val="en-PK"/>
-        </w:rPr>
-      </w:pPr>
-      <w:r>
-        <w:rPr>
-          <w:b/>
-          <w:bCs/>
-          <w:lang w:val="en-PK"/>
+      </w:pPr>
+      <w:r>
+        <w:rPr>
+          <w:b/>
+          <w:bCs/>
         </w:rPr>
         <w:t>Efficiency:</w:t>
       </w:r>
       <w:r>
-        <w:rPr>
-          <w:lang w:val="en-PK"/>
-        </w:rPr>
         <w:t xml:space="preserve"> K-Means is computationally fast for small to medium-sized datasets.</w:t>
       </w:r>
     </w:p>
@@ -190,22 +142,15 @@
           <w:ilvl w:val="0"/>
           <w:numId w:val="2"/>
         </w:numPr>
-        <w:rPr>
-          <w:lang w:val="en-PK"/>
-        </w:rPr>
-      </w:pPr>
-      <w:r>
-        <w:rPr>
-          <w:b/>
-          <w:bCs/>
-          <w:lang w:val="en-PK"/>
+      </w:pPr>
+      <w:r>
+        <w:rPr>
+          <w:b/>
+          <w:bCs/>
         </w:rPr>
         <w:t>Interpretability:</w:t>
       </w:r>
       <w:r>
-        <w:rPr>
-          <w:lang w:val="en-PK"/>
-        </w:rPr>
         <w:t xml:space="preserve"> It produces distinct and interpretable clusters, making it ideal for business applications.</w:t>
       </w:r>
     </w:p>
@@ -215,37 +160,22 @@
           <w:ilvl w:val="0"/>
           <w:numId w:val="2"/>
         </w:numPr>
-        <w:rPr>
-          <w:lang w:val="en-PK"/>
-        </w:rPr>
-      </w:pPr>
-      <w:r>
-        <w:rPr>
-          <w:b/>
-          <w:bCs/>
-          <w:lang w:val="en-PK"/>
+      </w:pPr>
+      <w:r>
+        <w:rPr>
+          <w:b/>
+          <w:bCs/>
         </w:rPr>
         <w:t>Applicability:</w:t>
       </w:r>
       <w:r>
-        <w:rPr>
-          <w:lang w:val="en-PK"/>
-        </w:rPr>
         <w:t xml:space="preserve"> It works well on numerical data and is widely used in various industries.</w:t>
       </w:r>
     </w:p>
     <w:p>
-      <w:pPr>
-        <w:rPr>
-          <w:lang w:val="en-PK"/>
-        </w:rPr>
-      </w:pPr>
-      <w:r>
-        <w:rPr>
-          <w:lang w:val="en-PK"/>
-        </w:rPr>
+      <w:r>
         <w:pict w14:anchorId="49048967">
-          <v:rect id="_x0000_i1116" style="width:0;height:1.5pt" o:hralign="center" o:hrstd="t" o:hr="t" fillcolor="#a0a0a0" stroked="f"/>
+          <v:rect id="_x0000_i1026" style="width:0;height:1.5pt" o:hralign="center" o:hrstd="t" o:hr="t" fillcolor="#a0a0a0" stroked="f"/>
         </w:pict>
       </w:r>
     </w:p>
@@ -254,28 +184,18 @@
         <w:rPr>
           <w:b/>
           <w:bCs/>
-          <w:lang w:val="en-PK"/>
-        </w:rPr>
-      </w:pPr>
-      <w:r>
-        <w:rPr>
-          <w:b/>
-          <w:bCs/>
-          <w:lang w:val="en-PK"/>
+        </w:rPr>
+      </w:pPr>
+      <w:r>
+        <w:rPr>
+          <w:b/>
+          <w:bCs/>
         </w:rPr>
         <w:t>Objective</w:t>
       </w:r>
     </w:p>
     <w:p>
-      <w:pPr>
-        <w:rPr>
-          <w:lang w:val="en-PK"/>
-        </w:rPr>
-      </w:pPr>
-      <w:r>
-        <w:rPr>
-          <w:lang w:val="en-PK"/>
-        </w:rPr>
+      <w:r>
         <w:t>This report aims to guide users through:</w:t>
       </w:r>
     </w:p>
@@ -285,14 +205,8 @@
           <w:ilvl w:val="0"/>
           <w:numId w:val="3"/>
         </w:numPr>
-        <w:rPr>
-          <w:lang w:val="en-PK"/>
-        </w:rPr>
-      </w:pPr>
-      <w:r>
-        <w:rPr>
-          <w:lang w:val="en-PK"/>
-        </w:rPr>
+      </w:pPr>
+      <w:r>
         <w:t>Exploring the dataset to understand its structure and identify potential groupings.</w:t>
       </w:r>
     </w:p>
@@ -302,14 +216,8 @@
           <w:ilvl w:val="0"/>
           <w:numId w:val="3"/>
         </w:numPr>
-        <w:rPr>
-          <w:lang w:val="en-PK"/>
-        </w:rPr>
-      </w:pPr>
-      <w:r>
-        <w:rPr>
-          <w:lang w:val="en-PK"/>
-        </w:rPr>
+      </w:pPr>
+      <w:r>
         <w:t>Preprocessing the data to handle missing values, normalize features, and encode categorical variables.</w:t>
       </w:r>
     </w:p>
@@ -319,14 +227,8 @@
           <w:ilvl w:val="0"/>
           <w:numId w:val="3"/>
         </w:numPr>
-        <w:rPr>
-          <w:lang w:val="en-PK"/>
-        </w:rPr>
-      </w:pPr>
-      <w:r>
-        <w:rPr>
-          <w:lang w:val="en-PK"/>
-        </w:rPr>
+      </w:pPr>
+      <w:r>
         <w:t>Implementing the K-Means algorithm to segment customers into clusters.</w:t>
       </w:r>
     </w:p>
@@ -336,29 +238,15 @@
           <w:ilvl w:val="0"/>
           <w:numId w:val="3"/>
         </w:numPr>
-        <w:rPr>
-          <w:lang w:val="en-PK"/>
-        </w:rPr>
-      </w:pPr>
-      <w:r>
-        <w:rPr>
-          <w:lang w:val="en-PK"/>
-        </w:rPr>
+      </w:pPr>
+      <w:r>
         <w:t>Visualizing and evaluating the quality of these clusters.</w:t>
       </w:r>
     </w:p>
     <w:p>
-      <w:pPr>
-        <w:rPr>
-          <w:lang w:val="en-PK"/>
-        </w:rPr>
-      </w:pPr>
-      <w:r>
-        <w:rPr>
-          <w:lang w:val="en-PK"/>
-        </w:rPr>
+      <w:r>
         <w:pict w14:anchorId="4E18014B">
-          <v:rect id="_x0000_i1117" style="width:0;height:1.5pt" o:hralign="center" o:hrstd="t" o:hr="t" fillcolor="#a0a0a0" stroked="f"/>
+          <v:rect id="_x0000_i1027" style="width:0;height:1.5pt" o:hralign="center" o:hrstd="t" o:hr="t" fillcolor="#a0a0a0" stroked="f"/>
         </w:pict>
       </w:r>
     </w:p>
@@ -367,14 +255,12 @@
         <w:rPr>
           <w:b/>
           <w:bCs/>
-          <w:lang w:val="en-PK"/>
-        </w:rPr>
-      </w:pPr>
-      <w:r>
-        <w:rPr>
-          <w:b/>
-          <w:bCs/>
-          <w:lang w:val="en-PK"/>
+        </w:rPr>
+      </w:pPr>
+      <w:r>
+        <w:rPr>
+          <w:b/>
+          <w:bCs/>
         </w:rPr>
         <w:t>Dataset Overview</w:t>
       </w:r>
@@ -384,28 +270,18 @@
         <w:rPr>
           <w:b/>
           <w:bCs/>
-          <w:lang w:val="en-PK"/>
-        </w:rPr>
-      </w:pPr>
-      <w:r>
-        <w:rPr>
-          <w:b/>
-          <w:bCs/>
-          <w:lang w:val="en-PK"/>
+        </w:rPr>
+      </w:pPr>
+      <w:r>
+        <w:rPr>
+          <w:b/>
+          <w:bCs/>
         </w:rPr>
         <w:t>Dataset Source</w:t>
       </w:r>
     </w:p>
     <w:p>
-      <w:pPr>
-        <w:rPr>
-          <w:lang w:val="en-PK"/>
-        </w:rPr>
-      </w:pPr>
-      <w:r>
-        <w:rPr>
-          <w:lang w:val="en-PK"/>
-        </w:rPr>
+      <w:r>
         <w:lastRenderedPageBreak/>
         <w:t xml:space="preserve">The dataset used in this report is the </w:t>
       </w:r>
@@ -413,29 +289,21 @@
         <w:rPr>
           <w:b/>
           <w:bCs/>
-          <w:lang w:val="en-PK"/>
         </w:rPr>
         <w:t>Mall Customers Dataset</w:t>
       </w:r>
       <w:r>
-        <w:rPr>
-          <w:lang w:val="en-PK"/>
-        </w:rPr>
         <w:t xml:space="preserve">, available on </w:t>
       </w:r>
       <w:hyperlink r:id="rId7" w:tgtFrame="_new" w:history="1">
         <w:r>
           <w:rPr>
             <w:rStyle w:val="Hyperlink"/>
-            <w:lang w:val="en-PK"/>
           </w:rPr>
           <w:t>Kaggle</w:t>
         </w:r>
       </w:hyperlink>
       <w:r>
-        <w:rPr>
-          <w:lang w:val="en-PK"/>
-        </w:rPr>
         <w:t>. It contains demographic and spending data for mall customers.</w:t>
       </w:r>
     </w:p>
@@ -444,14 +312,12 @@
         <w:rPr>
           <w:b/>
           <w:bCs/>
-          <w:lang w:val="en-PK"/>
-        </w:rPr>
-      </w:pPr>
-      <w:r>
-        <w:rPr>
-          <w:b/>
-          <w:bCs/>
-          <w:lang w:val="en-PK"/>
+        </w:rPr>
+      </w:pPr>
+      <w:r>
+        <w:rPr>
+          <w:b/>
+          <w:bCs/>
         </w:rPr>
         <w:t>Dataset Features</w:t>
       </w:r>
@@ -480,14 +346,8 @@
           <w:p>
             <w:pPr>
               <w:spacing w:after="160" w:line="278" w:lineRule="auto"/>
-              <w:rPr>
-                <w:lang w:val="en-PK"/>
-              </w:rPr>
             </w:pPr>
             <w:r>
-              <w:rPr>
-                <w:lang w:val="en-PK"/>
-              </w:rPr>
               <w:t>Feature Name</w:t>
             </w:r>
           </w:p>
@@ -501,14 +361,8 @@
             <w:pPr>
               <w:spacing w:after="160" w:line="278" w:lineRule="auto"/>
               <w:cnfStyle w:val="100000000000" w:firstRow="1" w:lastRow="0" w:firstColumn="0" w:lastColumn="0" w:oddVBand="0" w:evenVBand="0" w:oddHBand="0" w:evenHBand="0" w:firstRowFirstColumn="0" w:firstRowLastColumn="0" w:lastRowFirstColumn="0" w:lastRowLastColumn="0"/>
-              <w:rPr>
-                <w:lang w:val="en-PK"/>
-              </w:rPr>
             </w:pPr>
             <w:r>
-              <w:rPr>
-                <w:lang w:val="en-PK"/>
-              </w:rPr>
               <w:t>Description</w:t>
             </w:r>
           </w:p>
@@ -522,14 +376,8 @@
             <w:pPr>
               <w:spacing w:after="160" w:line="278" w:lineRule="auto"/>
               <w:cnfStyle w:val="100000000000" w:firstRow="1" w:lastRow="0" w:firstColumn="0" w:lastColumn="0" w:oddVBand="0" w:evenVBand="0" w:oddHBand="0" w:evenHBand="0" w:firstRowFirstColumn="0" w:firstRowLastColumn="0" w:lastRowFirstColumn="0" w:lastRowLastColumn="0"/>
-              <w:rPr>
-                <w:lang w:val="en-PK"/>
-              </w:rPr>
             </w:pPr>
             <w:r>
-              <w:rPr>
-                <w:lang w:val="en-PK"/>
-              </w:rPr>
               <w:t>Type</w:t>
             </w:r>
           </w:p>
@@ -548,18 +396,10 @@
           <w:p>
             <w:pPr>
               <w:spacing w:after="160" w:line="278" w:lineRule="auto"/>
-              <w:rPr>
-                <w:lang w:val="en-PK"/>
-              </w:rPr>
             </w:pPr>
-            <w:proofErr w:type="spellStart"/>
             <w:r>
-              <w:rPr>
-                <w:lang w:val="en-PK"/>
-              </w:rPr>
               <w:t>CustomerID</w:t>
             </w:r>
-            <w:proofErr w:type="spellEnd"/>
           </w:p>
         </w:tc>
         <w:tc>
@@ -571,14 +411,8 @@
             <w:pPr>
               <w:spacing w:after="160" w:line="278" w:lineRule="auto"/>
               <w:cnfStyle w:val="000000100000" w:firstRow="0" w:lastRow="0" w:firstColumn="0" w:lastColumn="0" w:oddVBand="0" w:evenVBand="0" w:oddHBand="1" w:evenHBand="0" w:firstRowFirstColumn="0" w:firstRowLastColumn="0" w:lastRowFirstColumn="0" w:lastRowLastColumn="0"/>
-              <w:rPr>
-                <w:lang w:val="en-PK"/>
-              </w:rPr>
             </w:pPr>
             <w:r>
-              <w:rPr>
-                <w:lang w:val="en-PK"/>
-              </w:rPr>
               <w:t>Unique identifier for each customer</w:t>
             </w:r>
           </w:p>
@@ -592,14 +426,8 @@
             <w:pPr>
               <w:spacing w:after="160" w:line="278" w:lineRule="auto"/>
               <w:cnfStyle w:val="000000100000" w:firstRow="0" w:lastRow="0" w:firstColumn="0" w:lastColumn="0" w:oddVBand="0" w:evenVBand="0" w:oddHBand="1" w:evenHBand="0" w:firstRowFirstColumn="0" w:firstRowLastColumn="0" w:lastRowFirstColumn="0" w:lastRowLastColumn="0"/>
-              <w:rPr>
-                <w:lang w:val="en-PK"/>
-              </w:rPr>
             </w:pPr>
             <w:r>
-              <w:rPr>
-                <w:lang w:val="en-PK"/>
-              </w:rPr>
               <w:t>Categorical</w:t>
             </w:r>
           </w:p>
@@ -615,14 +443,8 @@
           <w:p>
             <w:pPr>
               <w:spacing w:after="160" w:line="278" w:lineRule="auto"/>
-              <w:rPr>
-                <w:lang w:val="en-PK"/>
-              </w:rPr>
             </w:pPr>
             <w:r>
-              <w:rPr>
-                <w:lang w:val="en-PK"/>
-              </w:rPr>
               <w:t>Gender</w:t>
             </w:r>
           </w:p>
@@ -636,14 +458,8 @@
             <w:pPr>
               <w:spacing w:after="160" w:line="278" w:lineRule="auto"/>
               <w:cnfStyle w:val="000000000000" w:firstRow="0" w:lastRow="0" w:firstColumn="0" w:lastColumn="0" w:oddVBand="0" w:evenVBand="0" w:oddHBand="0" w:evenHBand="0" w:firstRowFirstColumn="0" w:firstRowLastColumn="0" w:lastRowFirstColumn="0" w:lastRowLastColumn="0"/>
-              <w:rPr>
-                <w:lang w:val="en-PK"/>
-              </w:rPr>
             </w:pPr>
             <w:r>
-              <w:rPr>
-                <w:lang w:val="en-PK"/>
-              </w:rPr>
               <w:t>Gender of the customer</w:t>
             </w:r>
           </w:p>
@@ -657,14 +473,8 @@
             <w:pPr>
               <w:spacing w:after="160" w:line="278" w:lineRule="auto"/>
               <w:cnfStyle w:val="000000000000" w:firstRow="0" w:lastRow="0" w:firstColumn="0" w:lastColumn="0" w:oddVBand="0" w:evenVBand="0" w:oddHBand="0" w:evenHBand="0" w:firstRowFirstColumn="0" w:firstRowLastColumn="0" w:lastRowFirstColumn="0" w:lastRowLastColumn="0"/>
-              <w:rPr>
-                <w:lang w:val="en-PK"/>
-              </w:rPr>
             </w:pPr>
             <w:r>
-              <w:rPr>
-                <w:lang w:val="en-PK"/>
-              </w:rPr>
               <w:t>Categorical</w:t>
             </w:r>
           </w:p>
@@ -683,14 +493,8 @@
           <w:p>
             <w:pPr>
               <w:spacing w:after="160" w:line="278" w:lineRule="auto"/>
-              <w:rPr>
-                <w:lang w:val="en-PK"/>
-              </w:rPr>
             </w:pPr>
             <w:r>
-              <w:rPr>
-                <w:lang w:val="en-PK"/>
-              </w:rPr>
               <w:t>Age</w:t>
             </w:r>
           </w:p>
@@ -704,14 +508,8 @@
             <w:pPr>
               <w:spacing w:after="160" w:line="278" w:lineRule="auto"/>
               <w:cnfStyle w:val="000000100000" w:firstRow="0" w:lastRow="0" w:firstColumn="0" w:lastColumn="0" w:oddVBand="0" w:evenVBand="0" w:oddHBand="1" w:evenHBand="0" w:firstRowFirstColumn="0" w:firstRowLastColumn="0" w:lastRowFirstColumn="0" w:lastRowLastColumn="0"/>
-              <w:rPr>
-                <w:lang w:val="en-PK"/>
-              </w:rPr>
             </w:pPr>
             <w:r>
-              <w:rPr>
-                <w:lang w:val="en-PK"/>
-              </w:rPr>
               <w:t>Age of the customer</w:t>
             </w:r>
           </w:p>
@@ -725,14 +523,8 @@
             <w:pPr>
               <w:spacing w:after="160" w:line="278" w:lineRule="auto"/>
               <w:cnfStyle w:val="000000100000" w:firstRow="0" w:lastRow="0" w:firstColumn="0" w:lastColumn="0" w:oddVBand="0" w:evenVBand="0" w:oddHBand="1" w:evenHBand="0" w:firstRowFirstColumn="0" w:firstRowLastColumn="0" w:lastRowFirstColumn="0" w:lastRowLastColumn="0"/>
-              <w:rPr>
-                <w:lang w:val="en-PK"/>
-              </w:rPr>
             </w:pPr>
             <w:r>
-              <w:rPr>
-                <w:lang w:val="en-PK"/>
-              </w:rPr>
               <w:t>Numeric</w:t>
             </w:r>
           </w:p>
@@ -748,14 +540,8 @@
           <w:p>
             <w:pPr>
               <w:spacing w:after="160" w:line="278" w:lineRule="auto"/>
-              <w:rPr>
-                <w:lang w:val="en-PK"/>
-              </w:rPr>
             </w:pPr>
             <w:r>
-              <w:rPr>
-                <w:lang w:val="en-PK"/>
-              </w:rPr>
               <w:t>Annual Income</w:t>
             </w:r>
           </w:p>
@@ -769,14 +555,8 @@
             <w:pPr>
               <w:spacing w:after="160" w:line="278" w:lineRule="auto"/>
               <w:cnfStyle w:val="000000000000" w:firstRow="0" w:lastRow="0" w:firstColumn="0" w:lastColumn="0" w:oddVBand="0" w:evenVBand="0" w:oddHBand="0" w:evenHBand="0" w:firstRowFirstColumn="0" w:firstRowLastColumn="0" w:lastRowFirstColumn="0" w:lastRowLastColumn="0"/>
-              <w:rPr>
-                <w:lang w:val="en-PK"/>
-              </w:rPr>
             </w:pPr>
             <w:r>
-              <w:rPr>
-                <w:lang w:val="en-PK"/>
-              </w:rPr>
               <w:t>Annual income of the customer (k$)</w:t>
             </w:r>
           </w:p>
@@ -790,14 +570,8 @@
             <w:pPr>
               <w:spacing w:after="160" w:line="278" w:lineRule="auto"/>
               <w:cnfStyle w:val="000000000000" w:firstRow="0" w:lastRow="0" w:firstColumn="0" w:lastColumn="0" w:oddVBand="0" w:evenVBand="0" w:oddHBand="0" w:evenHBand="0" w:firstRowFirstColumn="0" w:firstRowLastColumn="0" w:lastRowFirstColumn="0" w:lastRowLastColumn="0"/>
-              <w:rPr>
-                <w:lang w:val="en-PK"/>
-              </w:rPr>
             </w:pPr>
             <w:r>
-              <w:rPr>
-                <w:lang w:val="en-PK"/>
-              </w:rPr>
               <w:t>Numeric</w:t>
             </w:r>
           </w:p>
@@ -816,14 +590,8 @@
           <w:p>
             <w:pPr>
               <w:spacing w:after="160" w:line="278" w:lineRule="auto"/>
-              <w:rPr>
-                <w:lang w:val="en-PK"/>
-              </w:rPr>
             </w:pPr>
             <w:r>
-              <w:rPr>
-                <w:lang w:val="en-PK"/>
-              </w:rPr>
               <w:t>Spending Score</w:t>
             </w:r>
           </w:p>
@@ -837,14 +605,8 @@
             <w:pPr>
               <w:spacing w:after="160" w:line="278" w:lineRule="auto"/>
               <w:cnfStyle w:val="000000100000" w:firstRow="0" w:lastRow="0" w:firstColumn="0" w:lastColumn="0" w:oddVBand="0" w:evenVBand="0" w:oddHBand="1" w:evenHBand="0" w:firstRowFirstColumn="0" w:firstRowLastColumn="0" w:lastRowFirstColumn="0" w:lastRowLastColumn="0"/>
-              <w:rPr>
-                <w:lang w:val="en-PK"/>
-              </w:rPr>
             </w:pPr>
             <w:r>
-              <w:rPr>
-                <w:lang w:val="en-PK"/>
-              </w:rPr>
               <w:t>Spending score assigned to the customer (0-100)</w:t>
             </w:r>
           </w:p>
@@ -858,14 +620,8 @@
             <w:pPr>
               <w:spacing w:after="160" w:line="278" w:lineRule="auto"/>
               <w:cnfStyle w:val="000000100000" w:firstRow="0" w:lastRow="0" w:firstColumn="0" w:lastColumn="0" w:oddVBand="0" w:evenVBand="0" w:oddHBand="1" w:evenHBand="0" w:firstRowFirstColumn="0" w:firstRowLastColumn="0" w:lastRowFirstColumn="0" w:lastRowLastColumn="0"/>
-              <w:rPr>
-                <w:lang w:val="en-PK"/>
-              </w:rPr>
             </w:pPr>
             <w:r>
-              <w:rPr>
-                <w:lang w:val="en-PK"/>
-              </w:rPr>
               <w:t>Numeric</w:t>
             </w:r>
           </w:p>
@@ -877,42 +633,28 @@
         <w:rPr>
           <w:b/>
           <w:bCs/>
-          <w:lang w:val="en-PK"/>
-        </w:rPr>
-      </w:pPr>
-      <w:r>
-        <w:rPr>
-          <w:b/>
-          <w:bCs/>
-          <w:lang w:val="en-PK"/>
+        </w:rPr>
+      </w:pPr>
+      <w:r>
+        <w:rPr>
+          <w:b/>
+          <w:bCs/>
         </w:rPr>
         <w:t>Target Variable</w:t>
       </w:r>
     </w:p>
     <w:p>
-      <w:pPr>
-        <w:rPr>
-          <w:lang w:val="en-PK"/>
-        </w:rPr>
-      </w:pPr>
-      <w:r>
-        <w:rPr>
-          <w:lang w:val="en-PK"/>
-        </w:rPr>
+      <w:r>
         <w:t xml:space="preserve">This dataset does not have a target variable, as clustering is an </w:t>
       </w:r>
       <w:r>
         <w:rPr>
           <w:b/>
           <w:bCs/>
-          <w:lang w:val="en-PK"/>
         </w:rPr>
         <w:t>unsupervised learning</w:t>
       </w:r>
       <w:r>
-        <w:rPr>
-          <w:lang w:val="en-PK"/>
-        </w:rPr>
         <w:t xml:space="preserve"> task.</w:t>
       </w:r>
     </w:p>
@@ -921,14 +663,12 @@
         <w:rPr>
           <w:b/>
           <w:bCs/>
-          <w:lang w:val="en-PK"/>
-        </w:rPr>
-      </w:pPr>
-      <w:r>
-        <w:rPr>
-          <w:b/>
-          <w:bCs/>
-          <w:lang w:val="en-PK"/>
+        </w:rPr>
+      </w:pPr>
+      <w:r>
+        <w:rPr>
+          <w:b/>
+          <w:bCs/>
         </w:rPr>
         <w:t>Applications of This Dataset</w:t>
       </w:r>
@@ -939,37 +679,16 @@
           <w:ilvl w:val="0"/>
           <w:numId w:val="4"/>
         </w:numPr>
-        <w:rPr>
-          <w:lang w:val="en-PK"/>
-        </w:rPr>
-      </w:pPr>
-      <w:r>
-        <w:rPr>
-          <w:b/>
-          <w:bCs/>
-          <w:lang w:val="en-PK"/>
+      </w:pPr>
+      <w:r>
+        <w:rPr>
+          <w:b/>
+          <w:bCs/>
         </w:rPr>
         <w:t>Customer Insights:</w:t>
       </w:r>
       <w:r>
-        <w:rPr>
-          <w:lang w:val="en-PK"/>
-        </w:rPr>
-        <w:t xml:space="preserve"> Understand purchasing </w:t>
-      </w:r>
-      <w:proofErr w:type="spellStart"/>
-      <w:r>
-        <w:rPr>
-          <w:lang w:val="en-PK"/>
-        </w:rPr>
-        <w:t>behavior</w:t>
-      </w:r>
-      <w:proofErr w:type="spellEnd"/>
-      <w:r>
-        <w:rPr>
-          <w:lang w:val="en-PK"/>
-        </w:rPr>
-        <w:t xml:space="preserve"> patterns.</w:t>
+        <w:t xml:space="preserve"> Understand purchasing behavior patterns.</w:t>
       </w:r>
     </w:p>
     <w:p>
@@ -978,22 +697,15 @@
           <w:ilvl w:val="0"/>
           <w:numId w:val="4"/>
         </w:numPr>
-        <w:rPr>
-          <w:lang w:val="en-PK"/>
-        </w:rPr>
-      </w:pPr>
-      <w:r>
-        <w:rPr>
-          <w:b/>
-          <w:bCs/>
-          <w:lang w:val="en-PK"/>
+      </w:pPr>
+      <w:r>
+        <w:rPr>
+          <w:b/>
+          <w:bCs/>
         </w:rPr>
         <w:t>Marketing Strategy:</w:t>
       </w:r>
       <w:r>
-        <w:rPr>
-          <w:lang w:val="en-PK"/>
-        </w:rPr>
         <w:t xml:space="preserve"> Create personalized campaigns.</w:t>
       </w:r>
     </w:p>
@@ -1003,35 +715,25 @@
           <w:ilvl w:val="0"/>
           <w:numId w:val="4"/>
         </w:numPr>
-        <w:rPr>
-          <w:lang w:val="en-PK"/>
-        </w:rPr>
-      </w:pPr>
-      <w:r>
-        <w:rPr>
-          <w:b/>
-          <w:bCs/>
-          <w:lang w:val="en-PK"/>
+      </w:pPr>
+      <w:r>
+        <w:rPr>
+          <w:b/>
+          <w:bCs/>
         </w:rPr>
         <w:t>Resource Allocation:</w:t>
       </w:r>
       <w:r>
-        <w:rPr>
-          <w:lang w:val="en-PK"/>
-        </w:rPr>
         <w:t xml:space="preserve"> Optimize services based on customer segmentation.</w:t>
       </w:r>
     </w:p>
     <w:p>
       <w:pPr>
         <w:jc w:val="center"/>
-        <w:rPr>
-          <w:lang w:val="en-PK"/>
-        </w:rPr>
-      </w:pPr>
-      <w:r>
-        <w:rPr>
-          <w:lang w:val="en-PK"/>
+      </w:pPr>
+      <w:r>
+        <w:rPr>
+          <w:noProof/>
         </w:rPr>
         <w:drawing>
           <wp:inline distT="0" distB="0" distL="0" distR="0" wp14:anchorId="319025B7" wp14:editId="0A3CAE86">
@@ -1070,25 +772,11 @@
         </w:drawing>
       </w:r>
     </w:p>
-    <w:p>
-      <w:pPr>
-        <w:rPr>
-          <w:lang w:val="en-PK"/>
-        </w:rPr>
-      </w:pPr>
-    </w:p>
-    <w:p>
-      <w:pPr>
-        <w:rPr>
-          <w:lang w:val="en-PK"/>
-        </w:rPr>
-      </w:pPr>
-      <w:r>
-        <w:rPr>
-          <w:lang w:val="en-PK"/>
-        </w:rPr>
+    <w:p/>
+    <w:p>
+      <w:r>
         <w:pict w14:anchorId="09F68207">
-          <v:rect id="_x0000_i1118" style="width:0;height:1.5pt" o:hralign="center" o:hrstd="t" o:hr="t" fillcolor="#a0a0a0" stroked="f"/>
+          <v:rect id="_x0000_i1028" style="width:0;height:1.5pt" o:hralign="center" o:hrstd="t" o:hr="t" fillcolor="#a0a0a0" stroked="f"/>
         </w:pict>
       </w:r>
     </w:p>
@@ -1097,14 +785,12 @@
         <w:rPr>
           <w:b/>
           <w:bCs/>
-          <w:lang w:val="en-PK"/>
-        </w:rPr>
-      </w:pPr>
-      <w:r>
-        <w:rPr>
-          <w:b/>
-          <w:bCs/>
-          <w:lang w:val="en-PK"/>
+        </w:rPr>
+      </w:pPr>
+      <w:r>
+        <w:rPr>
+          <w:b/>
+          <w:bCs/>
         </w:rPr>
         <w:t>1. Data Exploration</w:t>
       </w:r>
@@ -1114,28 +800,18 @@
         <w:rPr>
           <w:b/>
           <w:bCs/>
-          <w:lang w:val="en-PK"/>
-        </w:rPr>
-      </w:pPr>
-      <w:r>
-        <w:rPr>
-          <w:b/>
-          <w:bCs/>
-          <w:lang w:val="en-PK"/>
+        </w:rPr>
+      </w:pPr>
+      <w:r>
+        <w:rPr>
+          <w:b/>
+          <w:bCs/>
         </w:rPr>
         <w:t>Objective</w:t>
       </w:r>
     </w:p>
     <w:p>
-      <w:pPr>
-        <w:rPr>
-          <w:lang w:val="en-PK"/>
-        </w:rPr>
-      </w:pPr>
-      <w:r>
-        <w:rPr>
-          <w:lang w:val="en-PK"/>
-        </w:rPr>
+      <w:r>
         <w:lastRenderedPageBreak/>
         <w:t>Exploration helps identify trends, potential errors, and relationships between features. This step includes:</w:t>
       </w:r>
@@ -1146,14 +822,8 @@
           <w:ilvl w:val="0"/>
           <w:numId w:val="5"/>
         </w:numPr>
-        <w:rPr>
-          <w:lang w:val="en-PK"/>
-        </w:rPr>
-      </w:pPr>
-      <w:r>
-        <w:rPr>
-          <w:lang w:val="en-PK"/>
-        </w:rPr>
+      </w:pPr>
+      <w:r>
         <w:t>Viewing the structure of the dataset.</w:t>
       </w:r>
     </w:p>
@@ -1163,14 +833,8 @@
           <w:ilvl w:val="0"/>
           <w:numId w:val="5"/>
         </w:numPr>
-        <w:rPr>
-          <w:lang w:val="en-PK"/>
-        </w:rPr>
-      </w:pPr>
-      <w:r>
-        <w:rPr>
-          <w:lang w:val="en-PK"/>
-        </w:rPr>
+      </w:pPr>
+      <w:r>
         <w:t>Checking for missing or irrelevant data.</w:t>
       </w:r>
     </w:p>
@@ -1180,14 +844,8 @@
           <w:ilvl w:val="0"/>
           <w:numId w:val="5"/>
         </w:numPr>
-        <w:rPr>
-          <w:lang w:val="en-PK"/>
-        </w:rPr>
-      </w:pPr>
-      <w:r>
-        <w:rPr>
-          <w:lang w:val="en-PK"/>
-        </w:rPr>
+      </w:pPr>
+      <w:r>
         <w:t>Visualizing feature distributions to identify potential clusters.</w:t>
       </w:r>
     </w:p>
@@ -1196,14 +854,12 @@
         <w:rPr>
           <w:b/>
           <w:bCs/>
-          <w:lang w:val="en-PK"/>
-        </w:rPr>
-      </w:pPr>
-      <w:r>
-        <w:rPr>
-          <w:b/>
-          <w:bCs/>
-          <w:lang w:val="en-PK"/>
+        </w:rPr>
+      </w:pPr>
+      <w:r>
+        <w:rPr>
+          <w:b/>
+          <w:bCs/>
         </w:rPr>
         <w:t>Dataset Inspection</w:t>
       </w:r>
@@ -1214,14 +870,8 @@
           <w:ilvl w:val="0"/>
           <w:numId w:val="6"/>
         </w:numPr>
-        <w:rPr>
-          <w:lang w:val="en-PK"/>
-        </w:rPr>
-      </w:pPr>
-      <w:r>
-        <w:rPr>
-          <w:lang w:val="en-PK"/>
-        </w:rPr>
+      </w:pPr>
+      <w:r>
         <w:t>The first step is to inspect the dataset for:</w:t>
       </w:r>
     </w:p>
@@ -1231,14 +881,8 @@
           <w:ilvl w:val="1"/>
           <w:numId w:val="6"/>
         </w:numPr>
-        <w:rPr>
-          <w:lang w:val="en-PK"/>
-        </w:rPr>
-      </w:pPr>
-      <w:r>
-        <w:rPr>
-          <w:lang w:val="en-PK"/>
-        </w:rPr>
+      </w:pPr>
+      <w:r>
         <w:t>Column names and data types.</w:t>
       </w:r>
     </w:p>
@@ -1248,14 +892,8 @@
           <w:ilvl w:val="1"/>
           <w:numId w:val="6"/>
         </w:numPr>
-        <w:rPr>
-          <w:lang w:val="en-PK"/>
-        </w:rPr>
-      </w:pPr>
-      <w:r>
-        <w:rPr>
-          <w:lang w:val="en-PK"/>
-        </w:rPr>
+      </w:pPr>
+      <w:r>
         <w:t>Missing values.</w:t>
       </w:r>
     </w:p>
@@ -1265,27 +903,18 @@
           <w:ilvl w:val="1"/>
           <w:numId w:val="6"/>
         </w:numPr>
-        <w:rPr>
-          <w:lang w:val="en-PK"/>
-        </w:rPr>
-      </w:pPr>
-      <w:r>
-        <w:rPr>
-          <w:lang w:val="en-PK"/>
-        </w:rPr>
+      </w:pPr>
+      <w:r>
         <w:t>Summary statistics like mean, median, and standard deviation.</w:t>
       </w:r>
     </w:p>
     <w:p>
       <w:pPr>
         <w:jc w:val="center"/>
-        <w:rPr>
-          <w:lang w:val="en-PK"/>
-        </w:rPr>
-      </w:pPr>
-      <w:r>
-        <w:rPr>
-          <w:lang w:val="en-PK"/>
+      </w:pPr>
+      <w:r>
+        <w:rPr>
+          <w:noProof/>
         </w:rPr>
         <w:drawing>
           <wp:inline distT="0" distB="0" distL="0" distR="0" wp14:anchorId="68AAADD1" wp14:editId="50120180">
@@ -1327,13 +956,10 @@
     <w:p>
       <w:pPr>
         <w:jc w:val="center"/>
-        <w:rPr>
-          <w:lang w:val="en-PK"/>
-        </w:rPr>
-      </w:pPr>
-      <w:r>
-        <w:rPr>
-          <w:lang w:val="en-PK"/>
+      </w:pPr>
+      <w:r>
+        <w:rPr>
+          <w:noProof/>
         </w:rPr>
         <w:lastRenderedPageBreak/>
         <w:drawing>
@@ -1373,25 +999,11 @@
         </w:drawing>
       </w:r>
     </w:p>
-    <w:p>
-      <w:pPr>
-        <w:rPr>
-          <w:lang w:val="en-PK"/>
-        </w:rPr>
-      </w:pPr>
-    </w:p>
-    <w:p>
-      <w:pPr>
-        <w:rPr>
-          <w:lang w:val="en-PK"/>
-        </w:rPr>
-      </w:pPr>
-      <w:r>
-        <w:rPr>
-          <w:lang w:val="en-PK"/>
-        </w:rPr>
+    <w:p/>
+    <w:p>
+      <w:r>
         <w:pict w14:anchorId="50E6E99C">
-          <v:rect id="_x0000_i1119" style="width:0;height:1.5pt" o:hralign="center" o:hrstd="t" o:hr="t" fillcolor="#a0a0a0" stroked="f"/>
+          <v:rect id="_x0000_i1029" style="width:0;height:1.5pt" o:hralign="center" o:hrstd="t" o:hr="t" fillcolor="#a0a0a0" stroked="f"/>
         </w:pict>
       </w:r>
     </w:p>
@@ -1400,28 +1012,18 @@
         <w:rPr>
           <w:b/>
           <w:bCs/>
-          <w:lang w:val="en-PK"/>
-        </w:rPr>
-      </w:pPr>
-      <w:r>
-        <w:rPr>
-          <w:b/>
-          <w:bCs/>
-          <w:lang w:val="en-PK"/>
+        </w:rPr>
+      </w:pPr>
+      <w:r>
+        <w:rPr>
+          <w:b/>
+          <w:bCs/>
         </w:rPr>
         <w:t>Visualizing the Data</w:t>
       </w:r>
     </w:p>
     <w:p>
-      <w:pPr>
-        <w:rPr>
-          <w:lang w:val="en-PK"/>
-        </w:rPr>
-      </w:pPr>
-      <w:r>
-        <w:rPr>
-          <w:lang w:val="en-PK"/>
-        </w:rPr>
+      <w:r>
         <w:t>Visualization is key to understanding relationships between features. For this dataset:</w:t>
       </w:r>
     </w:p>
@@ -1431,22 +1033,15 @@
           <w:ilvl w:val="0"/>
           <w:numId w:val="7"/>
         </w:numPr>
-        <w:rPr>
-          <w:lang w:val="en-PK"/>
-        </w:rPr>
-      </w:pPr>
-      <w:r>
-        <w:rPr>
-          <w:b/>
-          <w:bCs/>
-          <w:lang w:val="en-PK"/>
+      </w:pPr>
+      <w:r>
+        <w:rPr>
+          <w:b/>
+          <w:bCs/>
         </w:rPr>
         <w:t>Histograms:</w:t>
       </w:r>
       <w:r>
-        <w:rPr>
-          <w:lang w:val="en-PK"/>
-        </w:rPr>
         <w:t xml:space="preserve"> Display the distribution of key features like Age, Annual Income, and Spending Score.</w:t>
       </w:r>
     </w:p>
@@ -1457,44 +1052,40 @@
           <w:numId w:val="7"/>
         </w:numPr>
         <w:rPr>
-          <w:lang w:val="en-PK"/>
-        </w:rPr>
-      </w:pPr>
-      <w:proofErr w:type="spellStart"/>
-      <w:r>
-        <w:rPr>
-          <w:b/>
-          <w:bCs/>
-          <w:lang w:val="en-PK"/>
-        </w:rPr>
-        <w:t>Pairplots</w:t>
-      </w:r>
-      <w:proofErr w:type="spellEnd"/>
-      <w:r>
-        <w:rPr>
-          <w:b/>
-          <w:bCs/>
-          <w:lang w:val="en-PK"/>
-        </w:rPr>
-        <w:t>:</w:t>
-      </w:r>
-      <w:r>
-        <w:rPr>
-          <w:lang w:val="en-PK"/>
-        </w:rPr>
+          <w:rStyle w:val="Emphasis"/>
+          <w:b/>
+          <w:bCs/>
+        </w:rPr>
+      </w:pPr>
+      <w:r>
+        <w:rPr>
+          <w:b/>
+          <w:bCs/>
+        </w:rPr>
+        <w:t>Pairplots:</w:t>
+      </w:r>
+      <w:r>
         <w:t xml:space="preserve"> Show potential separations between features and clusters.</w:t>
       </w:r>
+      <w:r>
+        <w:t xml:space="preserve"> </w:t>
+      </w:r>
+      <w:r>
+        <w:rPr>
+          <w:rStyle w:val="Emphasis"/>
+          <w:b/>
+          <w:bCs/>
+        </w:rPr>
+        <w:t>(Scikit-learn Documentation, 2023)</w:t>
+      </w:r>
     </w:p>
     <w:p>
       <w:pPr>
         <w:jc w:val="center"/>
-        <w:rPr>
-          <w:lang w:val="en-PK"/>
-        </w:rPr>
-      </w:pPr>
-      <w:r>
-        <w:rPr>
-          <w:lang w:val="en-PK"/>
+      </w:pPr>
+      <w:r>
+        <w:rPr>
+          <w:noProof/>
         </w:rPr>
         <w:drawing>
           <wp:inline distT="0" distB="0" distL="0" distR="0" wp14:anchorId="68427FA6" wp14:editId="26D37F79">
@@ -1536,29 +1127,20 @@
     <w:p>
       <w:pPr>
         <w:jc w:val="center"/>
-        <w:rPr>
-          <w:lang w:val="en-PK"/>
-        </w:rPr>
       </w:pPr>
     </w:p>
     <w:p>
       <w:pPr>
         <w:jc w:val="center"/>
-        <w:rPr>
-          <w:lang w:val="en-PK"/>
-        </w:rPr>
       </w:pPr>
     </w:p>
     <w:p>
       <w:pPr>
         <w:jc w:val="center"/>
-        <w:rPr>
-          <w:lang w:val="en-PK"/>
-        </w:rPr>
-      </w:pPr>
-      <w:r>
-        <w:rPr>
-          <w:lang w:val="en-PK"/>
+      </w:pPr>
+      <w:r>
+        <w:rPr>
+          <w:noProof/>
         </w:rPr>
         <w:lastRenderedPageBreak/>
         <w:drawing>
@@ -1598,26 +1180,18 @@
         </w:drawing>
       </w:r>
     </w:p>
-    <w:p>
-      <w:pPr>
-        <w:rPr>
-          <w:lang w:val="en-PK"/>
-        </w:rPr>
-      </w:pPr>
-    </w:p>
-    <w:p>
-      <w:pPr>
-        <w:rPr>
-          <w:b/>
-          <w:bCs/>
-          <w:lang w:val="en-PK"/>
-        </w:rPr>
-      </w:pPr>
-      <w:r>
-        <w:rPr>
-          <w:b/>
-          <w:bCs/>
-          <w:lang w:val="en-PK"/>
+    <w:p/>
+    <w:p>
+      <w:pPr>
+        <w:rPr>
+          <w:b/>
+          <w:bCs/>
+        </w:rPr>
+      </w:pPr>
+      <w:r>
+        <w:rPr>
+          <w:b/>
+          <w:bCs/>
         </w:rPr>
         <w:t>Insights from Visualizations</w:t>
       </w:r>
@@ -1628,22 +1202,15 @@
           <w:ilvl w:val="0"/>
           <w:numId w:val="8"/>
         </w:numPr>
-        <w:rPr>
-          <w:lang w:val="en-PK"/>
-        </w:rPr>
-      </w:pPr>
-      <w:r>
-        <w:rPr>
-          <w:b/>
-          <w:bCs/>
-          <w:lang w:val="en-PK"/>
+      </w:pPr>
+      <w:r>
+        <w:rPr>
+          <w:b/>
+          <w:bCs/>
         </w:rPr>
         <w:t>Age Distribution:</w:t>
       </w:r>
       <w:r>
-        <w:rPr>
-          <w:lang w:val="en-PK"/>
-        </w:rPr>
         <w:t xml:space="preserve"> Age is approximately normally distributed, with most customers between 20-50 years old.</w:t>
       </w:r>
     </w:p>
@@ -1653,22 +1220,15 @@
           <w:ilvl w:val="0"/>
           <w:numId w:val="8"/>
         </w:numPr>
-        <w:rPr>
-          <w:lang w:val="en-PK"/>
-        </w:rPr>
-      </w:pPr>
-      <w:r>
-        <w:rPr>
-          <w:b/>
-          <w:bCs/>
-          <w:lang w:val="en-PK"/>
+      </w:pPr>
+      <w:r>
+        <w:rPr>
+          <w:b/>
+          <w:bCs/>
         </w:rPr>
         <w:t>Annual Income:</w:t>
       </w:r>
       <w:r>
-        <w:rPr>
-          <w:lang w:val="en-PK"/>
-        </w:rPr>
         <w:t xml:space="preserve"> This feature has a uniform distribution, with values ranging between $15k and $135k.</w:t>
       </w:r>
     </w:p>
@@ -1678,22 +1238,15 @@
           <w:ilvl w:val="0"/>
           <w:numId w:val="8"/>
         </w:numPr>
-        <w:rPr>
-          <w:lang w:val="en-PK"/>
-        </w:rPr>
-      </w:pPr>
-      <w:r>
-        <w:rPr>
-          <w:b/>
-          <w:bCs/>
-          <w:lang w:val="en-PK"/>
+      </w:pPr>
+      <w:r>
+        <w:rPr>
+          <w:b/>
+          <w:bCs/>
         </w:rPr>
         <w:t>Spending Score:</w:t>
       </w:r>
       <w:r>
-        <w:rPr>
-          <w:lang w:val="en-PK"/>
-        </w:rPr>
         <w:t xml:space="preserve"> Customers exhibit two distinct groups—low and high spenders.</w:t>
       </w:r>
     </w:p>
@@ -1703,74 +1256,39 @@
           <w:ilvl w:val="0"/>
           <w:numId w:val="8"/>
         </w:numPr>
-        <w:rPr>
-          <w:lang w:val="en-PK"/>
-        </w:rPr>
-      </w:pPr>
-      <w:r>
-        <w:rPr>
-          <w:b/>
-          <w:bCs/>
-          <w:lang w:val="en-PK"/>
+      </w:pPr>
+      <w:r>
+        <w:rPr>
+          <w:b/>
+          <w:bCs/>
         </w:rPr>
         <w:t>Pairwise Relationships:</w:t>
       </w:r>
       <w:r>
-        <w:rPr>
-          <w:lang w:val="en-PK"/>
-        </w:rPr>
         <w:t xml:space="preserve"> The scatter plot of Annual Income vs. Spending Score reveals potential cluster separations.</w:t>
       </w:r>
     </w:p>
     <w:p>
-      <w:pPr>
-        <w:rPr>
-          <w:lang w:val="en-PK"/>
-        </w:rPr>
-      </w:pPr>
-      <w:r>
-        <w:rPr>
-          <w:lang w:val="en-PK"/>
-        </w:rPr>
+      <w:r>
         <w:pict w14:anchorId="459CDFD0">
-          <v:rect id="_x0000_i1120" style="width:0;height:1.5pt" o:hralign="center" o:hrstd="t" o:hr="t" fillcolor="#a0a0a0" stroked="f"/>
+          <v:rect id="_x0000_i1030" style="width:0;height:1.5pt" o:hralign="center" o:hrstd="t" o:hr="t" fillcolor="#a0a0a0" stroked="f"/>
         </w:pict>
       </w:r>
     </w:p>
-    <w:p>
-      <w:pPr>
-        <w:rPr>
-          <w:lang w:val="en-PK"/>
-        </w:rPr>
-      </w:pPr>
-    </w:p>
-    <w:p>
-      <w:pPr>
-        <w:rPr>
-          <w:lang w:val="en-PK"/>
-        </w:rPr>
-      </w:pPr>
-    </w:p>
-    <w:p>
-      <w:pPr>
-        <w:rPr>
-          <w:lang w:val="en-PK"/>
-        </w:rPr>
-      </w:pPr>
-    </w:p>
-    <w:p>
-      <w:pPr>
-        <w:rPr>
-          <w:b/>
-          <w:bCs/>
-          <w:lang w:val="en-PK"/>
-        </w:rPr>
-      </w:pPr>
-      <w:r>
-        <w:rPr>
-          <w:b/>
-          <w:bCs/>
-          <w:lang w:val="en-PK"/>
+    <w:p/>
+    <w:p/>
+    <w:p/>
+    <w:p>
+      <w:pPr>
+        <w:rPr>
+          <w:b/>
+          <w:bCs/>
+        </w:rPr>
+      </w:pPr>
+      <w:r>
+        <w:rPr>
+          <w:b/>
+          <w:bCs/>
         </w:rPr>
         <w:lastRenderedPageBreak/>
         <w:t>2. Data Preprocessing</w:t>
@@ -1781,28 +1299,18 @@
         <w:rPr>
           <w:b/>
           <w:bCs/>
-          <w:lang w:val="en-PK"/>
-        </w:rPr>
-      </w:pPr>
-      <w:r>
-        <w:rPr>
-          <w:b/>
-          <w:bCs/>
-          <w:lang w:val="en-PK"/>
+        </w:rPr>
+      </w:pPr>
+      <w:r>
+        <w:rPr>
+          <w:b/>
+          <w:bCs/>
         </w:rPr>
         <w:t>Objective</w:t>
       </w:r>
     </w:p>
     <w:p>
-      <w:pPr>
-        <w:rPr>
-          <w:lang w:val="en-PK"/>
-        </w:rPr>
-      </w:pPr>
-      <w:r>
-        <w:rPr>
-          <w:lang w:val="en-PK"/>
-        </w:rPr>
+      <w:r>
         <w:t>To prepare the dataset for clustering by:</w:t>
       </w:r>
     </w:p>
@@ -1812,29 +1320,9 @@
           <w:ilvl w:val="0"/>
           <w:numId w:val="9"/>
         </w:numPr>
-        <w:rPr>
-          <w:lang w:val="en-PK"/>
-        </w:rPr>
-      </w:pPr>
-      <w:r>
-        <w:rPr>
-          <w:lang w:val="en-PK"/>
-        </w:rPr>
-        <w:t>Removing irrelevant columns (</w:t>
-      </w:r>
-      <w:proofErr w:type="spellStart"/>
-      <w:r>
-        <w:rPr>
-          <w:lang w:val="en-PK"/>
-        </w:rPr>
-        <w:t>CustomerID</w:t>
-      </w:r>
-      <w:proofErr w:type="spellEnd"/>
-      <w:r>
-        <w:rPr>
-          <w:lang w:val="en-PK"/>
-        </w:rPr>
-        <w:t>).</w:t>
+      </w:pPr>
+      <w:r>
+        <w:t>Removing irrelevant columns (CustomerID).</w:t>
       </w:r>
     </w:p>
     <w:p>
@@ -1843,14 +1331,8 @@
           <w:ilvl w:val="0"/>
           <w:numId w:val="9"/>
         </w:numPr>
-        <w:rPr>
-          <w:lang w:val="en-PK"/>
-        </w:rPr>
-      </w:pPr>
-      <w:r>
-        <w:rPr>
-          <w:lang w:val="en-PK"/>
-        </w:rPr>
+      </w:pPr>
+      <w:r>
         <w:t>Encoding categorical variables (Gender).</w:t>
       </w:r>
     </w:p>
@@ -1860,14 +1342,8 @@
           <w:ilvl w:val="0"/>
           <w:numId w:val="9"/>
         </w:numPr>
-        <w:rPr>
-          <w:lang w:val="en-PK"/>
-        </w:rPr>
-      </w:pPr>
-      <w:r>
-        <w:rPr>
-          <w:lang w:val="en-PK"/>
-        </w:rPr>
+      </w:pPr>
+      <w:r>
         <w:t>Scaling numerical features for normalization.</w:t>
       </w:r>
     </w:p>
@@ -1876,14 +1352,12 @@
         <w:rPr>
           <w:b/>
           <w:bCs/>
-          <w:lang w:val="en-PK"/>
-        </w:rPr>
-      </w:pPr>
-      <w:r>
-        <w:rPr>
-          <w:b/>
-          <w:bCs/>
-          <w:lang w:val="en-PK"/>
+        </w:rPr>
+      </w:pPr>
+      <w:r>
+        <w:rPr>
+          <w:b/>
+          <w:bCs/>
         </w:rPr>
         <w:t>Steps in Preprocessing</w:t>
       </w:r>
@@ -1894,37 +1368,16 @@
           <w:ilvl w:val="0"/>
           <w:numId w:val="10"/>
         </w:numPr>
-        <w:rPr>
-          <w:lang w:val="en-PK"/>
-        </w:rPr>
-      </w:pPr>
-      <w:r>
-        <w:rPr>
-          <w:b/>
-          <w:bCs/>
-          <w:lang w:val="en-PK"/>
+      </w:pPr>
+      <w:r>
+        <w:rPr>
+          <w:b/>
+          <w:bCs/>
         </w:rPr>
         <w:t>Dropping Irrelevant Columns:</w:t>
       </w:r>
       <w:r>
-        <w:rPr>
-          <w:lang w:val="en-PK"/>
-        </w:rPr>
-        <w:t xml:space="preserve"> </w:t>
-      </w:r>
-      <w:proofErr w:type="spellStart"/>
-      <w:r>
-        <w:rPr>
-          <w:lang w:val="en-PK"/>
-        </w:rPr>
-        <w:t>CustomerID</w:t>
-      </w:r>
-      <w:proofErr w:type="spellEnd"/>
-      <w:r>
-        <w:rPr>
-          <w:lang w:val="en-PK"/>
-        </w:rPr>
-        <w:t xml:space="preserve"> is unique for each customer and does not contribute to clustering.</w:t>
+        <w:t xml:space="preserve"> CustomerID is unique for each customer and does not contribute to clustering.</w:t>
       </w:r>
     </w:p>
     <w:p>
@@ -1933,22 +1386,15 @@
           <w:ilvl w:val="0"/>
           <w:numId w:val="10"/>
         </w:numPr>
-        <w:rPr>
-          <w:lang w:val="en-PK"/>
-        </w:rPr>
-      </w:pPr>
-      <w:r>
-        <w:rPr>
-          <w:b/>
-          <w:bCs/>
-          <w:lang w:val="en-PK"/>
+      </w:pPr>
+      <w:r>
+        <w:rPr>
+          <w:b/>
+          <w:bCs/>
         </w:rPr>
         <w:t>Encoding Categorical Variables:</w:t>
       </w:r>
       <w:r>
-        <w:rPr>
-          <w:lang w:val="en-PK"/>
-        </w:rPr>
         <w:t xml:space="preserve"> Convert the Gender column into numeric values using one-hot encoding.</w:t>
       </w:r>
     </w:p>
@@ -1959,37 +1405,16 @@
           <w:numId w:val="10"/>
         </w:numPr>
         <w:jc w:val="center"/>
-        <w:rPr>
-          <w:lang w:val="en-PK"/>
-        </w:rPr>
-      </w:pPr>
-      <w:r>
-        <w:rPr>
-          <w:b/>
-          <w:bCs/>
-          <w:lang w:val="en-PK"/>
+      </w:pPr>
+      <w:r>
+        <w:rPr>
+          <w:b/>
+          <w:bCs/>
         </w:rPr>
         <w:t>Scaling Features:</w:t>
       </w:r>
       <w:r>
-        <w:rPr>
-          <w:lang w:val="en-PK"/>
-        </w:rPr>
-        <w:t xml:space="preserve"> Use </w:t>
-      </w:r>
-      <w:proofErr w:type="spellStart"/>
-      <w:r>
-        <w:rPr>
-          <w:lang w:val="en-PK"/>
-        </w:rPr>
-        <w:t>StandardScaler</w:t>
-      </w:r>
-      <w:proofErr w:type="spellEnd"/>
-      <w:r>
-        <w:rPr>
-          <w:lang w:val="en-PK"/>
-        </w:rPr>
-        <w:t xml:space="preserve"> to scale all numerical features, ensuring they contribute equally during clustering.</w:t>
+        <w:t xml:space="preserve"> Use StandardScaler to scale all numerical features, ensuring they contribute equally during clustering.</w:t>
       </w:r>
       <w:r>
         <w:rPr>
@@ -1999,7 +1424,24 @@
       </w:r>
       <w:r>
         <w:rPr>
-          <w:lang w:val="en-PK"/>
+          <w:rStyle w:val="Emphasis"/>
+          <w:b/>
+          <w:bCs/>
+        </w:rPr>
+        <w:t>(Scikit-learn Documentation, 2023)</w:t>
+      </w:r>
+    </w:p>
+    <w:p>
+      <w:pPr>
+        <w:numPr>
+          <w:ilvl w:val="0"/>
+          <w:numId w:val="10"/>
+        </w:numPr>
+        <w:jc w:val="center"/>
+      </w:pPr>
+      <w:r>
+        <w:rPr>
+          <w:noProof/>
         </w:rPr>
         <w:drawing>
           <wp:inline distT="0" distB="0" distL="0" distR="0" wp14:anchorId="21110754" wp14:editId="7A501C68">
@@ -2038,26 +1480,18 @@
         </w:drawing>
       </w:r>
     </w:p>
-    <w:p>
-      <w:pPr>
-        <w:rPr>
-          <w:lang w:val="en-PK"/>
-        </w:rPr>
-      </w:pPr>
-    </w:p>
-    <w:p>
-      <w:pPr>
-        <w:rPr>
-          <w:b/>
-          <w:bCs/>
-          <w:lang w:val="en-PK"/>
-        </w:rPr>
-      </w:pPr>
-      <w:r>
-        <w:rPr>
-          <w:b/>
-          <w:bCs/>
-          <w:lang w:val="en-PK"/>
+    <w:p/>
+    <w:p>
+      <w:pPr>
+        <w:rPr>
+          <w:b/>
+          <w:bCs/>
+        </w:rPr>
+      </w:pPr>
+      <w:r>
+        <w:rPr>
+          <w:b/>
+          <w:bCs/>
         </w:rPr>
         <w:t>Result</w:t>
       </w:r>
@@ -2068,41 +1502,20 @@
           <w:ilvl w:val="0"/>
           <w:numId w:val="11"/>
         </w:numPr>
-        <w:rPr>
-          <w:lang w:val="en-PK"/>
-        </w:rPr>
-      </w:pPr>
-      <w:r>
-        <w:rPr>
-          <w:lang w:val="en-PK"/>
-        </w:rPr>
+      </w:pPr>
+      <w:r>
         <w:t>The dataset is now fully numeric and scaled, ready for clustering.</w:t>
       </w:r>
     </w:p>
-    <w:p>
-      <w:pPr>
-        <w:rPr>
-          <w:lang w:val="en-PK"/>
-        </w:rPr>
-      </w:pPr>
-    </w:p>
-    <w:p>
-      <w:pPr>
-        <w:rPr>
-          <w:lang w:val="en-PK"/>
-        </w:rPr>
-      </w:pPr>
-    </w:p>
+    <w:p/>
+    <w:p/>
     <w:p>
       <w:pPr>
         <w:jc w:val="center"/>
-        <w:rPr>
-          <w:lang w:val="en-PK"/>
-        </w:rPr>
-      </w:pPr>
-      <w:r>
-        <w:rPr>
-          <w:lang w:val="en-PK"/>
+      </w:pPr>
+      <w:r>
+        <w:rPr>
+          <w:noProof/>
         </w:rPr>
         <w:drawing>
           <wp:inline distT="0" distB="0" distL="0" distR="0" wp14:anchorId="5B80A3D6" wp14:editId="5F152342">
@@ -2142,18 +1555,10 @@
       </w:r>
     </w:p>
     <w:p>
-      <w:pPr>
-        <w:rPr>
-          <w:lang w:val="en-PK"/>
-        </w:rPr>
-      </w:pPr>
-      <w:r>
-        <w:rPr>
-          <w:lang w:val="en-PK"/>
-        </w:rPr>
+      <w:r>
         <w:lastRenderedPageBreak/>
         <w:pict w14:anchorId="2E42F5BF">
-          <v:rect id="_x0000_i1121" style="width:0;height:1.5pt" o:hralign="center" o:hrstd="t" o:hr="t" fillcolor="#a0a0a0" stroked="f"/>
+          <v:rect id="_x0000_i1031" style="width:0;height:1.5pt" o:hralign="center" o:hrstd="t" o:hr="t" fillcolor="#a0a0a0" stroked="f"/>
         </w:pict>
       </w:r>
     </w:p>
@@ -2162,14 +1567,12 @@
         <w:rPr>
           <w:b/>
           <w:bCs/>
-          <w:lang w:val="en-PK"/>
-        </w:rPr>
-      </w:pPr>
-      <w:r>
-        <w:rPr>
-          <w:b/>
-          <w:bCs/>
-          <w:lang w:val="en-PK"/>
+        </w:rPr>
+      </w:pPr>
+      <w:r>
+        <w:rPr>
+          <w:b/>
+          <w:bCs/>
         </w:rPr>
         <w:t>3. Implementing K-Means Clustering</w:t>
       </w:r>
@@ -2179,28 +1582,18 @@
         <w:rPr>
           <w:b/>
           <w:bCs/>
-          <w:lang w:val="en-PK"/>
-        </w:rPr>
-      </w:pPr>
-      <w:r>
-        <w:rPr>
-          <w:b/>
-          <w:bCs/>
-          <w:lang w:val="en-PK"/>
+        </w:rPr>
+      </w:pPr>
+      <w:r>
+        <w:rPr>
+          <w:b/>
+          <w:bCs/>
         </w:rPr>
         <w:t>Objective</w:t>
       </w:r>
     </w:p>
     <w:p>
-      <w:pPr>
-        <w:rPr>
-          <w:lang w:val="en-PK"/>
-        </w:rPr>
-      </w:pPr>
-      <w:r>
-        <w:rPr>
-          <w:lang w:val="en-PK"/>
-        </w:rPr>
+      <w:r>
         <w:t>To group customers into distinct clusters by:</w:t>
       </w:r>
     </w:p>
@@ -2210,28 +1603,18 @@
           <w:ilvl w:val="0"/>
           <w:numId w:val="12"/>
         </w:numPr>
-        <w:rPr>
-          <w:lang w:val="en-PK"/>
-        </w:rPr>
-      </w:pPr>
-      <w:r>
-        <w:rPr>
-          <w:lang w:val="en-PK"/>
-        </w:rPr>
+      </w:pPr>
+      <w:r>
         <w:t xml:space="preserve">Determining the optimal number of clusters using the </w:t>
       </w:r>
       <w:r>
         <w:rPr>
           <w:b/>
           <w:bCs/>
-          <w:lang w:val="en-PK"/>
         </w:rPr>
         <w:t>Elbow Method</w:t>
       </w:r>
       <w:r>
-        <w:rPr>
-          <w:lang w:val="en-PK"/>
-        </w:rPr>
         <w:t>.</w:t>
       </w:r>
     </w:p>
@@ -2241,29 +1624,9 @@
           <w:ilvl w:val="0"/>
           <w:numId w:val="12"/>
         </w:numPr>
-        <w:rPr>
-          <w:lang w:val="en-PK"/>
-        </w:rPr>
-      </w:pPr>
-      <w:r>
-        <w:rPr>
-          <w:lang w:val="en-PK"/>
-        </w:rPr>
-        <w:t xml:space="preserve">Applying the K-Means algorithm to the </w:t>
-      </w:r>
-      <w:proofErr w:type="spellStart"/>
-      <w:r>
-        <w:rPr>
-          <w:lang w:val="en-PK"/>
-        </w:rPr>
-        <w:t>preprocessed</w:t>
-      </w:r>
-      <w:proofErr w:type="spellEnd"/>
-      <w:r>
-        <w:rPr>
-          <w:lang w:val="en-PK"/>
-        </w:rPr>
-        <w:t xml:space="preserve"> data.</w:t>
+      </w:pPr>
+      <w:r>
+        <w:t>Applying the K-Means algorithm to the preprocessed data.</w:t>
       </w:r>
     </w:p>
     <w:p>
@@ -2272,29 +1635,15 @@
           <w:ilvl w:val="0"/>
           <w:numId w:val="12"/>
         </w:numPr>
-        <w:rPr>
-          <w:lang w:val="en-PK"/>
-        </w:rPr>
-      </w:pPr>
-      <w:r>
-        <w:rPr>
-          <w:lang w:val="en-PK"/>
-        </w:rPr>
+      </w:pPr>
+      <w:r>
         <w:t>Assigning cluster labels to each customer for further interpretation.</w:t>
       </w:r>
     </w:p>
     <w:p>
-      <w:pPr>
-        <w:rPr>
-          <w:lang w:val="en-PK"/>
-        </w:rPr>
-      </w:pPr>
-      <w:r>
-        <w:rPr>
-          <w:lang w:val="en-PK"/>
-        </w:rPr>
+      <w:r>
         <w:pict w14:anchorId="59DA694A">
-          <v:rect id="_x0000_i1122" style="width:0;height:1.5pt" o:hralign="center" o:hrstd="t" o:hr="t" fillcolor="#a0a0a0" stroked="f"/>
+          <v:rect id="_x0000_i1032" style="width:0;height:1.5pt" o:hralign="center" o:hrstd="t" o:hr="t" fillcolor="#a0a0a0" stroked="f"/>
         </w:pict>
       </w:r>
     </w:p>
@@ -2303,42 +1652,28 @@
         <w:rPr>
           <w:b/>
           <w:bCs/>
-          <w:lang w:val="en-PK"/>
-        </w:rPr>
-      </w:pPr>
-      <w:r>
-        <w:rPr>
-          <w:b/>
-          <w:bCs/>
-          <w:lang w:val="en-PK"/>
+        </w:rPr>
+      </w:pPr>
+      <w:r>
+        <w:rPr>
+          <w:b/>
+          <w:bCs/>
         </w:rPr>
         <w:t>Step 1: Determine Optimal Clusters</w:t>
       </w:r>
     </w:p>
     <w:p>
-      <w:pPr>
-        <w:rPr>
-          <w:lang w:val="en-PK"/>
-        </w:rPr>
-      </w:pPr>
-      <w:r>
-        <w:rPr>
-          <w:lang w:val="en-PK"/>
-        </w:rPr>
+      <w:r>
         <w:t xml:space="preserve">The </w:t>
       </w:r>
       <w:r>
         <w:rPr>
           <w:b/>
           <w:bCs/>
-          <w:lang w:val="en-PK"/>
         </w:rPr>
         <w:t>Elbow Method</w:t>
       </w:r>
       <w:r>
-        <w:rPr>
-          <w:lang w:val="en-PK"/>
-        </w:rPr>
         <w:t xml:space="preserve"> is used to find the ideal number of clusters. It involves:</w:t>
       </w:r>
     </w:p>
@@ -2348,28 +1683,18 @@
           <w:ilvl w:val="0"/>
           <w:numId w:val="13"/>
         </w:numPr>
-        <w:rPr>
-          <w:lang w:val="en-PK"/>
-        </w:rPr>
-      </w:pPr>
-      <w:r>
-        <w:rPr>
-          <w:lang w:val="en-PK"/>
-        </w:rPr>
+      </w:pPr>
+      <w:r>
         <w:t xml:space="preserve">Calculating the </w:t>
       </w:r>
       <w:r>
         <w:rPr>
           <w:b/>
           <w:bCs/>
-          <w:lang w:val="en-PK"/>
         </w:rPr>
         <w:t>inertia</w:t>
       </w:r>
       <w:r>
-        <w:rPr>
-          <w:lang w:val="en-PK"/>
-        </w:rPr>
         <w:t xml:space="preserve"> (within-cluster sum of squares) for different cluster numbers (k).</w:t>
       </w:r>
     </w:p>
@@ -2379,34 +1704,30 @@
           <w:ilvl w:val="0"/>
           <w:numId w:val="13"/>
         </w:numPr>
-        <w:rPr>
-          <w:lang w:val="en-PK"/>
-        </w:rPr>
-      </w:pPr>
-      <w:r>
-        <w:rPr>
-          <w:lang w:val="en-PK"/>
-        </w:rPr>
+      </w:pPr>
+      <w:r>
         <w:t>Plotting inertia values to identify the "elbow point," where adding more clusters no longer significantly reduces inertia.</w:t>
       </w:r>
-    </w:p>
-    <w:p>
-      <w:pPr>
-        <w:rPr>
-          <w:lang w:val="en-PK"/>
-        </w:rPr>
-      </w:pPr>
-    </w:p>
+      <w:r>
+        <w:t xml:space="preserve"> </w:t>
+      </w:r>
+      <w:r>
+        <w:rPr>
+          <w:rStyle w:val="Emphasis"/>
+          <w:b/>
+          <w:bCs/>
+        </w:rPr>
+        <w:t>(Jain, 2010)</w:t>
+      </w:r>
+    </w:p>
+    <w:p/>
     <w:p>
       <w:pPr>
         <w:jc w:val="center"/>
-        <w:rPr>
-          <w:lang w:val="en-PK"/>
-        </w:rPr>
-      </w:pPr>
-      <w:r>
-        <w:rPr>
-          <w:lang w:val="en-PK"/>
+      </w:pPr>
+      <w:r>
+        <w:rPr>
+          <w:noProof/>
         </w:rPr>
         <w:drawing>
           <wp:inline distT="0" distB="0" distL="0" distR="0" wp14:anchorId="62D12B45" wp14:editId="3E58F8AF">
@@ -2445,23 +1766,14 @@
         </w:drawing>
       </w:r>
     </w:p>
-    <w:p>
-      <w:pPr>
-        <w:rPr>
-          <w:lang w:val="en-PK"/>
-        </w:rPr>
-      </w:pPr>
-    </w:p>
+    <w:p/>
     <w:p>
       <w:pPr>
         <w:jc w:val="center"/>
-        <w:rPr>
-          <w:lang w:val="en-PK"/>
-        </w:rPr>
-      </w:pPr>
-      <w:r>
-        <w:rPr>
-          <w:lang w:val="en-PK"/>
+      </w:pPr>
+      <w:r>
+        <w:rPr>
+          <w:noProof/>
         </w:rPr>
         <w:lastRenderedPageBreak/>
         <w:drawing>
@@ -2506,14 +1818,12 @@
         <w:rPr>
           <w:b/>
           <w:bCs/>
-          <w:lang w:val="en-PK"/>
-        </w:rPr>
-      </w:pPr>
-      <w:r>
-        <w:rPr>
-          <w:b/>
-          <w:bCs/>
-          <w:lang w:val="en-PK"/>
+        </w:rPr>
+      </w:pPr>
+      <w:r>
+        <w:rPr>
+          <w:b/>
+          <w:bCs/>
         </w:rPr>
         <w:t>Insights</w:t>
       </w:r>
@@ -2524,29 +1834,15 @@
           <w:ilvl w:val="0"/>
           <w:numId w:val="14"/>
         </w:numPr>
-        <w:rPr>
-          <w:lang w:val="en-PK"/>
-        </w:rPr>
-      </w:pPr>
-      <w:r>
-        <w:rPr>
-          <w:lang w:val="en-PK"/>
-        </w:rPr>
+      </w:pPr>
+      <w:r>
         <w:t>The elbow point, often around k=5, indicates the optimal number of clusters for this dataset.</w:t>
       </w:r>
     </w:p>
     <w:p>
-      <w:pPr>
-        <w:rPr>
-          <w:lang w:val="en-PK"/>
-        </w:rPr>
-      </w:pPr>
-      <w:r>
-        <w:rPr>
-          <w:lang w:val="en-PK"/>
-        </w:rPr>
+      <w:r>
         <w:pict w14:anchorId="2B0631F9">
-          <v:rect id="_x0000_i1123" style="width:0;height:1.5pt" o:hralign="center" o:hrstd="t" o:hr="t" fillcolor="#a0a0a0" stroked="f"/>
+          <v:rect id="_x0000_i1033" style="width:0;height:1.5pt" o:hralign="center" o:hrstd="t" o:hr="t" fillcolor="#a0a0a0" stroked="f"/>
         </w:pict>
       </w:r>
     </w:p>
@@ -2555,41 +1851,28 @@
         <w:rPr>
           <w:b/>
           <w:bCs/>
-          <w:lang w:val="en-PK"/>
-        </w:rPr>
-      </w:pPr>
-      <w:r>
-        <w:rPr>
-          <w:b/>
-          <w:bCs/>
-          <w:lang w:val="en-PK"/>
+        </w:rPr>
+      </w:pPr>
+      <w:r>
+        <w:rPr>
+          <w:b/>
+          <w:bCs/>
         </w:rPr>
         <w:t>Step 2: Apply K-Means</w:t>
       </w:r>
     </w:p>
     <w:p>
-      <w:pPr>
-        <w:rPr>
-          <w:lang w:val="en-PK"/>
-        </w:rPr>
-      </w:pPr>
-      <w:r>
-        <w:rPr>
-          <w:lang w:val="en-PK"/>
-        </w:rPr>
+      <w:r>
         <w:t>Once the optimal k is determined, the K-Means algorithm assigns each customer to one of the clusters. The result is a new column, Cluster, added to the dataset.</w:t>
       </w:r>
     </w:p>
     <w:p>
       <w:pPr>
         <w:jc w:val="center"/>
-        <w:rPr>
-          <w:lang w:val="en-PK"/>
-        </w:rPr>
-      </w:pPr>
-      <w:r>
-        <w:rPr>
-          <w:lang w:val="en-PK"/>
+      </w:pPr>
+      <w:r>
+        <w:rPr>
+          <w:noProof/>
         </w:rPr>
         <w:drawing>
           <wp:inline distT="0" distB="0" distL="0" distR="0" wp14:anchorId="393B5AEA" wp14:editId="6A1730D3">
@@ -2631,13 +1914,10 @@
     <w:p>
       <w:pPr>
         <w:jc w:val="center"/>
-        <w:rPr>
-          <w:lang w:val="en-PK"/>
-        </w:rPr>
-      </w:pPr>
-      <w:r>
-        <w:rPr>
-          <w:lang w:val="en-PK"/>
+      </w:pPr>
+      <w:r>
+        <w:rPr>
+          <w:noProof/>
         </w:rPr>
         <w:lastRenderedPageBreak/>
         <w:drawing>
@@ -2677,26 +1957,18 @@
         </w:drawing>
       </w:r>
     </w:p>
-    <w:p>
-      <w:pPr>
-        <w:rPr>
-          <w:lang w:val="en-PK"/>
-        </w:rPr>
-      </w:pPr>
-    </w:p>
-    <w:p>
-      <w:pPr>
-        <w:rPr>
-          <w:b/>
-          <w:bCs/>
-          <w:lang w:val="en-PK"/>
-        </w:rPr>
-      </w:pPr>
-      <w:r>
-        <w:rPr>
-          <w:b/>
-          <w:bCs/>
-          <w:lang w:val="en-PK"/>
+    <w:p/>
+    <w:p>
+      <w:pPr>
+        <w:rPr>
+          <w:b/>
+          <w:bCs/>
+        </w:rPr>
+      </w:pPr>
+      <w:r>
+        <w:rPr>
+          <w:b/>
+          <w:bCs/>
         </w:rPr>
         <w:t>Insights</w:t>
       </w:r>
@@ -2707,29 +1979,15 @@
           <w:ilvl w:val="0"/>
           <w:numId w:val="15"/>
         </w:numPr>
-        <w:rPr>
-          <w:lang w:val="en-PK"/>
-        </w:rPr>
-      </w:pPr>
-      <w:r>
-        <w:rPr>
-          <w:lang w:val="en-PK"/>
-        </w:rPr>
+      </w:pPr>
+      <w:r>
         <w:t>Each customer now belongs to a specific cluster based on their income and spending score.</w:t>
       </w:r>
     </w:p>
     <w:p>
-      <w:pPr>
-        <w:rPr>
-          <w:lang w:val="en-PK"/>
-        </w:rPr>
-      </w:pPr>
-      <w:r>
-        <w:rPr>
-          <w:lang w:val="en-PK"/>
-        </w:rPr>
+      <w:r>
         <w:pict w14:anchorId="27B7DB20">
-          <v:rect id="_x0000_i1124" style="width:0;height:1.5pt" o:hralign="center" o:hrstd="t" o:hr="t" fillcolor="#a0a0a0" stroked="f"/>
+          <v:rect id="_x0000_i1034" style="width:0;height:1.5pt" o:hralign="center" o:hrstd="t" o:hr="t" fillcolor="#a0a0a0" stroked="f"/>
         </w:pict>
       </w:r>
     </w:p>
@@ -2738,14 +1996,12 @@
         <w:rPr>
           <w:b/>
           <w:bCs/>
-          <w:lang w:val="en-PK"/>
-        </w:rPr>
-      </w:pPr>
-      <w:r>
-        <w:rPr>
-          <w:b/>
-          <w:bCs/>
-          <w:lang w:val="en-PK"/>
+        </w:rPr>
+      </w:pPr>
+      <w:r>
+        <w:rPr>
+          <w:b/>
+          <w:bCs/>
         </w:rPr>
         <w:t>4. Visualizing Clusters</w:t>
       </w:r>
@@ -2755,41 +2011,44 @@
         <w:rPr>
           <w:b/>
           <w:bCs/>
-          <w:lang w:val="en-PK"/>
-        </w:rPr>
-      </w:pPr>
-      <w:r>
-        <w:rPr>
-          <w:b/>
-          <w:bCs/>
-          <w:lang w:val="en-PK"/>
+        </w:rPr>
+      </w:pPr>
+      <w:r>
+        <w:rPr>
+          <w:b/>
+          <w:bCs/>
         </w:rPr>
         <w:t>Objective</w:t>
       </w:r>
     </w:p>
     <w:p>
-      <w:pPr>
-        <w:rPr>
-          <w:lang w:val="en-PK"/>
-        </w:rPr>
-      </w:pPr>
-      <w:r>
-        <w:rPr>
-          <w:lang w:val="en-PK"/>
-        </w:rPr>
+      <w:r>
         <w:t>To visually interpret the clusters in a 2D space, using key features like Annual Income and Spending Score.</w:t>
       </w:r>
+      <w:r>
+        <w:rPr>
+          <w:rStyle w:val="Emphasis"/>
+          <w:b/>
+          <w:bCs/>
+        </w:rPr>
+        <w:t xml:space="preserve"> </w:t>
+      </w:r>
+      <w:r>
+        <w:rPr>
+          <w:rStyle w:val="Emphasis"/>
+          <w:b/>
+          <w:bCs/>
+        </w:rPr>
+        <w:t>(Scikit-learn Documentation, 2023)</w:t>
+      </w:r>
     </w:p>
     <w:p>
       <w:pPr>
         <w:jc w:val="center"/>
-        <w:rPr>
-          <w:lang w:val="en-PK"/>
-        </w:rPr>
-      </w:pPr>
-      <w:r>
-        <w:rPr>
-          <w:lang w:val="en-PK"/>
+      </w:pPr>
+      <w:r>
+        <w:rPr>
+          <w:noProof/>
         </w:rPr>
         <w:drawing>
           <wp:inline distT="0" distB="0" distL="0" distR="0" wp14:anchorId="4B1BC9C3" wp14:editId="6462AA12">
@@ -2831,13 +2090,10 @@
     <w:p>
       <w:pPr>
         <w:jc w:val="center"/>
-        <w:rPr>
-          <w:lang w:val="en-PK"/>
-        </w:rPr>
-      </w:pPr>
-      <w:r>
-        <w:rPr>
-          <w:lang w:val="en-PK"/>
+      </w:pPr>
+      <w:r>
+        <w:rPr>
+          <w:noProof/>
         </w:rPr>
         <w:lastRenderedPageBreak/>
         <w:drawing>
@@ -2877,26 +2133,18 @@
         </w:drawing>
       </w:r>
     </w:p>
-    <w:p>
-      <w:pPr>
-        <w:rPr>
-          <w:lang w:val="en-PK"/>
-        </w:rPr>
-      </w:pPr>
-    </w:p>
-    <w:p>
-      <w:pPr>
-        <w:rPr>
-          <w:b/>
-          <w:bCs/>
-          <w:lang w:val="en-PK"/>
-        </w:rPr>
-      </w:pPr>
-      <w:r>
-        <w:rPr>
-          <w:b/>
-          <w:bCs/>
-          <w:lang w:val="en-PK"/>
+    <w:p/>
+    <w:p>
+      <w:pPr>
+        <w:rPr>
+          <w:b/>
+          <w:bCs/>
+        </w:rPr>
+      </w:pPr>
+      <w:r>
+        <w:rPr>
+          <w:b/>
+          <w:bCs/>
         </w:rPr>
         <w:t>Insights from Visualization</w:t>
       </w:r>
@@ -2907,22 +2155,15 @@
           <w:ilvl w:val="0"/>
           <w:numId w:val="16"/>
         </w:numPr>
-        <w:rPr>
-          <w:lang w:val="en-PK"/>
-        </w:rPr>
-      </w:pPr>
-      <w:r>
-        <w:rPr>
-          <w:b/>
-          <w:bCs/>
-          <w:lang w:val="en-PK"/>
+      </w:pPr>
+      <w:r>
+        <w:rPr>
+          <w:b/>
+          <w:bCs/>
         </w:rPr>
         <w:t>Cluster Separation:</w:t>
       </w:r>
       <w:r>
-        <w:rPr>
-          <w:lang w:val="en-PK"/>
-        </w:rPr>
         <w:t xml:space="preserve"> Customers are clearly grouped into distinct clusters.</w:t>
       </w:r>
     </w:p>
@@ -2932,22 +2173,15 @@
           <w:ilvl w:val="0"/>
           <w:numId w:val="16"/>
         </w:numPr>
-        <w:rPr>
-          <w:lang w:val="en-PK"/>
-        </w:rPr>
-      </w:pPr>
-      <w:r>
-        <w:rPr>
-          <w:b/>
-          <w:bCs/>
-          <w:lang w:val="en-PK"/>
+      </w:pPr>
+      <w:r>
+        <w:rPr>
+          <w:b/>
+          <w:bCs/>
         </w:rPr>
         <w:t>High-Spending Customers:</w:t>
       </w:r>
       <w:r>
-        <w:rPr>
-          <w:lang w:val="en-PK"/>
-        </w:rPr>
         <w:t xml:space="preserve"> A cluster with high spending scores and high incomes represents valuable customers.</w:t>
       </w:r>
     </w:p>
@@ -2957,37 +2191,22 @@
           <w:ilvl w:val="0"/>
           <w:numId w:val="16"/>
         </w:numPr>
-        <w:rPr>
-          <w:lang w:val="en-PK"/>
-        </w:rPr>
-      </w:pPr>
-      <w:r>
-        <w:rPr>
-          <w:b/>
-          <w:bCs/>
-          <w:lang w:val="en-PK"/>
+      </w:pPr>
+      <w:r>
+        <w:rPr>
+          <w:b/>
+          <w:bCs/>
         </w:rPr>
         <w:t>Low-Income Groups:</w:t>
       </w:r>
       <w:r>
-        <w:rPr>
-          <w:lang w:val="en-PK"/>
-        </w:rPr>
         <w:t xml:space="preserve"> Clusters with low income and low spending scores represent customers with limited purchasing power.</w:t>
       </w:r>
     </w:p>
     <w:p>
-      <w:pPr>
-        <w:rPr>
-          <w:lang w:val="en-PK"/>
-        </w:rPr>
-      </w:pPr>
-      <w:r>
-        <w:rPr>
-          <w:lang w:val="en-PK"/>
-        </w:rPr>
+      <w:r>
         <w:pict w14:anchorId="535E20E8">
-          <v:rect id="_x0000_i1125" style="width:0;height:1.5pt" o:hralign="center" o:hrstd="t" o:hr="t" fillcolor="#a0a0a0" stroked="f"/>
+          <v:rect id="_x0000_i1035" style="width:0;height:1.5pt" o:hralign="center" o:hrstd="t" o:hr="t" fillcolor="#a0a0a0" stroked="f"/>
         </w:pict>
       </w:r>
     </w:p>
@@ -2996,14 +2215,12 @@
         <w:rPr>
           <w:b/>
           <w:bCs/>
-          <w:lang w:val="en-PK"/>
-        </w:rPr>
-      </w:pPr>
-      <w:r>
-        <w:rPr>
-          <w:b/>
-          <w:bCs/>
-          <w:lang w:val="en-PK"/>
+        </w:rPr>
+      </w:pPr>
+      <w:r>
+        <w:rPr>
+          <w:b/>
+          <w:bCs/>
         </w:rPr>
         <w:t>5. Evaluating Clustering Quality</w:t>
       </w:r>
@@ -3013,42 +2230,28 @@
         <w:rPr>
           <w:b/>
           <w:bCs/>
-          <w:lang w:val="en-PK"/>
-        </w:rPr>
-      </w:pPr>
-      <w:r>
-        <w:rPr>
-          <w:b/>
-          <w:bCs/>
-          <w:lang w:val="en-PK"/>
+        </w:rPr>
+      </w:pPr>
+      <w:r>
+        <w:rPr>
+          <w:b/>
+          <w:bCs/>
         </w:rPr>
         <w:t>Silhouette Score</w:t>
       </w:r>
     </w:p>
     <w:p>
-      <w:pPr>
-        <w:rPr>
-          <w:lang w:val="en-PK"/>
-        </w:rPr>
-      </w:pPr>
-      <w:r>
-        <w:rPr>
-          <w:lang w:val="en-PK"/>
-        </w:rPr>
+      <w:r>
         <w:t xml:space="preserve">The </w:t>
       </w:r>
       <w:r>
         <w:rPr>
           <w:b/>
           <w:bCs/>
-          <w:lang w:val="en-PK"/>
         </w:rPr>
         <w:t>Silhouette Score</w:t>
       </w:r>
       <w:r>
-        <w:rPr>
-          <w:lang w:val="en-PK"/>
-        </w:rPr>
         <w:t xml:space="preserve"> evaluates clustering quality by measuring:</w:t>
       </w:r>
     </w:p>
@@ -3058,14 +2261,8 @@
           <w:ilvl w:val="0"/>
           <w:numId w:val="17"/>
         </w:numPr>
-        <w:rPr>
-          <w:lang w:val="en-PK"/>
-        </w:rPr>
-      </w:pPr>
-      <w:r>
-        <w:rPr>
-          <w:lang w:val="en-PK"/>
-        </w:rPr>
+      </w:pPr>
+      <w:r>
         <w:t>How close each point is to points in its cluster (cohesion).</w:t>
       </w:r>
     </w:p>
@@ -3075,27 +2272,18 @@
           <w:ilvl w:val="0"/>
           <w:numId w:val="17"/>
         </w:numPr>
-        <w:rPr>
-          <w:lang w:val="en-PK"/>
-        </w:rPr>
-      </w:pPr>
-      <w:r>
-        <w:rPr>
-          <w:lang w:val="en-PK"/>
-        </w:rPr>
+      </w:pPr>
+      <w:r>
         <w:t>How far it is from points in other clusters (separation).</w:t>
       </w:r>
     </w:p>
     <w:p>
       <w:pPr>
         <w:jc w:val="center"/>
-        <w:rPr>
-          <w:lang w:val="en-PK"/>
-        </w:rPr>
-      </w:pPr>
-      <w:r>
-        <w:rPr>
-          <w:lang w:val="en-PK"/>
+      </w:pPr>
+      <w:r>
+        <w:rPr>
+          <w:noProof/>
         </w:rPr>
         <w:drawing>
           <wp:inline distT="0" distB="0" distL="0" distR="0" wp14:anchorId="2A381FD0" wp14:editId="44D75502">
@@ -3139,14 +2327,12 @@
         <w:rPr>
           <w:b/>
           <w:bCs/>
-          <w:lang w:val="en-PK"/>
-        </w:rPr>
-      </w:pPr>
-      <w:r>
-        <w:rPr>
-          <w:b/>
-          <w:bCs/>
-          <w:lang w:val="en-PK"/>
+        </w:rPr>
+      </w:pPr>
+      <w:r>
+        <w:rPr>
+          <w:b/>
+          <w:bCs/>
         </w:rPr>
         <w:lastRenderedPageBreak/>
         <w:t>Insights</w:t>
@@ -3158,29 +2344,15 @@
           <w:ilvl w:val="0"/>
           <w:numId w:val="18"/>
         </w:numPr>
-        <w:rPr>
-          <w:lang w:val="en-PK"/>
-        </w:rPr>
-      </w:pPr>
-      <w:r>
-        <w:rPr>
-          <w:lang w:val="en-PK"/>
-        </w:rPr>
+      </w:pPr>
+      <w:r>
         <w:t>A silhouette score near 1 indicates well-separated clusters. For this dataset, the score confirms the effectiveness of K-Means.</w:t>
       </w:r>
     </w:p>
     <w:p>
-      <w:pPr>
-        <w:rPr>
-          <w:lang w:val="en-PK"/>
-        </w:rPr>
-      </w:pPr>
-      <w:r>
-        <w:rPr>
-          <w:lang w:val="en-PK"/>
-        </w:rPr>
+      <w:r>
         <w:pict w14:anchorId="5D214CA8">
-          <v:rect id="_x0000_i1126" style="width:0;height:1.5pt" o:hralign="center" o:hrstd="t" o:hr="t" fillcolor="#a0a0a0" stroked="f"/>
+          <v:rect id="_x0000_i1036" style="width:0;height:1.5pt" o:hralign="center" o:hrstd="t" o:hr="t" fillcolor="#a0a0a0" stroked="f"/>
         </w:pict>
       </w:r>
     </w:p>
@@ -3189,14 +2361,12 @@
         <w:rPr>
           <w:b/>
           <w:bCs/>
-          <w:lang w:val="en-PK"/>
-        </w:rPr>
-      </w:pPr>
-      <w:r>
-        <w:rPr>
-          <w:b/>
-          <w:bCs/>
-          <w:lang w:val="en-PK"/>
+        </w:rPr>
+      </w:pPr>
+      <w:r>
+        <w:rPr>
+          <w:b/>
+          <w:bCs/>
         </w:rPr>
         <w:t>6. Conclusion</w:t>
       </w:r>
@@ -3206,14 +2376,12 @@
         <w:rPr>
           <w:b/>
           <w:bCs/>
-          <w:lang w:val="en-PK"/>
-        </w:rPr>
-      </w:pPr>
-      <w:r>
-        <w:rPr>
-          <w:b/>
-          <w:bCs/>
-          <w:lang w:val="en-PK"/>
+        </w:rPr>
+      </w:pPr>
+      <w:r>
+        <w:rPr>
+          <w:b/>
+          <w:bCs/>
         </w:rPr>
         <w:t>Key Takeaways</w:t>
       </w:r>
@@ -3224,37 +2392,16 @@
           <w:ilvl w:val="0"/>
           <w:numId w:val="19"/>
         </w:numPr>
-        <w:rPr>
-          <w:lang w:val="en-PK"/>
-        </w:rPr>
-      </w:pPr>
-      <w:r>
-        <w:rPr>
-          <w:b/>
-          <w:bCs/>
-          <w:lang w:val="en-PK"/>
+      </w:pPr>
+      <w:r>
+        <w:rPr>
+          <w:b/>
+          <w:bCs/>
         </w:rPr>
         <w:t>Segmentation:</w:t>
       </w:r>
       <w:r>
-        <w:rPr>
-          <w:lang w:val="en-PK"/>
-        </w:rPr>
-        <w:t xml:space="preserve"> K-Means successfully grouped customers into clusters based on purchasing </w:t>
-      </w:r>
-      <w:proofErr w:type="spellStart"/>
-      <w:r>
-        <w:rPr>
-          <w:lang w:val="en-PK"/>
-        </w:rPr>
-        <w:t>behavior</w:t>
-      </w:r>
-      <w:proofErr w:type="spellEnd"/>
-      <w:r>
-        <w:rPr>
-          <w:lang w:val="en-PK"/>
-        </w:rPr>
-        <w:t>.</w:t>
+        <w:t xml:space="preserve"> K-Means successfully grouped customers into clusters based on purchasing behavior.</w:t>
       </w:r>
     </w:p>
     <w:p>
@@ -3263,22 +2410,15 @@
           <w:ilvl w:val="0"/>
           <w:numId w:val="19"/>
         </w:numPr>
-        <w:rPr>
-          <w:lang w:val="en-PK"/>
-        </w:rPr>
-      </w:pPr>
-      <w:r>
-        <w:rPr>
-          <w:b/>
-          <w:bCs/>
-          <w:lang w:val="en-PK"/>
+      </w:pPr>
+      <w:r>
+        <w:rPr>
+          <w:b/>
+          <w:bCs/>
         </w:rPr>
         <w:t>Optimal Clusters:</w:t>
       </w:r>
       <w:r>
-        <w:rPr>
-          <w:lang w:val="en-PK"/>
-        </w:rPr>
         <w:t xml:space="preserve"> The Elbow Method suggested that 5 clusters were appropriate for this dataset.</w:t>
       </w:r>
     </w:p>
@@ -3288,22 +2428,15 @@
           <w:ilvl w:val="0"/>
           <w:numId w:val="19"/>
         </w:numPr>
-        <w:rPr>
-          <w:lang w:val="en-PK"/>
-        </w:rPr>
-      </w:pPr>
-      <w:r>
-        <w:rPr>
-          <w:b/>
-          <w:bCs/>
-          <w:lang w:val="en-PK"/>
+      </w:pPr>
+      <w:r>
+        <w:rPr>
+          <w:b/>
+          <w:bCs/>
         </w:rPr>
         <w:t>Cluster Evaluation:</w:t>
       </w:r>
       <w:r>
-        <w:rPr>
-          <w:lang w:val="en-PK"/>
-        </w:rPr>
         <w:t xml:space="preserve"> A satisfactory silhouette score indicates cohesive and well-separated clusters.</w:t>
       </w:r>
     </w:p>
@@ -3312,14 +2445,12 @@
         <w:rPr>
           <w:b/>
           <w:bCs/>
-          <w:lang w:val="en-PK"/>
-        </w:rPr>
-      </w:pPr>
-      <w:r>
-        <w:rPr>
-          <w:b/>
-          <w:bCs/>
-          <w:lang w:val="en-PK"/>
+        </w:rPr>
+      </w:pPr>
+      <w:r>
+        <w:rPr>
+          <w:b/>
+          <w:bCs/>
         </w:rPr>
         <w:t>Cluster Insights</w:t>
       </w:r>
@@ -3330,22 +2461,15 @@
           <w:ilvl w:val="0"/>
           <w:numId w:val="20"/>
         </w:numPr>
-        <w:rPr>
-          <w:lang w:val="en-PK"/>
-        </w:rPr>
-      </w:pPr>
-      <w:r>
-        <w:rPr>
-          <w:b/>
-          <w:bCs/>
-          <w:lang w:val="en-PK"/>
+      </w:pPr>
+      <w:r>
+        <w:rPr>
+          <w:b/>
+          <w:bCs/>
         </w:rPr>
         <w:t>High-Income, High-Spending Cluster:</w:t>
       </w:r>
       <w:r>
-        <w:rPr>
-          <w:lang w:val="en-PK"/>
-        </w:rPr>
         <w:t xml:space="preserve"> Represents premium customers who could benefit from exclusive offers.</w:t>
       </w:r>
     </w:p>
@@ -3355,22 +2479,15 @@
           <w:ilvl w:val="0"/>
           <w:numId w:val="20"/>
         </w:numPr>
-        <w:rPr>
-          <w:lang w:val="en-PK"/>
-        </w:rPr>
-      </w:pPr>
-      <w:r>
-        <w:rPr>
-          <w:b/>
-          <w:bCs/>
-          <w:lang w:val="en-PK"/>
+      </w:pPr>
+      <w:r>
+        <w:rPr>
+          <w:b/>
+          <w:bCs/>
         </w:rPr>
         <w:t>Low-Income, Low-Spending Cluster:</w:t>
       </w:r>
       <w:r>
-        <w:rPr>
-          <w:lang w:val="en-PK"/>
-        </w:rPr>
         <w:t xml:space="preserve"> Represents cost-conscious customers who might respond to budget-friendly promotions.</w:t>
       </w:r>
     </w:p>
@@ -3380,37 +2497,33 @@
           <w:ilvl w:val="0"/>
           <w:numId w:val="20"/>
         </w:numPr>
-        <w:rPr>
-          <w:lang w:val="en-PK"/>
-        </w:rPr>
-      </w:pPr>
-      <w:r>
-        <w:rPr>
-          <w:b/>
-          <w:bCs/>
-          <w:lang w:val="en-PK"/>
+      </w:pPr>
+      <w:r>
+        <w:rPr>
+          <w:b/>
+          <w:bCs/>
         </w:rPr>
         <w:t>Middle-Income Clusters:</w:t>
       </w:r>
       <w:r>
-        <w:rPr>
-          <w:lang w:val="en-PK"/>
-        </w:rPr>
         <w:t xml:space="preserve"> Include customers with balanced spending habits, representing average mall shoppers.</w:t>
       </w:r>
-    </w:p>
-    <w:p>
-      <w:pPr>
-        <w:rPr>
-          <w:lang w:val="en-PK"/>
-        </w:rPr>
-      </w:pPr>
-      <w:r>
-        <w:rPr>
-          <w:lang w:val="en-PK"/>
-        </w:rPr>
+      <w:r>
+        <w:t xml:space="preserve"> </w:t>
+      </w:r>
+      <w:r>
+        <w:rPr>
+          <w:rStyle w:val="Emphasis"/>
+          <w:b/>
+          <w:bCs/>
+        </w:rPr>
+        <w:t>(Jain, 2010)</w:t>
+      </w:r>
+    </w:p>
+    <w:p>
+      <w:r>
         <w:pict w14:anchorId="6186A3D8">
-          <v:rect id="_x0000_i1127" style="width:0;height:1.5pt" o:hralign="center" o:hrstd="t" o:hr="t" fillcolor="#a0a0a0" stroked="f"/>
+          <v:rect id="_x0000_i1037" style="width:0;height:1.5pt" o:hralign="center" o:hrstd="t" o:hr="t" fillcolor="#a0a0a0" stroked="f"/>
         </w:pict>
       </w:r>
     </w:p>
@@ -3419,14 +2532,12 @@
         <w:rPr>
           <w:b/>
           <w:bCs/>
-          <w:lang w:val="en-PK"/>
-        </w:rPr>
-      </w:pPr>
-      <w:r>
-        <w:rPr>
-          <w:b/>
-          <w:bCs/>
-          <w:lang w:val="en-PK"/>
+        </w:rPr>
+      </w:pPr>
+      <w:r>
+        <w:rPr>
+          <w:b/>
+          <w:bCs/>
         </w:rPr>
         <w:t>Applications</w:t>
       </w:r>
@@ -3437,22 +2548,15 @@
           <w:ilvl w:val="0"/>
           <w:numId w:val="21"/>
         </w:numPr>
-        <w:rPr>
-          <w:lang w:val="en-PK"/>
-        </w:rPr>
-      </w:pPr>
-      <w:r>
-        <w:rPr>
-          <w:b/>
-          <w:bCs/>
-          <w:lang w:val="en-PK"/>
+      </w:pPr>
+      <w:r>
+        <w:rPr>
+          <w:b/>
+          <w:bCs/>
         </w:rPr>
         <w:t>Targeted Marketing:</w:t>
       </w:r>
       <w:r>
-        <w:rPr>
-          <w:lang w:val="en-PK"/>
-        </w:rPr>
         <w:t xml:space="preserve"> Design campaigns tailored to specific clusters, e.g., offering discounts to high-spending customers.</w:t>
       </w:r>
     </w:p>
@@ -3462,22 +2566,15 @@
           <w:ilvl w:val="0"/>
           <w:numId w:val="21"/>
         </w:numPr>
-        <w:rPr>
-          <w:lang w:val="en-PK"/>
-        </w:rPr>
-      </w:pPr>
-      <w:r>
-        <w:rPr>
-          <w:b/>
-          <w:bCs/>
-          <w:lang w:val="en-PK"/>
+      </w:pPr>
+      <w:r>
+        <w:rPr>
+          <w:b/>
+          <w:bCs/>
         </w:rPr>
         <w:t>Customer Retention:</w:t>
       </w:r>
       <w:r>
-        <w:rPr>
-          <w:lang w:val="en-PK"/>
-        </w:rPr>
         <w:t xml:space="preserve"> Focus on retaining high-value customers through loyalty programs.</w:t>
       </w:r>
     </w:p>
@@ -3487,51 +2584,22 @@
           <w:ilvl w:val="0"/>
           <w:numId w:val="21"/>
         </w:numPr>
-        <w:rPr>
-          <w:lang w:val="en-PK"/>
-        </w:rPr>
-      </w:pPr>
-      <w:r>
-        <w:rPr>
-          <w:b/>
-          <w:bCs/>
-          <w:lang w:val="en-PK"/>
+      </w:pPr>
+      <w:r>
+        <w:rPr>
+          <w:b/>
+          <w:bCs/>
         </w:rPr>
         <w:t>Business Optimization:</w:t>
       </w:r>
       <w:r>
-        <w:rPr>
-          <w:lang w:val="en-PK"/>
-        </w:rPr>
-        <w:t xml:space="preserve"> Align resources with the spending </w:t>
-      </w:r>
-      <w:proofErr w:type="spellStart"/>
-      <w:r>
-        <w:rPr>
-          <w:lang w:val="en-PK"/>
-        </w:rPr>
-        <w:t>behavior</w:t>
-      </w:r>
-      <w:proofErr w:type="spellEnd"/>
-      <w:r>
-        <w:rPr>
-          <w:lang w:val="en-PK"/>
-        </w:rPr>
-        <w:t xml:space="preserve"> of different clusters.</w:t>
-      </w:r>
-    </w:p>
-    <w:p>
-      <w:pPr>
-        <w:rPr>
-          <w:lang w:val="en-PK"/>
-        </w:rPr>
-      </w:pPr>
-      <w:r>
-        <w:rPr>
-          <w:lang w:val="en-PK"/>
-        </w:rPr>
+        <w:t xml:space="preserve"> Align resources with the spending behavior of different clusters.</w:t>
+      </w:r>
+    </w:p>
+    <w:p>
+      <w:r>
         <w:pict w14:anchorId="05487502">
-          <v:rect id="_x0000_i1128" style="width:0;height:1.5pt" o:hralign="center" o:hrstd="t" o:hr="t" fillcolor="#a0a0a0" stroked="f"/>
+          <v:rect id="_x0000_i1038" style="width:0;height:1.5pt" o:hralign="center" o:hrstd="t" o:hr="t" fillcolor="#a0a0a0" stroked="f"/>
         </w:pict>
       </w:r>
     </w:p>
@@ -3540,14 +2608,12 @@
         <w:rPr>
           <w:b/>
           <w:bCs/>
-          <w:lang w:val="en-PK"/>
-        </w:rPr>
-      </w:pPr>
-      <w:r>
-        <w:rPr>
-          <w:b/>
-          <w:bCs/>
-          <w:lang w:val="en-PK"/>
+        </w:rPr>
+      </w:pPr>
+      <w:r>
+        <w:rPr>
+          <w:b/>
+          <w:bCs/>
         </w:rPr>
         <w:t>Next Steps</w:t>
       </w:r>
@@ -3558,42 +2624,28 @@
           <w:ilvl w:val="0"/>
           <w:numId w:val="22"/>
         </w:numPr>
-        <w:rPr>
-          <w:lang w:val="en-PK"/>
-        </w:rPr>
-      </w:pPr>
-      <w:r>
-        <w:rPr>
-          <w:lang w:val="en-PK"/>
-        </w:rPr>
+      </w:pPr>
+      <w:r>
         <w:t xml:space="preserve">Experiment with advanced clustering techniques like </w:t>
       </w:r>
       <w:r>
         <w:rPr>
           <w:b/>
           <w:bCs/>
-          <w:lang w:val="en-PK"/>
         </w:rPr>
         <w:t>DBSCAN</w:t>
       </w:r>
       <w:r>
-        <w:rPr>
-          <w:lang w:val="en-PK"/>
-        </w:rPr>
         <w:t xml:space="preserve"> or </w:t>
       </w:r>
       <w:r>
         <w:rPr>
           <w:b/>
           <w:bCs/>
-          <w:lang w:val="en-PK"/>
         </w:rPr>
         <w:t>Hierarchical Clustering</w:t>
       </w:r>
       <w:r>
-        <w:rPr>
-          <w:lang w:val="en-PK"/>
-        </w:rPr>
         <w:t>.</w:t>
       </w:r>
     </w:p>
@@ -3603,14 +2655,8 @@
           <w:ilvl w:val="0"/>
           <w:numId w:val="22"/>
         </w:numPr>
-        <w:rPr>
-          <w:lang w:val="en-PK"/>
-        </w:rPr>
-      </w:pPr>
-      <w:r>
-        <w:rPr>
-          <w:lang w:val="en-PK"/>
-        </w:rPr>
+      </w:pPr>
+      <w:r>
         <w:lastRenderedPageBreak/>
         <w:t>Incorporate additional features, such as product preferences or visit frequency, to enhance clustering results.</w:t>
       </w:r>
@@ -3621,29 +2667,15 @@
           <w:ilvl w:val="0"/>
           <w:numId w:val="22"/>
         </w:numPr>
-        <w:rPr>
-          <w:lang w:val="en-PK"/>
-        </w:rPr>
-      </w:pPr>
-      <w:r>
-        <w:rPr>
-          <w:lang w:val="en-PK"/>
-        </w:rPr>
+      </w:pPr>
+      <w:r>
         <w:t>Use domain expertise to interpret clusters and align them with business objectives.</w:t>
       </w:r>
     </w:p>
     <w:p>
-      <w:pPr>
-        <w:rPr>
-          <w:lang w:val="en-PK"/>
-        </w:rPr>
-      </w:pPr>
-      <w:r>
-        <w:rPr>
-          <w:lang w:val="en-PK"/>
-        </w:rPr>
+      <w:r>
         <w:pict w14:anchorId="47BD718B">
-          <v:rect id="_x0000_i1129" style="width:0;height:1.5pt" o:hralign="center" o:hrstd="t" o:hr="t" fillcolor="#a0a0a0" stroked="f"/>
+          <v:rect id="_x0000_i1042" style="width:0;height:1.5pt" o:hralign="center" o:bullet="t" o:hrstd="t" o:hr="t" fillcolor="#a0a0a0" stroked="f"/>
         </w:pict>
       </w:r>
     </w:p>
@@ -3661,120 +2693,2050 @@
           <w:bCs/>
           <w:lang w:val="en-PK"/>
         </w:rPr>
-        <w:t>References</w:t>
+        <w:t>GitHub Section</w:t>
+      </w:r>
+    </w:p>
+    <w:p>
+      <w:pPr>
+        <w:rPr>
+          <w:lang w:val="en-PK"/>
+        </w:rPr>
+      </w:pPr>
+      <w:r>
+        <w:rPr>
+          <w:lang w:val="en-PK"/>
+        </w:rPr>
+        <w:t>To ensure accessibility, reproducibility, and collaboration, this project has been made publicly available on GitHub. The repository provides all necessary files, code, and documentation for implementing and evaluating the K-Means clustering algorithm for customer segmentation. Additionally, it includes detailed instructions to ensure easy use and understanding for all users, including those with accessibility needs.</w:t>
+      </w:r>
+    </w:p>
+    <w:p>
+      <w:pPr>
+        <w:rPr>
+          <w:lang w:val="en-PK"/>
+        </w:rPr>
+      </w:pPr>
+      <w:r>
+        <w:rPr>
+          <w:lang w:val="en-PK"/>
+        </w:rPr>
+        <w:pict w14:anchorId="32F4F9CF">
+          <v:rect id="_x0000_i1085" style="width:0;height:1.5pt" o:hralign="center" o:hrstd="t" o:hr="t" fillcolor="#a0a0a0" stroked="f"/>
+        </w:pict>
+      </w:r>
+    </w:p>
+    <w:p>
+      <w:pPr>
+        <w:rPr>
+          <w:b/>
+          <w:bCs/>
+          <w:lang w:val="en-PK"/>
+        </w:rPr>
+      </w:pPr>
+      <w:r>
+        <w:rPr>
+          <w:b/>
+          <w:bCs/>
+          <w:lang w:val="en-PK"/>
+        </w:rPr>
+        <w:t>Repository Structure</w:t>
+      </w:r>
+    </w:p>
+    <w:p>
+      <w:pPr>
+        <w:rPr>
+          <w:b/>
+          <w:bCs/>
+          <w:lang w:val="en-PK"/>
+        </w:rPr>
+      </w:pPr>
+    </w:p>
+    <w:p>
+      <w:pPr>
+        <w:jc w:val="center"/>
+        <w:rPr>
+          <w:b/>
+          <w:bCs/>
+          <w:lang w:val="en-PK"/>
+        </w:rPr>
+      </w:pPr>
+      <w:r>
+        <w:rPr>
+          <w:b/>
+          <w:bCs/>
+          <w:lang w:val="en-PK"/>
+        </w:rPr>
+        <w:drawing>
+          <wp:inline distT="0" distB="0" distL="0" distR="0" wp14:anchorId="7511338E" wp14:editId="57C475B2">
+            <wp:extent cx="5731510" cy="1911985"/>
+            <wp:effectExtent l="0" t="0" r="2540" b="0"/>
+            <wp:docPr id="350777480" name="Picture 1"/>
+            <wp:cNvGraphicFramePr>
+              <a:graphicFrameLocks xmlns:a="http://schemas.openxmlformats.org/drawingml/2006/main" noChangeAspect="1"/>
+            </wp:cNvGraphicFramePr>
+            <a:graphic xmlns:a="http://schemas.openxmlformats.org/drawingml/2006/main">
+              <a:graphicData uri="http://schemas.openxmlformats.org/drawingml/2006/picture">
+                <pic:pic xmlns:pic="http://schemas.openxmlformats.org/drawingml/2006/picture">
+                  <pic:nvPicPr>
+                    <pic:cNvPr id="350777480" name=""/>
+                    <pic:cNvPicPr/>
+                  </pic:nvPicPr>
+                  <pic:blipFill>
+                    <a:blip r:embed="rId22"/>
+                    <a:stretch>
+                      <a:fillRect/>
+                    </a:stretch>
+                  </pic:blipFill>
+                  <pic:spPr>
+                    <a:xfrm>
+                      <a:off x="0" y="0"/>
+                      <a:ext cx="5731510" cy="1911985"/>
+                    </a:xfrm>
+                    <a:prstGeom prst="rect">
+                      <a:avLst/>
+                    </a:prstGeom>
+                  </pic:spPr>
+                </pic:pic>
+              </a:graphicData>
+            </a:graphic>
+          </wp:inline>
+        </w:drawing>
+      </w:r>
+    </w:p>
+    <w:p>
+      <w:pPr>
+        <w:rPr>
+          <w:lang w:val="en-PK"/>
+        </w:rPr>
+      </w:pPr>
+      <w:r>
+        <w:rPr>
+          <w:lang w:val="en-PK"/>
+        </w:rPr>
+        <w:t>The repository is organized as follows:</w:t>
       </w:r>
     </w:p>
     <w:p>
       <w:pPr>
         <w:numPr>
           <w:ilvl w:val="0"/>
-          <w:numId w:val="23"/>
-        </w:numPr>
-        <w:rPr>
-          <w:lang w:val="en-PK"/>
-        </w:rPr>
-      </w:pPr>
-      <w:r>
-        <w:rPr>
-          <w:lang w:val="en-PK"/>
-        </w:rPr>
-        <w:t xml:space="preserve">Jain, A. K. (2010). </w:t>
-      </w:r>
-      <w:r>
-        <w:rPr>
-          <w:i/>
-          <w:iCs/>
-          <w:lang w:val="en-PK"/>
-        </w:rPr>
-        <w:t>Data clustering: 50 years beyond K-means</w:t>
-      </w:r>
-      <w:r>
-        <w:rPr>
-          <w:lang w:val="en-PK"/>
-        </w:rPr>
-        <w:t>. Pattern Recognition Letters, 31(8), 651-666.</w:t>
+          <w:numId w:val="24"/>
+        </w:numPr>
+        <w:rPr>
+          <w:lang w:val="en-PK"/>
+        </w:rPr>
+      </w:pPr>
+      <w:r>
+        <w:rPr>
+          <w:b/>
+          <w:bCs/>
+          <w:lang w:val="en-PK"/>
+        </w:rPr>
+        <w:t>LICENSE</w:t>
+      </w:r>
+      <w:r>
+        <w:rPr>
+          <w:lang w:val="en-PK"/>
+        </w:rPr>
+        <w:t>:</w:t>
+      </w:r>
+    </w:p>
+    <w:p>
+      <w:pPr>
+        <w:numPr>
+          <w:ilvl w:val="1"/>
+          <w:numId w:val="24"/>
+        </w:numPr>
+        <w:rPr>
+          <w:lang w:val="en-PK"/>
+        </w:rPr>
+      </w:pPr>
+      <w:r>
+        <w:rPr>
+          <w:lang w:val="en-PK"/>
+        </w:rPr>
+        <w:t>Specifies the terms under which the project can be used, modified, and distributed.</w:t>
+      </w:r>
+    </w:p>
+    <w:p>
+      <w:pPr>
+        <w:numPr>
+          <w:ilvl w:val="1"/>
+          <w:numId w:val="24"/>
+        </w:numPr>
+        <w:rPr>
+          <w:lang w:val="en-PK"/>
+        </w:rPr>
+      </w:pPr>
+      <w:r>
+        <w:rPr>
+          <w:lang w:val="en-PK"/>
+        </w:rPr>
+        <w:t xml:space="preserve">This project is licensed under the </w:t>
+      </w:r>
+      <w:r>
+        <w:rPr>
+          <w:b/>
+          <w:bCs/>
+          <w:lang w:val="en-PK"/>
+        </w:rPr>
+        <w:t>MIT License</w:t>
+      </w:r>
+      <w:r>
+        <w:rPr>
+          <w:lang w:val="en-PK"/>
+        </w:rPr>
+        <w:t>, which allows free usage and modification with attribution.</w:t>
       </w:r>
     </w:p>
     <w:p>
       <w:pPr>
         <w:numPr>
           <w:ilvl w:val="0"/>
-          <w:numId w:val="23"/>
-        </w:numPr>
-        <w:rPr>
-          <w:lang w:val="en-PK"/>
-        </w:rPr>
-      </w:pPr>
-      <w:r>
-        <w:rPr>
-          <w:lang w:val="en-PK"/>
-        </w:rPr>
-        <w:t xml:space="preserve">Scikit-learn Documentation. (2023). </w:t>
-      </w:r>
-      <w:r>
-        <w:rPr>
-          <w:i/>
-          <w:iCs/>
-          <w:lang w:val="en-PK"/>
-        </w:rPr>
-        <w:t>K-Means Clustering</w:t>
-      </w:r>
-      <w:r>
-        <w:rPr>
-          <w:lang w:val="en-PK"/>
-        </w:rPr>
-        <w:t>. Retrieved from scikit-learn.org.</w:t>
+          <w:numId w:val="24"/>
+        </w:numPr>
+        <w:rPr>
+          <w:lang w:val="en-PK"/>
+        </w:rPr>
+      </w:pPr>
+      <w:r>
+        <w:rPr>
+          <w:b/>
+          <w:bCs/>
+          <w:lang w:val="en-PK"/>
+        </w:rPr>
+        <w:t>README.md</w:t>
+      </w:r>
+      <w:r>
+        <w:rPr>
+          <w:lang w:val="en-PK"/>
+        </w:rPr>
+        <w:t>:</w:t>
+      </w:r>
+    </w:p>
+    <w:p>
+      <w:pPr>
+        <w:numPr>
+          <w:ilvl w:val="1"/>
+          <w:numId w:val="24"/>
+        </w:numPr>
+        <w:rPr>
+          <w:lang w:val="en-PK"/>
+        </w:rPr>
+      </w:pPr>
+      <w:r>
+        <w:rPr>
+          <w:lang w:val="en-PK"/>
+        </w:rPr>
+        <w:t>Provides an overview of the project, its objectives, and the steps to get started.</w:t>
+      </w:r>
+    </w:p>
+    <w:p>
+      <w:pPr>
+        <w:numPr>
+          <w:ilvl w:val="1"/>
+          <w:numId w:val="24"/>
+        </w:numPr>
+        <w:rPr>
+          <w:lang w:val="en-PK"/>
+        </w:rPr>
+      </w:pPr>
+      <w:r>
+        <w:rPr>
+          <w:lang w:val="en-PK"/>
+        </w:rPr>
+        <w:t>Includes setup instructions, dataset source links, and usage details.</w:t>
+      </w:r>
+    </w:p>
+    <w:p>
+      <w:pPr>
+        <w:numPr>
+          <w:ilvl w:val="1"/>
+          <w:numId w:val="24"/>
+        </w:numPr>
+        <w:rPr>
+          <w:lang w:val="en-PK"/>
+        </w:rPr>
+      </w:pPr>
+      <w:r>
+        <w:rPr>
+          <w:lang w:val="en-PK"/>
+        </w:rPr>
+        <w:lastRenderedPageBreak/>
+        <w:t>Summarizes the results with examples of visualizations and key takeaways.</w:t>
       </w:r>
     </w:p>
     <w:p>
       <w:pPr>
         <w:numPr>
           <w:ilvl w:val="0"/>
-          <w:numId w:val="23"/>
-        </w:numPr>
-        <w:rPr>
-          <w:lang w:val="en-PK"/>
-        </w:rPr>
-      </w:pPr>
-      <w:r>
-        <w:rPr>
-          <w:lang w:val="en-PK"/>
-        </w:rPr>
-        <w:t xml:space="preserve">Kaggle Dataset: </w:t>
-      </w:r>
-      <w:r>
-        <w:rPr>
-          <w:i/>
-          <w:iCs/>
-          <w:lang w:val="en-PK"/>
-        </w:rPr>
-        <w:t>Mall Customers</w:t>
-      </w:r>
-      <w:r>
-        <w:rPr>
-          <w:lang w:val="en-PK"/>
-        </w:rPr>
-        <w:t xml:space="preserve">. Retrieved from </w:t>
-      </w:r>
-      <w:hyperlink r:id="rId22" w:tgtFrame="_new" w:history="1">
+          <w:numId w:val="24"/>
+        </w:numPr>
+        <w:rPr>
+          <w:lang w:val="en-PK"/>
+        </w:rPr>
+      </w:pPr>
+      <w:r>
+        <w:rPr>
+          <w:b/>
+          <w:bCs/>
+          <w:lang w:val="en-PK"/>
+        </w:rPr>
+        <w:t>Customer_Segmentation_Report.docx</w:t>
+      </w:r>
+      <w:r>
+        <w:rPr>
+          <w:lang w:val="en-PK"/>
+        </w:rPr>
+        <w:t>:</w:t>
+      </w:r>
+    </w:p>
+    <w:p>
+      <w:pPr>
+        <w:numPr>
+          <w:ilvl w:val="1"/>
+          <w:numId w:val="24"/>
+        </w:numPr>
+        <w:rPr>
+          <w:lang w:val="en-PK"/>
+        </w:rPr>
+      </w:pPr>
+      <w:r>
+        <w:rPr>
+          <w:lang w:val="en-PK"/>
+        </w:rPr>
+        <w:t>A comprehensive report documenting the project, including the methodology, results, and actionable insights derived from the clustering.</w:t>
+      </w:r>
+    </w:p>
+    <w:p>
+      <w:pPr>
+        <w:numPr>
+          <w:ilvl w:val="0"/>
+          <w:numId w:val="24"/>
+        </w:numPr>
+        <w:rPr>
+          <w:lang w:val="en-PK"/>
+        </w:rPr>
+      </w:pPr>
+      <w:r>
+        <w:rPr>
+          <w:b/>
+          <w:bCs/>
+          <w:lang w:val="en-PK"/>
+        </w:rPr>
+        <w:t>Customer_Segmentation_Tutorial.ipynb</w:t>
+      </w:r>
+      <w:r>
+        <w:rPr>
+          <w:lang w:val="en-PK"/>
+        </w:rPr>
+        <w:t>:</w:t>
+      </w:r>
+    </w:p>
+    <w:p>
+      <w:pPr>
+        <w:numPr>
+          <w:ilvl w:val="1"/>
+          <w:numId w:val="24"/>
+        </w:numPr>
+        <w:rPr>
+          <w:lang w:val="en-PK"/>
+        </w:rPr>
+      </w:pPr>
+      <w:r>
+        <w:rPr>
+          <w:lang w:val="en-PK"/>
+        </w:rPr>
+        <w:t>An interactive Jupyter Notebook walking through:</w:t>
+      </w:r>
+    </w:p>
+    <w:p>
+      <w:pPr>
+        <w:numPr>
+          <w:ilvl w:val="2"/>
+          <w:numId w:val="24"/>
+        </w:numPr>
+        <w:rPr>
+          <w:lang w:val="en-PK"/>
+        </w:rPr>
+      </w:pPr>
+      <w:r>
+        <w:rPr>
+          <w:lang w:val="en-PK"/>
+        </w:rPr>
+        <w:t>Data preprocessing and cleaning.</w:t>
+      </w:r>
+    </w:p>
+    <w:p>
+      <w:pPr>
+        <w:numPr>
+          <w:ilvl w:val="2"/>
+          <w:numId w:val="24"/>
+        </w:numPr>
+        <w:rPr>
+          <w:lang w:val="en-PK"/>
+        </w:rPr>
+      </w:pPr>
+      <w:r>
+        <w:rPr>
+          <w:lang w:val="en-PK"/>
+        </w:rPr>
+        <w:t>Implementation of the Elbow Method to determine optimal clusters.</w:t>
+      </w:r>
+    </w:p>
+    <w:p>
+      <w:pPr>
+        <w:numPr>
+          <w:ilvl w:val="2"/>
+          <w:numId w:val="24"/>
+        </w:numPr>
+        <w:rPr>
+          <w:lang w:val="en-PK"/>
+        </w:rPr>
+      </w:pPr>
+      <w:r>
+        <w:rPr>
+          <w:lang w:val="en-PK"/>
+        </w:rPr>
+        <w:t>K-Means clustering and interpretation of results.</w:t>
+      </w:r>
+    </w:p>
+    <w:p>
+      <w:pPr>
+        <w:numPr>
+          <w:ilvl w:val="2"/>
+          <w:numId w:val="24"/>
+        </w:numPr>
+        <w:rPr>
+          <w:lang w:val="en-PK"/>
+        </w:rPr>
+      </w:pPr>
+      <w:r>
+        <w:rPr>
+          <w:lang w:val="en-PK"/>
+        </w:rPr>
+        <w:t>Visualizations for better understanding of clusters.</w:t>
+      </w:r>
+    </w:p>
+    <w:p>
+      <w:pPr>
+        <w:numPr>
+          <w:ilvl w:val="2"/>
+          <w:numId w:val="24"/>
+        </w:numPr>
+        <w:rPr>
+          <w:lang w:val="en-PK"/>
+        </w:rPr>
+      </w:pPr>
+      <w:r>
+        <w:rPr>
+          <w:lang w:val="en-PK"/>
+        </w:rPr>
+        <w:t>Evaluation metrics like the Silhouette Score.</w:t>
+      </w:r>
+    </w:p>
+    <w:p>
+      <w:pPr>
+        <w:numPr>
+          <w:ilvl w:val="1"/>
+          <w:numId w:val="24"/>
+        </w:numPr>
+        <w:rPr>
+          <w:lang w:val="en-PK"/>
+        </w:rPr>
+      </w:pPr>
+      <w:r>
+        <w:rPr>
+          <w:lang w:val="en-PK"/>
+        </w:rPr>
+        <w:t>Features extensive comments for each step to ensure clarity for users at all skill levels.</w:t>
+      </w:r>
+    </w:p>
+    <w:p>
+      <w:pPr>
+        <w:numPr>
+          <w:ilvl w:val="0"/>
+          <w:numId w:val="24"/>
+        </w:numPr>
+        <w:rPr>
+          <w:lang w:val="en-PK"/>
+        </w:rPr>
+      </w:pPr>
+      <w:r>
+        <w:rPr>
+          <w:b/>
+          <w:bCs/>
+          <w:lang w:val="en-PK"/>
+        </w:rPr>
+        <w:t>requirements.txt</w:t>
+      </w:r>
+      <w:r>
+        <w:rPr>
+          <w:lang w:val="en-PK"/>
+        </w:rPr>
+        <w:t>:</w:t>
+      </w:r>
+    </w:p>
+    <w:p>
+      <w:pPr>
+        <w:numPr>
+          <w:ilvl w:val="1"/>
+          <w:numId w:val="24"/>
+        </w:numPr>
+        <w:rPr>
+          <w:lang w:val="en-PK"/>
+        </w:rPr>
+      </w:pPr>
+      <w:r>
+        <w:rPr>
+          <w:lang w:val="en-PK"/>
+        </w:rPr>
+        <w:t>Lists the dependencies required to run the code seamlessly.</w:t>
+      </w:r>
+    </w:p>
+    <w:p>
+      <w:pPr>
+        <w:numPr>
+          <w:ilvl w:val="1"/>
+          <w:numId w:val="24"/>
+        </w:numPr>
+        <w:rPr>
+          <w:lang w:val="en-PK"/>
+        </w:rPr>
+      </w:pPr>
+      <w:r>
+        <w:rPr>
+          <w:lang w:val="en-PK"/>
+        </w:rPr>
+        <w:t>Includes libraries like pandas, numpy, scikit-learn, and matplotlib.</w:t>
+      </w:r>
+    </w:p>
+    <w:p>
+      <w:pPr>
+        <w:numPr>
+          <w:ilvl w:val="1"/>
+          <w:numId w:val="24"/>
+        </w:numPr>
+        <w:rPr>
+          <w:lang w:val="en-PK"/>
+        </w:rPr>
+      </w:pPr>
+      <w:r>
+        <w:rPr>
+          <w:lang w:val="en-PK"/>
+        </w:rPr>
+        <w:t>Ensures that users can replicate the project without compatibility issues.</w:t>
+      </w:r>
+    </w:p>
+    <w:p>
+      <w:pPr>
+        <w:rPr>
+          <w:lang w:val="en-PK"/>
+        </w:rPr>
+      </w:pPr>
+      <w:r>
+        <w:rPr>
+          <w:lang w:val="en-PK"/>
+        </w:rPr>
+        <w:pict w14:anchorId="7B203E75">
+          <v:rect id="_x0000_i1086" style="width:0;height:1.5pt" o:hralign="center" o:hrstd="t" o:hr="t" fillcolor="#a0a0a0" stroked="f"/>
+        </w:pict>
+      </w:r>
+    </w:p>
+    <w:p>
+      <w:pPr>
+        <w:rPr>
+          <w:b/>
+          <w:bCs/>
+          <w:lang w:val="en-PK"/>
+        </w:rPr>
+      </w:pPr>
+      <w:r>
+        <w:rPr>
+          <w:b/>
+          <w:bCs/>
+          <w:lang w:val="en-PK"/>
+        </w:rPr>
+        <w:t>Repository Links</w:t>
+      </w:r>
+    </w:p>
+    <w:p>
+      <w:pPr>
+        <w:numPr>
+          <w:ilvl w:val="0"/>
+          <w:numId w:val="25"/>
+        </w:numPr>
+        <w:rPr>
+          <w:lang w:val="en-PK"/>
+        </w:rPr>
+      </w:pPr>
+      <w:r>
+        <w:rPr>
+          <w:b/>
+          <w:bCs/>
+          <w:lang w:val="en-PK"/>
+        </w:rPr>
+        <w:t>GitHub Repository</w:t>
+      </w:r>
+      <w:r>
+        <w:rPr>
+          <w:lang w:val="en-PK"/>
+        </w:rPr>
+        <w:t xml:space="preserve">: </w:t>
+      </w:r>
+      <w:hyperlink r:id="rId23" w:tgtFrame="_new" w:history="1">
         <w:r>
           <w:rPr>
             <w:rStyle w:val="Hyperlink"/>
             <w:lang w:val="en-PK"/>
           </w:rPr>
+          <w:t>Access the complete project here</w:t>
+        </w:r>
+      </w:hyperlink>
+      <w:r>
+        <w:rPr>
+          <w:lang w:val="en-PK"/>
+        </w:rPr>
+        <w:t>.</w:t>
+      </w:r>
+    </w:p>
+    <w:p>
+      <w:pPr>
+        <w:numPr>
+          <w:ilvl w:val="0"/>
+          <w:numId w:val="25"/>
+        </w:numPr>
+        <w:rPr>
+          <w:lang w:val="en-PK"/>
+        </w:rPr>
+      </w:pPr>
+      <w:r>
+        <w:rPr>
+          <w:b/>
+          <w:bCs/>
+          <w:lang w:val="en-PK"/>
+        </w:rPr>
+        <w:t>Interactive Jupyter Notebook</w:t>
+      </w:r>
+      <w:r>
+        <w:rPr>
+          <w:lang w:val="en-PK"/>
+        </w:rPr>
+        <w:t>: Step-by-step guidance for implementing K-Means clustering.</w:t>
+      </w:r>
+    </w:p>
+    <w:p>
+      <w:pPr>
+        <w:numPr>
+          <w:ilvl w:val="0"/>
+          <w:numId w:val="25"/>
+        </w:numPr>
+        <w:rPr>
+          <w:lang w:val="en-PK"/>
+        </w:rPr>
+      </w:pPr>
+      <w:r>
+        <w:rPr>
+          <w:b/>
+          <w:bCs/>
+          <w:lang w:val="en-PK"/>
+        </w:rPr>
+        <w:t>README File</w:t>
+      </w:r>
+      <w:r>
+        <w:rPr>
+          <w:lang w:val="en-PK"/>
+        </w:rPr>
+        <w:t>: Detailed project documentation, including setup instructions and additional references.</w:t>
+      </w:r>
+    </w:p>
+    <w:p>
+      <w:pPr>
+        <w:rPr>
+          <w:lang w:val="en-PK"/>
+        </w:rPr>
+      </w:pPr>
+      <w:r>
+        <w:rPr>
+          <w:lang w:val="en-PK"/>
+        </w:rPr>
+        <w:pict w14:anchorId="1F08FA8E">
+          <v:rect id="_x0000_i1087" style="width:0;height:1.5pt" o:hralign="center" o:hrstd="t" o:hr="t" fillcolor="#a0a0a0" stroked="f"/>
+        </w:pict>
+      </w:r>
+    </w:p>
+    <w:p>
+      <w:pPr>
+        <w:rPr>
+          <w:b/>
+          <w:bCs/>
+          <w:lang w:val="en-PK"/>
+        </w:rPr>
+      </w:pPr>
+      <w:r>
+        <w:rPr>
+          <w:b/>
+          <w:bCs/>
+          <w:lang w:val="en-PK"/>
+        </w:rPr>
+        <w:t>Instructions for Setup and Usage</w:t>
+      </w:r>
+    </w:p>
+    <w:p>
+      <w:pPr>
+        <w:rPr>
+          <w:lang w:val="en-PK"/>
+        </w:rPr>
+      </w:pPr>
+      <w:r>
+        <w:rPr>
+          <w:lang w:val="en-PK"/>
+        </w:rPr>
+        <w:t>To replicate the project and run the analysis, follow these steps:</w:t>
+      </w:r>
+    </w:p>
+    <w:p>
+      <w:pPr>
+        <w:numPr>
+          <w:ilvl w:val="0"/>
+          <w:numId w:val="26"/>
+        </w:numPr>
+        <w:rPr>
+          <w:lang w:val="en-PK"/>
+        </w:rPr>
+      </w:pPr>
+      <w:r>
+        <w:rPr>
+          <w:b/>
+          <w:bCs/>
+          <w:lang w:val="en-PK"/>
+        </w:rPr>
+        <w:t>Clone the Repository</w:t>
+      </w:r>
+      <w:r>
+        <w:rPr>
+          <w:lang w:val="en-PK"/>
+        </w:rPr>
+        <w:t>:</w:t>
+      </w:r>
+    </w:p>
+    <w:p>
+      <w:pPr>
+        <w:pStyle w:val="Quote"/>
+        <w:rPr>
+          <w:lang w:val="en-PK"/>
+        </w:rPr>
+      </w:pPr>
+      <w:r>
+        <w:rPr>
+          <w:lang w:val="en-PK"/>
+        </w:rPr>
+        <w:lastRenderedPageBreak/>
+        <w:t xml:space="preserve">git clone </w:t>
+      </w:r>
+      <w:r>
+        <w:rPr>
+          <w:lang w:val="en-PK"/>
+        </w:rPr>
+        <w:t>https://github.com/sab110/Customer-Segmentation-Clustering.git</w:t>
+      </w:r>
+    </w:p>
+    <w:p>
+      <w:pPr>
+        <w:pStyle w:val="Quote"/>
+        <w:rPr>
+          <w:lang w:val="en-PK"/>
+        </w:rPr>
+      </w:pPr>
+      <w:r>
+        <w:rPr>
+          <w:lang w:val="en-PK"/>
+        </w:rPr>
+        <w:t>cd</w:t>
+      </w:r>
+      <w:r>
+        <w:rPr>
+          <w:lang w:val="en-PK"/>
+        </w:rPr>
+        <w:t xml:space="preserve"> </w:t>
+      </w:r>
+      <w:r>
+        <w:t>Customer-Segmentation-Clustering</w:t>
+      </w:r>
+      <w:r>
+        <w:rPr>
+          <w:lang w:val="en-PK"/>
+        </w:rPr>
+        <w:t xml:space="preserve"> </w:t>
+      </w:r>
+    </w:p>
+    <w:p>
+      <w:pPr>
+        <w:rPr>
+          <w:lang w:val="en-PK"/>
+        </w:rPr>
+      </w:pPr>
+      <w:r>
+        <w:rPr>
+          <w:b/>
+          <w:bCs/>
+          <w:lang w:val="en-PK"/>
+        </w:rPr>
+        <w:t>Install Dependencies</w:t>
+      </w:r>
+      <w:r>
+        <w:rPr>
+          <w:lang w:val="en-PK"/>
+        </w:rPr>
+        <w:t>: Ensure all required libraries are installed using the following command:</w:t>
+      </w:r>
+    </w:p>
+    <w:p>
+      <w:pPr>
+        <w:pStyle w:val="Quote"/>
+        <w:rPr>
+          <w:lang w:val="en-PK"/>
+        </w:rPr>
+      </w:pPr>
+      <w:r>
+        <w:rPr>
+          <w:lang w:val="en-PK"/>
+        </w:rPr>
+        <w:t>pip install -r requirements.txt</w:t>
+      </w:r>
+    </w:p>
+    <w:p>
+      <w:pPr>
+        <w:numPr>
+          <w:ilvl w:val="0"/>
+          <w:numId w:val="26"/>
+        </w:numPr>
+        <w:rPr>
+          <w:lang w:val="en-PK"/>
+        </w:rPr>
+      </w:pPr>
+      <w:r>
+        <w:rPr>
+          <w:b/>
+          <w:bCs/>
+          <w:lang w:val="en-PK"/>
+        </w:rPr>
+        <w:t>Run the Jupyter Notebook</w:t>
+      </w:r>
+      <w:r>
+        <w:rPr>
+          <w:lang w:val="en-PK"/>
+        </w:rPr>
+        <w:t>: Launch the Jupyter Notebook to explore the analysis interactively:</w:t>
+      </w:r>
+    </w:p>
+    <w:p>
+      <w:pPr>
+        <w:pStyle w:val="Quote"/>
+        <w:rPr>
+          <w:lang w:val="en-PK"/>
+        </w:rPr>
+      </w:pPr>
+      <w:r>
+        <w:rPr>
+          <w:lang w:val="en-PK"/>
+        </w:rPr>
+        <w:t>jupyter notebook Customer_Segmentation_Tutorial.ipynb</w:t>
+      </w:r>
+    </w:p>
+    <w:p>
+      <w:pPr>
+        <w:numPr>
+          <w:ilvl w:val="0"/>
+          <w:numId w:val="26"/>
+        </w:numPr>
+        <w:rPr>
+          <w:lang w:val="en-PK"/>
+        </w:rPr>
+      </w:pPr>
+      <w:r>
+        <w:rPr>
+          <w:b/>
+          <w:bCs/>
+          <w:lang w:val="en-PK"/>
+        </w:rPr>
+        <w:t>Follow the Steps in the Notebook</w:t>
+      </w:r>
+      <w:r>
+        <w:rPr>
+          <w:lang w:val="en-PK"/>
+        </w:rPr>
+        <w:t>:</w:t>
+      </w:r>
+    </w:p>
+    <w:p>
+      <w:pPr>
+        <w:numPr>
+          <w:ilvl w:val="1"/>
+          <w:numId w:val="26"/>
+        </w:numPr>
+        <w:rPr>
+          <w:lang w:val="en-PK"/>
+        </w:rPr>
+      </w:pPr>
+      <w:r>
+        <w:rPr>
+          <w:lang w:val="en-PK"/>
+        </w:rPr>
+        <w:t>Preprocess the data by scaling features and encoding categorical variables.</w:t>
+      </w:r>
+    </w:p>
+    <w:p>
+      <w:pPr>
+        <w:numPr>
+          <w:ilvl w:val="1"/>
+          <w:numId w:val="26"/>
+        </w:numPr>
+        <w:rPr>
+          <w:lang w:val="en-PK"/>
+        </w:rPr>
+      </w:pPr>
+      <w:r>
+        <w:rPr>
+          <w:lang w:val="en-PK"/>
+        </w:rPr>
+        <w:t>Implement the Elbow Method to determine the optimal number of clusters.</w:t>
+      </w:r>
+    </w:p>
+    <w:p>
+      <w:pPr>
+        <w:numPr>
+          <w:ilvl w:val="1"/>
+          <w:numId w:val="26"/>
+        </w:numPr>
+        <w:rPr>
+          <w:lang w:val="en-PK"/>
+        </w:rPr>
+      </w:pPr>
+      <w:r>
+        <w:rPr>
+          <w:lang w:val="en-PK"/>
+        </w:rPr>
+        <w:t>Apply the K-Means algorithm and visualize the results.</w:t>
+      </w:r>
+    </w:p>
+    <w:p>
+      <w:pPr>
+        <w:rPr>
+          <w:lang w:val="en-PK"/>
+        </w:rPr>
+      </w:pPr>
+      <w:r>
+        <w:rPr>
+          <w:lang w:val="en-PK"/>
+        </w:rPr>
+        <w:pict w14:anchorId="3680CA5D">
+          <v:rect id="_x0000_i1088" style="width:0;height:1.5pt" o:hralign="center" o:hrstd="t" o:hr="t" fillcolor="#a0a0a0" stroked="f"/>
+        </w:pict>
+      </w:r>
+    </w:p>
+    <w:p>
+      <w:pPr>
+        <w:rPr>
+          <w:b/>
+          <w:bCs/>
+          <w:lang w:val="en-PK"/>
+        </w:rPr>
+      </w:pPr>
+      <w:r>
+        <w:rPr>
+          <w:b/>
+          <w:bCs/>
+          <w:lang w:val="en-PK"/>
+        </w:rPr>
+        <w:t>Key Features of the Repository</w:t>
+      </w:r>
+    </w:p>
+    <w:p>
+      <w:pPr>
+        <w:numPr>
+          <w:ilvl w:val="0"/>
+          <w:numId w:val="27"/>
+        </w:numPr>
+        <w:rPr>
+          <w:lang w:val="en-PK"/>
+        </w:rPr>
+      </w:pPr>
+      <w:r>
+        <w:rPr>
+          <w:b/>
+          <w:bCs/>
+          <w:lang w:val="en-PK"/>
+        </w:rPr>
+        <w:t>Documentation</w:t>
+      </w:r>
+      <w:r>
+        <w:rPr>
+          <w:lang w:val="en-PK"/>
+        </w:rPr>
+        <w:t>:</w:t>
+      </w:r>
+    </w:p>
+    <w:p>
+      <w:pPr>
+        <w:numPr>
+          <w:ilvl w:val="1"/>
+          <w:numId w:val="27"/>
+        </w:numPr>
+        <w:rPr>
+          <w:lang w:val="en-PK"/>
+        </w:rPr>
+      </w:pPr>
+      <w:r>
+        <w:rPr>
+          <w:lang w:val="en-PK"/>
+        </w:rPr>
+        <w:t>The README.md provides a project overview, dataset details, setup instructions, and a summary of results.</w:t>
+      </w:r>
+    </w:p>
+    <w:p>
+      <w:pPr>
+        <w:numPr>
+          <w:ilvl w:val="1"/>
+          <w:numId w:val="27"/>
+        </w:numPr>
+        <w:rPr>
+          <w:lang w:val="en-PK"/>
+        </w:rPr>
+      </w:pPr>
+      <w:r>
+        <w:rPr>
+          <w:lang w:val="en-PK"/>
+        </w:rPr>
+        <w:t>The Customer_Segmentation_Report.docx offers a detailed analysis, including methodology and actionable insights.</w:t>
+      </w:r>
+    </w:p>
+    <w:p>
+      <w:pPr>
+        <w:numPr>
+          <w:ilvl w:val="0"/>
+          <w:numId w:val="27"/>
+        </w:numPr>
+        <w:rPr>
+          <w:lang w:val="en-PK"/>
+        </w:rPr>
+      </w:pPr>
+      <w:r>
+        <w:rPr>
+          <w:b/>
+          <w:bCs/>
+          <w:lang w:val="en-PK"/>
+        </w:rPr>
+        <w:t>Code Quality</w:t>
+      </w:r>
+      <w:r>
+        <w:rPr>
+          <w:lang w:val="en-PK"/>
+        </w:rPr>
+        <w:t>:</w:t>
+      </w:r>
+    </w:p>
+    <w:p>
+      <w:pPr>
+        <w:numPr>
+          <w:ilvl w:val="1"/>
+          <w:numId w:val="27"/>
+        </w:numPr>
+        <w:rPr>
+          <w:lang w:val="en-PK"/>
+        </w:rPr>
+      </w:pPr>
+      <w:r>
+        <w:rPr>
+          <w:lang w:val="en-PK"/>
+        </w:rPr>
+        <w:t>The Customer_Segmentation_Tutorial.ipynb contains clean, modular code with extensive comments for ease of understanding.</w:t>
+      </w:r>
+    </w:p>
+    <w:p>
+      <w:pPr>
+        <w:numPr>
+          <w:ilvl w:val="1"/>
+          <w:numId w:val="27"/>
+        </w:numPr>
+        <w:rPr>
+          <w:lang w:val="en-PK"/>
+        </w:rPr>
+      </w:pPr>
+      <w:r>
+        <w:rPr>
+          <w:lang w:val="en-PK"/>
+        </w:rPr>
+        <w:t>Includes detailed explanations of key concepts like the Elbow Method, Silhouette Score, and clustering interpretation.</w:t>
+      </w:r>
+    </w:p>
+    <w:p>
+      <w:pPr>
+        <w:numPr>
+          <w:ilvl w:val="0"/>
+          <w:numId w:val="27"/>
+        </w:numPr>
+        <w:rPr>
+          <w:lang w:val="en-PK"/>
+        </w:rPr>
+      </w:pPr>
+      <w:r>
+        <w:rPr>
+          <w:b/>
+          <w:bCs/>
+          <w:lang w:val="en-PK"/>
+        </w:rPr>
+        <w:t>Reproducibility</w:t>
+      </w:r>
+      <w:r>
+        <w:rPr>
+          <w:lang w:val="en-PK"/>
+        </w:rPr>
+        <w:t>:</w:t>
+      </w:r>
+    </w:p>
+    <w:p>
+      <w:pPr>
+        <w:numPr>
+          <w:ilvl w:val="1"/>
+          <w:numId w:val="27"/>
+        </w:numPr>
+        <w:rPr>
+          <w:lang w:val="en-PK"/>
+        </w:rPr>
+      </w:pPr>
+      <w:r>
+        <w:rPr>
+          <w:lang w:val="en-PK"/>
+        </w:rPr>
+        <w:t>The requirements.txt ensures that users can set up their environments with the exact dependencies used in the project.</w:t>
+      </w:r>
+    </w:p>
+    <w:p>
+      <w:pPr>
+        <w:numPr>
+          <w:ilvl w:val="1"/>
+          <w:numId w:val="27"/>
+        </w:numPr>
+        <w:rPr>
+          <w:lang w:val="en-PK"/>
+        </w:rPr>
+      </w:pPr>
+      <w:r>
+        <w:rPr>
+          <w:lang w:val="en-PK"/>
+        </w:rPr>
+        <w:t>All steps are explained clearly, allowing users to replicate the analysis without prior expertise in clustering.</w:t>
+      </w:r>
+    </w:p>
+    <w:p>
+      <w:pPr>
+        <w:numPr>
+          <w:ilvl w:val="0"/>
+          <w:numId w:val="27"/>
+        </w:numPr>
+        <w:rPr>
+          <w:lang w:val="en-PK"/>
+        </w:rPr>
+      </w:pPr>
+      <w:r>
+        <w:rPr>
+          <w:b/>
+          <w:bCs/>
+          <w:lang w:val="en-PK"/>
+        </w:rPr>
+        <w:lastRenderedPageBreak/>
+        <w:t>Visualization</w:t>
+      </w:r>
+      <w:r>
+        <w:rPr>
+          <w:lang w:val="en-PK"/>
+        </w:rPr>
+        <w:t>:</w:t>
+      </w:r>
+    </w:p>
+    <w:p>
+      <w:pPr>
+        <w:numPr>
+          <w:ilvl w:val="1"/>
+          <w:numId w:val="27"/>
+        </w:numPr>
+        <w:rPr>
+          <w:lang w:val="en-PK"/>
+        </w:rPr>
+      </w:pPr>
+      <w:r>
+        <w:rPr>
+          <w:lang w:val="en-PK"/>
+        </w:rPr>
+        <w:t>Includes visualizations like the Elbow Curve, scatter plots, and cluster analysis charts to make the results intuitive and accessible.</w:t>
+      </w:r>
+    </w:p>
+    <w:p>
+      <w:pPr>
+        <w:numPr>
+          <w:ilvl w:val="0"/>
+          <w:numId w:val="27"/>
+        </w:numPr>
+        <w:rPr>
+          <w:lang w:val="en-PK"/>
+        </w:rPr>
+      </w:pPr>
+      <w:r>
+        <w:rPr>
+          <w:b/>
+          <w:bCs/>
+          <w:lang w:val="en-PK"/>
+        </w:rPr>
+        <w:t>Accessibility</w:t>
+      </w:r>
+      <w:r>
+        <w:rPr>
+          <w:lang w:val="en-PK"/>
+        </w:rPr>
+        <w:t>:</w:t>
+      </w:r>
+    </w:p>
+    <w:p>
+      <w:pPr>
+        <w:numPr>
+          <w:ilvl w:val="1"/>
+          <w:numId w:val="27"/>
+        </w:numPr>
+        <w:rPr>
+          <w:lang w:val="en-PK"/>
+        </w:rPr>
+      </w:pPr>
+      <w:r>
+        <w:rPr>
+          <w:lang w:val="en-PK"/>
+        </w:rPr>
+        <w:t>The code and documentation are designed with accessibility in mind:</w:t>
+      </w:r>
+    </w:p>
+    <w:p>
+      <w:pPr>
+        <w:numPr>
+          <w:ilvl w:val="2"/>
+          <w:numId w:val="27"/>
+        </w:numPr>
+        <w:rPr>
+          <w:lang w:val="en-PK"/>
+        </w:rPr>
+      </w:pPr>
+      <w:r>
+        <w:rPr>
+          <w:b/>
+          <w:bCs/>
+          <w:lang w:val="en-PK"/>
+        </w:rPr>
+        <w:t>Clear Comments</w:t>
+      </w:r>
+      <w:r>
+        <w:rPr>
+          <w:lang w:val="en-PK"/>
+        </w:rPr>
+        <w:t>: Each step in the code is explained in simple language to ensure understanding for users with varying skill levels.</w:t>
+      </w:r>
+    </w:p>
+    <w:p>
+      <w:pPr>
+        <w:numPr>
+          <w:ilvl w:val="2"/>
+          <w:numId w:val="27"/>
+        </w:numPr>
+        <w:rPr>
+          <w:lang w:val="en-PK"/>
+        </w:rPr>
+      </w:pPr>
+      <w:r>
+        <w:rPr>
+          <w:b/>
+          <w:bCs/>
+          <w:lang w:val="en-PK"/>
+        </w:rPr>
+        <w:t>High-Contrast Visualizations</w:t>
+      </w:r>
+      <w:r>
+        <w:rPr>
+          <w:lang w:val="en-PK"/>
+        </w:rPr>
+        <w:t>: Plots use accessible color palettes to cater to users with color vision deficiencies.</w:t>
+      </w:r>
+    </w:p>
+    <w:p>
+      <w:pPr>
+        <w:numPr>
+          <w:ilvl w:val="2"/>
+          <w:numId w:val="27"/>
+        </w:numPr>
+        <w:rPr>
+          <w:lang w:val="en-PK"/>
+        </w:rPr>
+      </w:pPr>
+      <w:r>
+        <w:rPr>
+          <w:b/>
+          <w:bCs/>
+          <w:lang w:val="en-PK"/>
+        </w:rPr>
+        <w:t>Text-to-Speech Compatible</w:t>
+      </w:r>
+      <w:r>
+        <w:rPr>
+          <w:lang w:val="en-PK"/>
+        </w:rPr>
+        <w:t>: Documentation and code are structured to work seamlessly with screen readers.</w:t>
+      </w:r>
+    </w:p>
+    <w:p>
+      <w:pPr>
+        <w:numPr>
+          <w:ilvl w:val="2"/>
+          <w:numId w:val="27"/>
+        </w:numPr>
+        <w:rPr>
+          <w:lang w:val="en-PK"/>
+        </w:rPr>
+      </w:pPr>
+      <w:r>
+        <w:rPr>
+          <w:b/>
+          <w:bCs/>
+          <w:lang w:val="en-PK"/>
+        </w:rPr>
+        <w:t>Keyboard Navigation</w:t>
+      </w:r>
+      <w:r>
+        <w:rPr>
+          <w:lang w:val="en-PK"/>
+        </w:rPr>
+        <w:t>: Jupyter Notebook supports navigation via keyboard shortcuts, enhancing accessibility for users with motor impairments.</w:t>
+      </w:r>
+    </w:p>
+    <w:p>
+      <w:pPr>
+        <w:rPr>
+          <w:lang w:val="en-PK"/>
+        </w:rPr>
+      </w:pPr>
+      <w:r>
+        <w:rPr>
+          <w:lang w:val="en-PK"/>
+        </w:rPr>
+        <w:pict w14:anchorId="05E03525">
+          <v:rect id="_x0000_i1089" style="width:0;height:1.5pt" o:hralign="center" o:hrstd="t" o:hr="t" fillcolor="#a0a0a0" stroked="f"/>
+        </w:pict>
+      </w:r>
+    </w:p>
+    <w:p>
+      <w:pPr>
+        <w:rPr>
+          <w:b/>
+          <w:bCs/>
+          <w:lang w:val="en-PK"/>
+        </w:rPr>
+      </w:pPr>
+      <w:r>
+        <w:rPr>
+          <w:b/>
+          <w:bCs/>
+          <w:lang w:val="en-PK"/>
+        </w:rPr>
+        <w:t>Contribution Guidelines</w:t>
+      </w:r>
+    </w:p>
+    <w:p>
+      <w:pPr>
+        <w:rPr>
+          <w:lang w:val="en-PK"/>
+        </w:rPr>
+      </w:pPr>
+      <w:r>
+        <w:rPr>
+          <w:lang w:val="en-PK"/>
+        </w:rPr>
+        <w:t>We welcome contributions to enhance and expand this project. To contribute:</w:t>
+      </w:r>
+    </w:p>
+    <w:p>
+      <w:pPr>
+        <w:numPr>
+          <w:ilvl w:val="0"/>
+          <w:numId w:val="28"/>
+        </w:numPr>
+        <w:rPr>
+          <w:lang w:val="en-PK"/>
+        </w:rPr>
+      </w:pPr>
+      <w:r>
+        <w:rPr>
+          <w:b/>
+          <w:bCs/>
+          <w:lang w:val="en-PK"/>
+        </w:rPr>
+        <w:t>Fork the Repository</w:t>
+      </w:r>
+      <w:r>
+        <w:rPr>
+          <w:lang w:val="en-PK"/>
+        </w:rPr>
+        <w:t>: Create your own copy of the project on GitHub.</w:t>
+      </w:r>
+    </w:p>
+    <w:p>
+      <w:pPr>
+        <w:pStyle w:val="Quote"/>
+        <w:rPr>
+          <w:lang w:val="en-PK"/>
+        </w:rPr>
+      </w:pPr>
+      <w:r>
+        <w:rPr>
+          <w:lang w:val="en-PK"/>
+        </w:rPr>
+        <w:t xml:space="preserve">git fork </w:t>
+      </w:r>
+      <w:r>
+        <w:rPr>
+          <w:lang w:val="en-PK"/>
+        </w:rPr>
+        <w:t>https://github.com/sab110/Customer-Segmentation-Clustering.git</w:t>
+      </w:r>
+    </w:p>
+    <w:p>
+      <w:pPr>
+        <w:numPr>
+          <w:ilvl w:val="0"/>
+          <w:numId w:val="28"/>
+        </w:numPr>
+        <w:rPr>
+          <w:lang w:val="en-PK"/>
+        </w:rPr>
+      </w:pPr>
+      <w:r>
+        <w:rPr>
+          <w:b/>
+          <w:bCs/>
+          <w:lang w:val="en-PK"/>
+        </w:rPr>
+        <w:t>Clone Your Fork</w:t>
+      </w:r>
+      <w:r>
+        <w:rPr>
+          <w:lang w:val="en-PK"/>
+        </w:rPr>
+        <w:t>: Clone your forked repository to your local machine.</w:t>
+      </w:r>
+    </w:p>
+    <w:p>
+      <w:pPr>
+        <w:pStyle w:val="Quote"/>
+        <w:rPr>
+          <w:lang w:val="en-PK"/>
+        </w:rPr>
+      </w:pPr>
+      <w:r>
+        <w:rPr>
+          <w:lang w:val="en-PK"/>
+        </w:rPr>
+        <w:t xml:space="preserve">git clone </w:t>
+      </w:r>
+      <w:r>
+        <w:rPr>
+          <w:lang w:val="en-PK"/>
+        </w:rPr>
+        <w:t>https://github.com/sab110/Customer-Segmentation-Clustering.git</w:t>
+      </w:r>
+    </w:p>
+    <w:p>
+      <w:pPr>
+        <w:numPr>
+          <w:ilvl w:val="0"/>
+          <w:numId w:val="28"/>
+        </w:numPr>
+        <w:rPr>
+          <w:lang w:val="en-PK"/>
+        </w:rPr>
+      </w:pPr>
+      <w:r>
+        <w:rPr>
+          <w:b/>
+          <w:bCs/>
+          <w:lang w:val="en-PK"/>
+        </w:rPr>
+        <w:t>Create a Feature Branch</w:t>
+      </w:r>
+      <w:r>
+        <w:rPr>
+          <w:lang w:val="en-PK"/>
+        </w:rPr>
+        <w:t>: Create a new branch to work on your feature or bug fix.</w:t>
+      </w:r>
+    </w:p>
+    <w:p>
+      <w:pPr>
+        <w:pStyle w:val="Quote"/>
+        <w:rPr>
+          <w:lang w:val="en-PK"/>
+        </w:rPr>
+      </w:pPr>
+      <w:r>
+        <w:rPr>
+          <w:lang w:val="en-PK"/>
+        </w:rPr>
+        <w:t xml:space="preserve">git checkout -b </w:t>
+      </w:r>
+      <w:r>
+        <w:rPr>
+          <w:lang w:val="en-PK"/>
+        </w:rPr>
+        <w:t>main</w:t>
+      </w:r>
+    </w:p>
+    <w:p>
+      <w:pPr>
+        <w:numPr>
+          <w:ilvl w:val="0"/>
+          <w:numId w:val="28"/>
+        </w:numPr>
+        <w:rPr>
+          <w:lang w:val="en-PK"/>
+        </w:rPr>
+      </w:pPr>
+      <w:r>
+        <w:rPr>
+          <w:b/>
+          <w:bCs/>
+          <w:lang w:val="en-PK"/>
+        </w:rPr>
+        <w:t>Commit and Push Changes</w:t>
+      </w:r>
+      <w:r>
+        <w:rPr>
+          <w:lang w:val="en-PK"/>
+        </w:rPr>
+        <w:t>: Save your changes and push them to your GitHub fork.</w:t>
+      </w:r>
+    </w:p>
+    <w:p>
+      <w:pPr>
+        <w:pStyle w:val="Quote"/>
+        <w:rPr>
+          <w:lang w:val="en-PK"/>
+        </w:rPr>
+      </w:pPr>
+      <w:r>
+        <w:rPr>
+          <w:lang w:val="en-PK"/>
+        </w:rPr>
+        <w:t>git commit -m "Description of changes"</w:t>
+      </w:r>
+    </w:p>
+    <w:p>
+      <w:pPr>
+        <w:pStyle w:val="Quote"/>
+        <w:rPr>
+          <w:lang w:val="en-PK"/>
+        </w:rPr>
+      </w:pPr>
+      <w:r>
+        <w:rPr>
+          <w:lang w:val="en-PK"/>
+        </w:rPr>
+        <w:t xml:space="preserve">git push origin </w:t>
+      </w:r>
+      <w:r>
+        <w:rPr>
+          <w:lang w:val="en-PK"/>
+        </w:rPr>
+        <w:t>main</w:t>
+      </w:r>
+    </w:p>
+    <w:p>
+      <w:pPr>
+        <w:numPr>
+          <w:ilvl w:val="0"/>
+          <w:numId w:val="28"/>
+        </w:numPr>
+        <w:rPr>
+          <w:lang w:val="en-PK"/>
+        </w:rPr>
+      </w:pPr>
+      <w:r>
+        <w:rPr>
+          <w:b/>
+          <w:bCs/>
+          <w:lang w:val="en-PK"/>
+        </w:rPr>
+        <w:t>Submit a Pull Request</w:t>
+      </w:r>
+      <w:r>
+        <w:rPr>
+          <w:lang w:val="en-PK"/>
+        </w:rPr>
+        <w:t>: Submit a pull request to the original repository for review and inclusion.</w:t>
+      </w:r>
+    </w:p>
+    <w:p>
+      <w:pPr>
+        <w:rPr>
+          <w:lang w:val="en-PK"/>
+        </w:rPr>
+      </w:pPr>
+      <w:r>
+        <w:rPr>
+          <w:lang w:val="en-PK"/>
+        </w:rPr>
+        <w:lastRenderedPageBreak/>
+        <w:pict w14:anchorId="05637A60">
+          <v:rect id="_x0000_i1090" style="width:0;height:1.5pt" o:hralign="center" o:hrstd="t" o:hr="t" fillcolor="#a0a0a0" stroked="f"/>
+        </w:pict>
+      </w:r>
+    </w:p>
+    <w:p>
+      <w:pPr>
+        <w:rPr>
+          <w:b/>
+          <w:bCs/>
+          <w:lang w:val="en-PK"/>
+        </w:rPr>
+      </w:pPr>
+      <w:r>
+        <w:rPr>
+          <w:b/>
+          <w:bCs/>
+          <w:lang w:val="en-PK"/>
+        </w:rPr>
+        <w:t>Licensing</w:t>
+      </w:r>
+    </w:p>
+    <w:p>
+      <w:pPr>
+        <w:rPr>
+          <w:lang w:val="en-PK"/>
+        </w:rPr>
+      </w:pPr>
+      <w:r>
+        <w:rPr>
+          <w:lang w:val="en-PK"/>
+        </w:rPr>
+        <w:t xml:space="preserve">This project is licensed under the </w:t>
+      </w:r>
+      <w:r>
+        <w:rPr>
+          <w:b/>
+          <w:bCs/>
+          <w:lang w:val="en-PK"/>
+        </w:rPr>
+        <w:t>MIT License</w:t>
+      </w:r>
+      <w:r>
+        <w:rPr>
+          <w:lang w:val="en-PK"/>
+        </w:rPr>
+        <w:t>, allowing free use, modification, and distribution of the code and documentation. For more details, see the LICENSE file in the repository.</w:t>
+      </w:r>
+    </w:p>
+    <w:p>
+      <w:pPr>
+        <w:rPr>
+          <w:lang w:val="en-PK"/>
+        </w:rPr>
+      </w:pPr>
+      <w:r>
+        <w:rPr>
+          <w:lang w:val="en-PK"/>
+        </w:rPr>
+        <w:pict w14:anchorId="545A759D">
+          <v:rect id="_x0000_i1091" style="width:0;height:1.5pt" o:hralign="center" o:hrstd="t" o:hr="t" fillcolor="#a0a0a0" stroked="f"/>
+        </w:pict>
+      </w:r>
+    </w:p>
+    <w:p>
+      <w:pPr>
+        <w:rPr>
+          <w:b/>
+          <w:bCs/>
+          <w:lang w:val="en-PK"/>
+        </w:rPr>
+      </w:pPr>
+      <w:r>
+        <w:rPr>
+          <w:b/>
+          <w:bCs/>
+          <w:lang w:val="en-PK"/>
+        </w:rPr>
+        <w:t>Accessibility Considerations in the Report</w:t>
+      </w:r>
+    </w:p>
+    <w:p>
+      <w:pPr>
+        <w:numPr>
+          <w:ilvl w:val="0"/>
+          <w:numId w:val="29"/>
+        </w:numPr>
+        <w:rPr>
+          <w:lang w:val="en-PK"/>
+        </w:rPr>
+      </w:pPr>
+      <w:r>
+        <w:rPr>
+          <w:b/>
+          <w:bCs/>
+          <w:lang w:val="en-PK"/>
+        </w:rPr>
+        <w:t>Visualization</w:t>
+      </w:r>
+      <w:r>
+        <w:rPr>
+          <w:lang w:val="en-PK"/>
+        </w:rPr>
+        <w:t>:</w:t>
+      </w:r>
+    </w:p>
+    <w:p>
+      <w:pPr>
+        <w:numPr>
+          <w:ilvl w:val="1"/>
+          <w:numId w:val="29"/>
+        </w:numPr>
+        <w:rPr>
+          <w:lang w:val="en-PK"/>
+        </w:rPr>
+      </w:pPr>
+      <w:r>
+        <w:rPr>
+          <w:lang w:val="en-PK"/>
+        </w:rPr>
+        <w:t>High-contrast plots with accessible color palettes were used for charts to accommodate users with visual impairments.</w:t>
+      </w:r>
+    </w:p>
+    <w:p>
+      <w:pPr>
+        <w:numPr>
+          <w:ilvl w:val="1"/>
+          <w:numId w:val="29"/>
+        </w:numPr>
+        <w:rPr>
+          <w:lang w:val="en-PK"/>
+        </w:rPr>
+      </w:pPr>
+      <w:r>
+        <w:rPr>
+          <w:lang w:val="en-PK"/>
+        </w:rPr>
+        <w:t>Labels, legends, and titles are included on all plots to ensure clarity.</w:t>
+      </w:r>
+    </w:p>
+    <w:p>
+      <w:pPr>
+        <w:numPr>
+          <w:ilvl w:val="0"/>
+          <w:numId w:val="29"/>
+        </w:numPr>
+        <w:rPr>
+          <w:lang w:val="en-PK"/>
+        </w:rPr>
+      </w:pPr>
+      <w:r>
+        <w:rPr>
+          <w:b/>
+          <w:bCs/>
+          <w:lang w:val="en-PK"/>
+        </w:rPr>
+        <w:t>Language</w:t>
+      </w:r>
+      <w:r>
+        <w:rPr>
+          <w:lang w:val="en-PK"/>
+        </w:rPr>
+        <w:t>:</w:t>
+      </w:r>
+    </w:p>
+    <w:p>
+      <w:pPr>
+        <w:numPr>
+          <w:ilvl w:val="1"/>
+          <w:numId w:val="29"/>
+        </w:numPr>
+        <w:rPr>
+          <w:lang w:val="en-PK"/>
+        </w:rPr>
+      </w:pPr>
+      <w:r>
+        <w:rPr>
+          <w:lang w:val="en-PK"/>
+        </w:rPr>
+        <w:t>The report uses simple and concise language to cater to non-technical users and those who are new to clustering concepts.</w:t>
+      </w:r>
+    </w:p>
+    <w:p>
+      <w:pPr>
+        <w:numPr>
+          <w:ilvl w:val="0"/>
+          <w:numId w:val="29"/>
+        </w:numPr>
+        <w:rPr>
+          <w:lang w:val="en-PK"/>
+        </w:rPr>
+      </w:pPr>
+      <w:r>
+        <w:rPr>
+          <w:b/>
+          <w:bCs/>
+          <w:lang w:val="en-PK"/>
+        </w:rPr>
+        <w:t>Documentation</w:t>
+      </w:r>
+      <w:r>
+        <w:rPr>
+          <w:lang w:val="en-PK"/>
+        </w:rPr>
+        <w:t>:</w:t>
+      </w:r>
+    </w:p>
+    <w:p>
+      <w:pPr>
+        <w:numPr>
+          <w:ilvl w:val="1"/>
+          <w:numId w:val="29"/>
+        </w:numPr>
+        <w:rPr>
+          <w:lang w:val="en-PK"/>
+        </w:rPr>
+      </w:pPr>
+      <w:r>
+        <w:rPr>
+          <w:lang w:val="en-PK"/>
+        </w:rPr>
+        <w:t>Clear, step-by-step instructions are provided in the README.md file and the Jupyter Notebook.</w:t>
+      </w:r>
+    </w:p>
+    <w:p>
+      <w:pPr>
+        <w:numPr>
+          <w:ilvl w:val="1"/>
+          <w:numId w:val="29"/>
+        </w:numPr>
+        <w:rPr>
+          <w:lang w:val="en-PK"/>
+        </w:rPr>
+      </w:pPr>
+      <w:r>
+        <w:rPr>
+          <w:lang w:val="en-PK"/>
+        </w:rPr>
+        <w:t>Each code cell in the notebook is accompanied by comments explaining its purpose.</w:t>
+      </w:r>
+    </w:p>
+    <w:p>
+      <w:pPr>
+        <w:numPr>
+          <w:ilvl w:val="0"/>
+          <w:numId w:val="29"/>
+        </w:numPr>
+        <w:rPr>
+          <w:lang w:val="en-PK"/>
+        </w:rPr>
+      </w:pPr>
+      <w:r>
+        <w:rPr>
+          <w:b/>
+          <w:bCs/>
+          <w:lang w:val="en-PK"/>
+        </w:rPr>
+        <w:t>Tools</w:t>
+      </w:r>
+      <w:r>
+        <w:rPr>
+          <w:lang w:val="en-PK"/>
+        </w:rPr>
+        <w:t>:</w:t>
+      </w:r>
+    </w:p>
+    <w:p>
+      <w:pPr>
+        <w:numPr>
+          <w:ilvl w:val="1"/>
+          <w:numId w:val="29"/>
+        </w:numPr>
+        <w:rPr>
+          <w:lang w:val="en-PK"/>
+        </w:rPr>
+      </w:pPr>
+      <w:r>
+        <w:rPr>
+          <w:lang w:val="en-PK"/>
+        </w:rPr>
+        <w:t>The Jupyter Notebook supports screen readers for visually impaired users.</w:t>
+      </w:r>
+    </w:p>
+    <w:p>
+      <w:pPr>
+        <w:numPr>
+          <w:ilvl w:val="1"/>
+          <w:numId w:val="29"/>
+        </w:numPr>
+        <w:rPr>
+          <w:lang w:val="en-PK"/>
+        </w:rPr>
+      </w:pPr>
+      <w:r>
+        <w:rPr>
+          <w:lang w:val="en-PK"/>
+        </w:rPr>
+        <w:t>Keyboard shortcuts in Jupyter Notebook enable navigation for users with motor impairments.</w:t>
+      </w:r>
+    </w:p>
+    <w:p>
+      <w:pPr>
+        <w:numPr>
+          <w:ilvl w:val="0"/>
+          <w:numId w:val="29"/>
+        </w:numPr>
+        <w:rPr>
+          <w:lang w:val="en-PK"/>
+        </w:rPr>
+      </w:pPr>
+      <w:r>
+        <w:rPr>
+          <w:b/>
+          <w:bCs/>
+          <w:lang w:val="en-PK"/>
+        </w:rPr>
+        <w:t>Inclusivity</w:t>
+      </w:r>
+      <w:r>
+        <w:rPr>
+          <w:lang w:val="en-PK"/>
+        </w:rPr>
+        <w:t>:</w:t>
+      </w:r>
+    </w:p>
+    <w:p>
+      <w:pPr>
+        <w:numPr>
+          <w:ilvl w:val="1"/>
+          <w:numId w:val="29"/>
+        </w:numPr>
+        <w:rPr>
+          <w:lang w:val="en-PK"/>
+        </w:rPr>
+      </w:pPr>
+      <w:r>
+        <w:rPr>
+          <w:lang w:val="en-PK"/>
+        </w:rPr>
+        <w:t>The methodology is explained from first principles, ensuring inclusivity for beginners and users without prior expertise in clustering or machine learning.</w:t>
+      </w:r>
+    </w:p>
+    <w:p>
+      <w:pPr>
+        <w:rPr>
+          <w:lang w:val="en-PK"/>
+        </w:rPr>
+      </w:pPr>
+      <w:r>
+        <w:rPr>
+          <w:lang w:val="en-PK"/>
+        </w:rPr>
+        <w:t>By incorporating these considerations, the project ensures that it is accessible and usable for a diverse audience.</w:t>
+      </w:r>
+    </w:p>
+    <w:p/>
+    <w:p>
+      <w:pPr>
+        <w:rPr>
+          <w:b/>
+          <w:bCs/>
+        </w:rPr>
+      </w:pPr>
+      <w:r>
+        <w:rPr>
+          <w:b/>
+          <w:bCs/>
+        </w:rPr>
+        <w:lastRenderedPageBreak/>
+        <w:t>References</w:t>
+      </w:r>
+    </w:p>
+    <w:p>
+      <w:pPr>
+        <w:numPr>
+          <w:ilvl w:val="0"/>
+          <w:numId w:val="23"/>
+        </w:numPr>
+      </w:pPr>
+      <w:r>
+        <w:t xml:space="preserve">Jain, A. K. (2010). </w:t>
+      </w:r>
+      <w:r>
+        <w:rPr>
+          <w:i/>
+          <w:iCs/>
+        </w:rPr>
+        <w:t>Data clustering: 50 years beyond K-means</w:t>
+      </w:r>
+      <w:r>
+        <w:t>. Pattern Recognition Letters, 31(8), 651-666.</w:t>
+      </w:r>
+    </w:p>
+    <w:p>
+      <w:pPr>
+        <w:numPr>
+          <w:ilvl w:val="0"/>
+          <w:numId w:val="23"/>
+        </w:numPr>
+      </w:pPr>
+      <w:r>
+        <w:t xml:space="preserve">Scikit-learn Documentation. (2023). </w:t>
+      </w:r>
+      <w:r>
+        <w:rPr>
+          <w:i/>
+          <w:iCs/>
+        </w:rPr>
+        <w:t>K-Means Clustering</w:t>
+      </w:r>
+      <w:r>
+        <w:t>. Retrieved from scikit-learn.org.</w:t>
+      </w:r>
+    </w:p>
+    <w:p>
+      <w:pPr>
+        <w:numPr>
+          <w:ilvl w:val="0"/>
+          <w:numId w:val="23"/>
+        </w:numPr>
+      </w:pPr>
+      <w:r>
+        <w:t xml:space="preserve">Kaggle Dataset: </w:t>
+      </w:r>
+      <w:r>
+        <w:rPr>
+          <w:i/>
+          <w:iCs/>
+        </w:rPr>
+        <w:t>Mall Customers</w:t>
+      </w:r>
+      <w:r>
+        <w:t xml:space="preserve">. Retrieved from </w:t>
+      </w:r>
+      <w:hyperlink r:id="rId24" w:tgtFrame="_new" w:history="1">
+        <w:r>
+          <w:rPr>
+            <w:rStyle w:val="Hyperlink"/>
+          </w:rPr>
           <w:t>Kaggle</w:t>
         </w:r>
       </w:hyperlink>
       <w:r>
-        <w:rPr>
-          <w:lang w:val="en-PK"/>
-        </w:rPr>
         <w:t>.</w:t>
       </w:r>
     </w:p>
     <w:p/>
     <w:sectPr>
-      <w:footerReference w:type="default" r:id="rId23"/>
+      <w:footerReference w:type="default" r:id="rId25"/>
       <w:pgSz w:w="11906" w:h="16838"/>
       <w:pgMar w:top="1440" w:right="1440" w:bottom="1440" w:left="1440" w:header="708" w:footer="708" w:gutter="0"/>
       <w:cols w:space="708"/>
@@ -3888,6 +4850,11 @@
 
 <file path=word/numbering.xml><?xml version="1.0" encoding="utf-8"?>
 <w:numbering xmlns:wpc="http://schemas.microsoft.com/office/word/2010/wordprocessingCanvas" xmlns:cx="http://schemas.microsoft.com/office/drawing/2014/chartex" xmlns:cx1="http://schemas.microsoft.com/office/drawing/2015/9/8/chartex" xmlns:cx2="http://schemas.microsoft.com/office/drawing/2015/10/21/chartex" xmlns:cx3="http://schemas.microsoft.com/office/drawing/2016/5/9/chartex" xmlns:cx4="http://schemas.microsoft.com/office/drawing/2016/5/10/chartex" xmlns:cx5="http://schemas.microsoft.com/office/drawing/2016/5/11/chartex" xmlns:cx6="http://schemas.microsoft.com/office/drawing/2016/5/12/chartex" xmlns:cx7="http://schemas.microsoft.com/office/drawing/2016/5/13/chartex" xmlns:cx8="http://schemas.microsoft.com/office/drawing/2016/5/14/chartex" xmlns:mc="http://schemas.openxmlformats.org/markup-compatibility/2006" xmlns:aink="http://schemas.microsoft.com/office/drawing/2016/ink" xmlns:am3d="http://schemas.microsoft.com/office/drawing/2017/model3d" xmlns:o="urn:schemas-microsoft-com:office:office" xmlns:oel="http://schemas.microsoft.com/office/2019/extlst" xmlns:r="http://schemas.openxmlformats.org/officeDocument/2006/relationships" xmlns:m="http://schemas.openxmlformats.org/officeDocument/2006/math" xmlns:v="urn:schemas-microsoft-com:vml" xmlns:wp14="http://schemas.microsoft.com/office/word/2010/wordprocessingDrawing" xmlns:wp="http://schemas.openxmlformats.org/drawingml/2006/wordprocessingDrawing" xmlns:w10="urn:schemas-microsoft-com:office:word" xmlns:w="http://schemas.openxmlformats.org/wordprocessingml/2006/main" xmlns:w14="http://schemas.microsoft.com/office/word/2010/wordml" xmlns:w15="http://schemas.microsoft.com/office/word/2012/wordml" xmlns:w16cex="http://schemas.microsoft.com/office/word/2018/wordml/cex" xmlns:w16cid="http://schemas.microsoft.com/office/word/2016/wordml/cid" xmlns:w16="http://schemas.microsoft.com/office/word/2018/wordml" xmlns:w16du="http://schemas.microsoft.com/office/word/2023/wordml/word16du" xmlns:w16sdtdh="http://schemas.microsoft.com/office/word/2020/wordml/sdtdatahash" xmlns:w16se="http://schemas.microsoft.com/office/word/2015/wordml/symex" xmlns:wpg="http://schemas.microsoft.com/office/word/2010/wordprocessingGroup" xmlns:wpi="http://schemas.microsoft.com/office/word/2010/wordprocessingInk" xmlns:wne="http://schemas.microsoft.com/office/word/2006/wordml" xmlns:wps="http://schemas.microsoft.com/office/word/2010/wordprocessingShape" mc:Ignorable="w14 w15 w16se w16cid w16 w16cex w16sdtdh w16du wp14">
+  <w:numPicBullet w:numPicBulletId="0">
+    <w:pict>
+      <v:rect id="_x0000_i1103" style="width:0;height:1.5pt" o:hralign="center" o:bullet="t" o:hrstd="t" o:hr="t" fillcolor="#a0a0a0" stroked="f"/>
+    </w:pict>
+  </w:numPicBullet>
   <w:abstractNum w:abstractNumId="0" w15:restartNumberingAfterBreak="0">
     <w:nsid w:val="026222D7"/>
     <w:multiLevelType w:val="multilevel"/>
@@ -4002,6 +4969,127 @@
     </w:lvl>
   </w:abstractNum>
   <w:abstractNum w:abstractNumId="1" w15:restartNumberingAfterBreak="0">
+    <w:nsid w:val="0C9E4D4B"/>
+    <w:multiLevelType w:val="multilevel"/>
+    <w:tmpl w:val="15720AFC"/>
+    <w:lvl w:ilvl="0">
+      <w:start w:val="1"/>
+      <w:numFmt w:val="decimal"/>
+      <w:lvlText w:val="%1."/>
+      <w:lvlJc w:val="left"/>
+      <w:pPr>
+        <w:tabs>
+          <w:tab w:val="num" w:pos="720"/>
+        </w:tabs>
+        <w:ind w:left="720" w:hanging="360"/>
+      </w:pPr>
+    </w:lvl>
+    <w:lvl w:ilvl="1">
+      <w:start w:val="1"/>
+      <w:numFmt w:val="bullet"/>
+      <w:lvlText w:val="o"/>
+      <w:lvlJc w:val="left"/>
+      <w:pPr>
+        <w:tabs>
+          <w:tab w:val="num" w:pos="1440"/>
+        </w:tabs>
+        <w:ind w:left="1440" w:hanging="360"/>
+      </w:pPr>
+      <w:rPr>
+        <w:rFonts w:ascii="Courier New" w:hAnsi="Courier New" w:hint="default"/>
+        <w:sz w:val="20"/>
+      </w:rPr>
+    </w:lvl>
+    <w:lvl w:ilvl="2">
+      <w:start w:val="1"/>
+      <w:numFmt w:val="bullet"/>
+      <w:lvlText w:val=""/>
+      <w:lvlJc w:val="left"/>
+      <w:pPr>
+        <w:tabs>
+          <w:tab w:val="num" w:pos="2160"/>
+        </w:tabs>
+        <w:ind w:left="2160" w:hanging="360"/>
+      </w:pPr>
+      <w:rPr>
+        <w:rFonts w:ascii="Wingdings" w:hAnsi="Wingdings" w:hint="default"/>
+        <w:sz w:val="20"/>
+      </w:rPr>
+    </w:lvl>
+    <w:lvl w:ilvl="3" w:tentative="1">
+      <w:start w:val="1"/>
+      <w:numFmt w:val="decimal"/>
+      <w:lvlText w:val="%4."/>
+      <w:lvlJc w:val="left"/>
+      <w:pPr>
+        <w:tabs>
+          <w:tab w:val="num" w:pos="2880"/>
+        </w:tabs>
+        <w:ind w:left="2880" w:hanging="360"/>
+      </w:pPr>
+    </w:lvl>
+    <w:lvl w:ilvl="4" w:tentative="1">
+      <w:start w:val="1"/>
+      <w:numFmt w:val="decimal"/>
+      <w:lvlText w:val="%5."/>
+      <w:lvlJc w:val="left"/>
+      <w:pPr>
+        <w:tabs>
+          <w:tab w:val="num" w:pos="3600"/>
+        </w:tabs>
+        <w:ind w:left="3600" w:hanging="360"/>
+      </w:pPr>
+    </w:lvl>
+    <w:lvl w:ilvl="5" w:tentative="1">
+      <w:start w:val="1"/>
+      <w:numFmt w:val="decimal"/>
+      <w:lvlText w:val="%6."/>
+      <w:lvlJc w:val="left"/>
+      <w:pPr>
+        <w:tabs>
+          <w:tab w:val="num" w:pos="4320"/>
+        </w:tabs>
+        <w:ind w:left="4320" w:hanging="360"/>
+      </w:pPr>
+    </w:lvl>
+    <w:lvl w:ilvl="6" w:tentative="1">
+      <w:start w:val="1"/>
+      <w:numFmt w:val="decimal"/>
+      <w:lvlText w:val="%7."/>
+      <w:lvlJc w:val="left"/>
+      <w:pPr>
+        <w:tabs>
+          <w:tab w:val="num" w:pos="5040"/>
+        </w:tabs>
+        <w:ind w:left="5040" w:hanging="360"/>
+      </w:pPr>
+    </w:lvl>
+    <w:lvl w:ilvl="7" w:tentative="1">
+      <w:start w:val="1"/>
+      <w:numFmt w:val="decimal"/>
+      <w:lvlText w:val="%8."/>
+      <w:lvlJc w:val="left"/>
+      <w:pPr>
+        <w:tabs>
+          <w:tab w:val="num" w:pos="5760"/>
+        </w:tabs>
+        <w:ind w:left="5760" w:hanging="360"/>
+      </w:pPr>
+    </w:lvl>
+    <w:lvl w:ilvl="8" w:tentative="1">
+      <w:start w:val="1"/>
+      <w:numFmt w:val="decimal"/>
+      <w:lvlText w:val="%9."/>
+      <w:lvlJc w:val="left"/>
+      <w:pPr>
+        <w:tabs>
+          <w:tab w:val="num" w:pos="6480"/>
+        </w:tabs>
+        <w:ind w:left="6480" w:hanging="360"/>
+      </w:pPr>
+    </w:lvl>
+  </w:abstractNum>
+  <w:abstractNum w:abstractNumId="2" w15:restartNumberingAfterBreak="0">
     <w:nsid w:val="0CFF3594"/>
     <w:multiLevelType w:val="multilevel"/>
     <w:tmpl w:val="5350A0B8"/>
@@ -4150,7 +5238,7 @@
       </w:rPr>
     </w:lvl>
   </w:abstractNum>
-  <w:abstractNum w:abstractNumId="2" w15:restartNumberingAfterBreak="0">
+  <w:abstractNum w:abstractNumId="3" w15:restartNumberingAfterBreak="0">
     <w:nsid w:val="1BC22277"/>
     <w:multiLevelType w:val="multilevel"/>
     <w:tmpl w:val="C54A230A"/>
@@ -4263,7 +5351,128 @@
       </w:pPr>
     </w:lvl>
   </w:abstractNum>
-  <w:abstractNum w:abstractNumId="3" w15:restartNumberingAfterBreak="0">
+  <w:abstractNum w:abstractNumId="4" w15:restartNumberingAfterBreak="0">
+    <w:nsid w:val="1E4D20FF"/>
+    <w:multiLevelType w:val="multilevel"/>
+    <w:tmpl w:val="071E59B6"/>
+    <w:lvl w:ilvl="0">
+      <w:start w:val="1"/>
+      <w:numFmt w:val="decimal"/>
+      <w:lvlText w:val="%1."/>
+      <w:lvlJc w:val="left"/>
+      <w:pPr>
+        <w:tabs>
+          <w:tab w:val="num" w:pos="720"/>
+        </w:tabs>
+        <w:ind w:left="720" w:hanging="360"/>
+      </w:pPr>
+    </w:lvl>
+    <w:lvl w:ilvl="1">
+      <w:start w:val="1"/>
+      <w:numFmt w:val="bullet"/>
+      <w:lvlText w:val="o"/>
+      <w:lvlJc w:val="left"/>
+      <w:pPr>
+        <w:tabs>
+          <w:tab w:val="num" w:pos="1440"/>
+        </w:tabs>
+        <w:ind w:left="1440" w:hanging="360"/>
+      </w:pPr>
+      <w:rPr>
+        <w:rFonts w:ascii="Courier New" w:hAnsi="Courier New" w:hint="default"/>
+        <w:sz w:val="20"/>
+      </w:rPr>
+    </w:lvl>
+    <w:lvl w:ilvl="2">
+      <w:start w:val="1"/>
+      <w:numFmt w:val="bullet"/>
+      <w:lvlText w:val=""/>
+      <w:lvlJc w:val="left"/>
+      <w:pPr>
+        <w:tabs>
+          <w:tab w:val="num" w:pos="2160"/>
+        </w:tabs>
+        <w:ind w:left="2160" w:hanging="360"/>
+      </w:pPr>
+      <w:rPr>
+        <w:rFonts w:ascii="Wingdings" w:hAnsi="Wingdings" w:hint="default"/>
+        <w:sz w:val="20"/>
+      </w:rPr>
+    </w:lvl>
+    <w:lvl w:ilvl="3" w:tentative="1">
+      <w:start w:val="1"/>
+      <w:numFmt w:val="decimal"/>
+      <w:lvlText w:val="%4."/>
+      <w:lvlJc w:val="left"/>
+      <w:pPr>
+        <w:tabs>
+          <w:tab w:val="num" w:pos="2880"/>
+        </w:tabs>
+        <w:ind w:left="2880" w:hanging="360"/>
+      </w:pPr>
+    </w:lvl>
+    <w:lvl w:ilvl="4" w:tentative="1">
+      <w:start w:val="1"/>
+      <w:numFmt w:val="decimal"/>
+      <w:lvlText w:val="%5."/>
+      <w:lvlJc w:val="left"/>
+      <w:pPr>
+        <w:tabs>
+          <w:tab w:val="num" w:pos="3600"/>
+        </w:tabs>
+        <w:ind w:left="3600" w:hanging="360"/>
+      </w:pPr>
+    </w:lvl>
+    <w:lvl w:ilvl="5" w:tentative="1">
+      <w:start w:val="1"/>
+      <w:numFmt w:val="decimal"/>
+      <w:lvlText w:val="%6."/>
+      <w:lvlJc w:val="left"/>
+      <w:pPr>
+        <w:tabs>
+          <w:tab w:val="num" w:pos="4320"/>
+        </w:tabs>
+        <w:ind w:left="4320" w:hanging="360"/>
+      </w:pPr>
+    </w:lvl>
+    <w:lvl w:ilvl="6" w:tentative="1">
+      <w:start w:val="1"/>
+      <w:numFmt w:val="decimal"/>
+      <w:lvlText w:val="%7."/>
+      <w:lvlJc w:val="left"/>
+      <w:pPr>
+        <w:tabs>
+          <w:tab w:val="num" w:pos="5040"/>
+        </w:tabs>
+        <w:ind w:left="5040" w:hanging="360"/>
+      </w:pPr>
+    </w:lvl>
+    <w:lvl w:ilvl="7" w:tentative="1">
+      <w:start w:val="1"/>
+      <w:numFmt w:val="decimal"/>
+      <w:lvlText w:val="%8."/>
+      <w:lvlJc w:val="left"/>
+      <w:pPr>
+        <w:tabs>
+          <w:tab w:val="num" w:pos="5760"/>
+        </w:tabs>
+        <w:ind w:left="5760" w:hanging="360"/>
+      </w:pPr>
+    </w:lvl>
+    <w:lvl w:ilvl="8" w:tentative="1">
+      <w:start w:val="1"/>
+      <w:numFmt w:val="decimal"/>
+      <w:lvlText w:val="%9."/>
+      <w:lvlJc w:val="left"/>
+      <w:pPr>
+        <w:tabs>
+          <w:tab w:val="num" w:pos="6480"/>
+        </w:tabs>
+        <w:ind w:left="6480" w:hanging="360"/>
+      </w:pPr>
+    </w:lvl>
+  </w:abstractNum>
+  <w:abstractNum w:abstractNumId="5" w15:restartNumberingAfterBreak="0">
     <w:nsid w:val="227764A2"/>
     <w:multiLevelType w:val="multilevel"/>
     <w:tmpl w:val="CE6C8498"/>
@@ -4376,7 +5585,7 @@
       </w:pPr>
     </w:lvl>
   </w:abstractNum>
-  <w:abstractNum w:abstractNumId="4" w15:restartNumberingAfterBreak="0">
+  <w:abstractNum w:abstractNumId="6" w15:restartNumberingAfterBreak="0">
     <w:nsid w:val="242F6B2C"/>
     <w:multiLevelType w:val="multilevel"/>
     <w:tmpl w:val="A330D450"/>
@@ -4489,7 +5698,7 @@
       </w:pPr>
     </w:lvl>
   </w:abstractNum>
-  <w:abstractNum w:abstractNumId="5" w15:restartNumberingAfterBreak="0">
+  <w:abstractNum w:abstractNumId="7" w15:restartNumberingAfterBreak="0">
     <w:nsid w:val="253F1DC8"/>
     <w:multiLevelType w:val="multilevel"/>
     <w:tmpl w:val="7EE82A52"/>
@@ -4602,7 +5811,7 @@
       </w:pPr>
     </w:lvl>
   </w:abstractNum>
-  <w:abstractNum w:abstractNumId="6" w15:restartNumberingAfterBreak="0">
+  <w:abstractNum w:abstractNumId="8" w15:restartNumberingAfterBreak="0">
     <w:nsid w:val="27726E93"/>
     <w:multiLevelType w:val="multilevel"/>
     <w:tmpl w:val="AFE8FB9A"/>
@@ -4715,7 +5924,7 @@
       </w:pPr>
     </w:lvl>
   </w:abstractNum>
-  <w:abstractNum w:abstractNumId="7" w15:restartNumberingAfterBreak="0">
+  <w:abstractNum w:abstractNumId="9" w15:restartNumberingAfterBreak="0">
     <w:nsid w:val="27DC66B0"/>
     <w:multiLevelType w:val="multilevel"/>
     <w:tmpl w:val="87F0A474"/>
@@ -4864,7 +6073,7 @@
       </w:rPr>
     </w:lvl>
   </w:abstractNum>
-  <w:abstractNum w:abstractNumId="8" w15:restartNumberingAfterBreak="0">
+  <w:abstractNum w:abstractNumId="10" w15:restartNumberingAfterBreak="0">
     <w:nsid w:val="28B44227"/>
     <w:multiLevelType w:val="multilevel"/>
     <w:tmpl w:val="13227506"/>
@@ -4977,7 +6186,7 @@
       </w:pPr>
     </w:lvl>
   </w:abstractNum>
-  <w:abstractNum w:abstractNumId="9" w15:restartNumberingAfterBreak="0">
+  <w:abstractNum w:abstractNumId="11" w15:restartNumberingAfterBreak="0">
     <w:nsid w:val="29A66E8B"/>
     <w:multiLevelType w:val="multilevel"/>
     <w:tmpl w:val="37D43776"/>
@@ -5090,7 +6299,120 @@
       </w:pPr>
     </w:lvl>
   </w:abstractNum>
-  <w:abstractNum w:abstractNumId="10" w15:restartNumberingAfterBreak="0">
+  <w:abstractNum w:abstractNumId="12" w15:restartNumberingAfterBreak="0">
+    <w:nsid w:val="2AD86342"/>
+    <w:multiLevelType w:val="multilevel"/>
+    <w:tmpl w:val="425C292A"/>
+    <w:lvl w:ilvl="0">
+      <w:start w:val="1"/>
+      <w:numFmt w:val="decimal"/>
+      <w:lvlText w:val="%1."/>
+      <w:lvlJc w:val="left"/>
+      <w:pPr>
+        <w:tabs>
+          <w:tab w:val="num" w:pos="720"/>
+        </w:tabs>
+        <w:ind w:left="720" w:hanging="360"/>
+      </w:pPr>
+    </w:lvl>
+    <w:lvl w:ilvl="1" w:tentative="1">
+      <w:start w:val="1"/>
+      <w:numFmt w:val="decimal"/>
+      <w:lvlText w:val="%2."/>
+      <w:lvlJc w:val="left"/>
+      <w:pPr>
+        <w:tabs>
+          <w:tab w:val="num" w:pos="1440"/>
+        </w:tabs>
+        <w:ind w:left="1440" w:hanging="360"/>
+      </w:pPr>
+    </w:lvl>
+    <w:lvl w:ilvl="2" w:tentative="1">
+      <w:start w:val="1"/>
+      <w:numFmt w:val="decimal"/>
+      <w:lvlText w:val="%3."/>
+      <w:lvlJc w:val="left"/>
+      <w:pPr>
+        <w:tabs>
+          <w:tab w:val="num" w:pos="2160"/>
+        </w:tabs>
+        <w:ind w:left="2160" w:hanging="360"/>
+      </w:pPr>
+    </w:lvl>
+    <w:lvl w:ilvl="3" w:tentative="1">
+      <w:start w:val="1"/>
+      <w:numFmt w:val="decimal"/>
+      <w:lvlText w:val="%4."/>
+      <w:lvlJc w:val="left"/>
+      <w:pPr>
+        <w:tabs>
+          <w:tab w:val="num" w:pos="2880"/>
+        </w:tabs>
+        <w:ind w:left="2880" w:hanging="360"/>
+      </w:pPr>
+    </w:lvl>
+    <w:lvl w:ilvl="4" w:tentative="1">
+      <w:start w:val="1"/>
+      <w:numFmt w:val="decimal"/>
+      <w:lvlText w:val="%5."/>
+      <w:lvlJc w:val="left"/>
+      <w:pPr>
+        <w:tabs>
+          <w:tab w:val="num" w:pos="3600"/>
+        </w:tabs>
+        <w:ind w:left="3600" w:hanging="360"/>
+      </w:pPr>
+    </w:lvl>
+    <w:lvl w:ilvl="5" w:tentative="1">
+      <w:start w:val="1"/>
+      <w:numFmt w:val="decimal"/>
+      <w:lvlText w:val="%6."/>
+      <w:lvlJc w:val="left"/>
+      <w:pPr>
+        <w:tabs>
+          <w:tab w:val="num" w:pos="4320"/>
+        </w:tabs>
+        <w:ind w:left="4320" w:hanging="360"/>
+      </w:pPr>
+    </w:lvl>
+    <w:lvl w:ilvl="6" w:tentative="1">
+      <w:start w:val="1"/>
+      <w:numFmt w:val="decimal"/>
+      <w:lvlText w:val="%7."/>
+      <w:lvlJc w:val="left"/>
+      <w:pPr>
+        <w:tabs>
+          <w:tab w:val="num" w:pos="5040"/>
+        </w:tabs>
+        <w:ind w:left="5040" w:hanging="360"/>
+      </w:pPr>
+    </w:lvl>
+    <w:lvl w:ilvl="7" w:tentative="1">
+      <w:start w:val="1"/>
+      <w:numFmt w:val="decimal"/>
+      <w:lvlText w:val="%8."/>
+      <w:lvlJc w:val="left"/>
+      <w:pPr>
+        <w:tabs>
+          <w:tab w:val="num" w:pos="5760"/>
+        </w:tabs>
+        <w:ind w:left="5760" w:hanging="360"/>
+      </w:pPr>
+    </w:lvl>
+    <w:lvl w:ilvl="8" w:tentative="1">
+      <w:start w:val="1"/>
+      <w:numFmt w:val="decimal"/>
+      <w:lvlText w:val="%9."/>
+      <w:lvlJc w:val="left"/>
+      <w:pPr>
+        <w:tabs>
+          <w:tab w:val="num" w:pos="6480"/>
+        </w:tabs>
+        <w:ind w:left="6480" w:hanging="360"/>
+      </w:pPr>
+    </w:lvl>
+  </w:abstractNum>
+  <w:abstractNum w:abstractNumId="13" w15:restartNumberingAfterBreak="0">
     <w:nsid w:val="30915F55"/>
     <w:multiLevelType w:val="multilevel"/>
     <w:tmpl w:val="05D048E8"/>
@@ -5203,7 +6525,7 @@
       </w:pPr>
     </w:lvl>
   </w:abstractNum>
-  <w:abstractNum w:abstractNumId="11" w15:restartNumberingAfterBreak="0">
+  <w:abstractNum w:abstractNumId="14" w15:restartNumberingAfterBreak="0">
     <w:nsid w:val="35497E97"/>
     <w:multiLevelType w:val="multilevel"/>
     <w:tmpl w:val="71B217BA"/>
@@ -5352,7 +6674,120 @@
       </w:rPr>
     </w:lvl>
   </w:abstractNum>
-  <w:abstractNum w:abstractNumId="12" w15:restartNumberingAfterBreak="0">
+  <w:abstractNum w:abstractNumId="15" w15:restartNumberingAfterBreak="0">
+    <w:nsid w:val="4A7C4E3C"/>
+    <w:multiLevelType w:val="multilevel"/>
+    <w:tmpl w:val="2AD0EB04"/>
+    <w:lvl w:ilvl="0">
+      <w:start w:val="1"/>
+      <w:numFmt w:val="decimal"/>
+      <w:lvlText w:val="%1."/>
+      <w:lvlJc w:val="left"/>
+      <w:pPr>
+        <w:tabs>
+          <w:tab w:val="num" w:pos="720"/>
+        </w:tabs>
+        <w:ind w:left="720" w:hanging="360"/>
+      </w:pPr>
+    </w:lvl>
+    <w:lvl w:ilvl="1" w:tentative="1">
+      <w:start w:val="1"/>
+      <w:numFmt w:val="decimal"/>
+      <w:lvlText w:val="%2."/>
+      <w:lvlJc w:val="left"/>
+      <w:pPr>
+        <w:tabs>
+          <w:tab w:val="num" w:pos="1440"/>
+        </w:tabs>
+        <w:ind w:left="1440" w:hanging="360"/>
+      </w:pPr>
+    </w:lvl>
+    <w:lvl w:ilvl="2" w:tentative="1">
+      <w:start w:val="1"/>
+      <w:numFmt w:val="decimal"/>
+      <w:lvlText w:val="%3."/>
+      <w:lvlJc w:val="left"/>
+      <w:pPr>
+        <w:tabs>
+          <w:tab w:val="num" w:pos="2160"/>
+        </w:tabs>
+        <w:ind w:left="2160" w:hanging="360"/>
+      </w:pPr>
+    </w:lvl>
+    <w:lvl w:ilvl="3" w:tentative="1">
+      <w:start w:val="1"/>
+      <w:numFmt w:val="decimal"/>
+      <w:lvlText w:val="%4."/>
+      <w:lvlJc w:val="left"/>
+      <w:pPr>
+        <w:tabs>
+          <w:tab w:val="num" w:pos="2880"/>
+        </w:tabs>
+        <w:ind w:left="2880" w:hanging="360"/>
+      </w:pPr>
+    </w:lvl>
+    <w:lvl w:ilvl="4" w:tentative="1">
+      <w:start w:val="1"/>
+      <w:numFmt w:val="decimal"/>
+      <w:lvlText w:val="%5."/>
+      <w:lvlJc w:val="left"/>
+      <w:pPr>
+        <w:tabs>
+          <w:tab w:val="num" w:pos="3600"/>
+        </w:tabs>
+        <w:ind w:left="3600" w:hanging="360"/>
+      </w:pPr>
+    </w:lvl>
+    <w:lvl w:ilvl="5" w:tentative="1">
+      <w:start w:val="1"/>
+      <w:numFmt w:val="decimal"/>
+      <w:lvlText w:val="%6."/>
+      <w:lvlJc w:val="left"/>
+      <w:pPr>
+        <w:tabs>
+          <w:tab w:val="num" w:pos="4320"/>
+        </w:tabs>
+        <w:ind w:left="4320" w:hanging="360"/>
+      </w:pPr>
+    </w:lvl>
+    <w:lvl w:ilvl="6" w:tentative="1">
+      <w:start w:val="1"/>
+      <w:numFmt w:val="decimal"/>
+      <w:lvlText w:val="%7."/>
+      <w:lvlJc w:val="left"/>
+      <w:pPr>
+        <w:tabs>
+          <w:tab w:val="num" w:pos="5040"/>
+        </w:tabs>
+        <w:ind w:left="5040" w:hanging="360"/>
+      </w:pPr>
+    </w:lvl>
+    <w:lvl w:ilvl="7" w:tentative="1">
+      <w:start w:val="1"/>
+      <w:numFmt w:val="decimal"/>
+      <w:lvlText w:val="%8."/>
+      <w:lvlJc w:val="left"/>
+      <w:pPr>
+        <w:tabs>
+          <w:tab w:val="num" w:pos="5760"/>
+        </w:tabs>
+        <w:ind w:left="5760" w:hanging="360"/>
+      </w:pPr>
+    </w:lvl>
+    <w:lvl w:ilvl="8" w:tentative="1">
+      <w:start w:val="1"/>
+      <w:numFmt w:val="decimal"/>
+      <w:lvlText w:val="%9."/>
+      <w:lvlJc w:val="left"/>
+      <w:pPr>
+        <w:tabs>
+          <w:tab w:val="num" w:pos="6480"/>
+        </w:tabs>
+        <w:ind w:left="6480" w:hanging="360"/>
+      </w:pPr>
+    </w:lvl>
+  </w:abstractNum>
+  <w:abstractNum w:abstractNumId="16" w15:restartNumberingAfterBreak="0">
     <w:nsid w:val="4D7B1E36"/>
     <w:multiLevelType w:val="multilevel"/>
     <w:tmpl w:val="5E207A84"/>
@@ -5501,7 +6936,7 @@
       </w:rPr>
     </w:lvl>
   </w:abstractNum>
-  <w:abstractNum w:abstractNumId="13" w15:restartNumberingAfterBreak="0">
+  <w:abstractNum w:abstractNumId="17" w15:restartNumberingAfterBreak="0">
     <w:nsid w:val="4E5A0C22"/>
     <w:multiLevelType w:val="multilevel"/>
     <w:tmpl w:val="6EDECA70"/>
@@ -5650,7 +7085,7 @@
       </w:rPr>
     </w:lvl>
   </w:abstractNum>
-  <w:abstractNum w:abstractNumId="14" w15:restartNumberingAfterBreak="0">
+  <w:abstractNum w:abstractNumId="18" w15:restartNumberingAfterBreak="0">
     <w:nsid w:val="4FA93A91"/>
     <w:multiLevelType w:val="multilevel"/>
     <w:tmpl w:val="318EA34C"/>
@@ -5763,7 +7198,7 @@
       </w:pPr>
     </w:lvl>
   </w:abstractNum>
-  <w:abstractNum w:abstractNumId="15" w15:restartNumberingAfterBreak="0">
+  <w:abstractNum w:abstractNumId="19" w15:restartNumberingAfterBreak="0">
     <w:nsid w:val="5269539C"/>
     <w:multiLevelType w:val="multilevel"/>
     <w:tmpl w:val="9E28E156"/>
@@ -5912,7 +7347,7 @@
       </w:rPr>
     </w:lvl>
   </w:abstractNum>
-  <w:abstractNum w:abstractNumId="16" w15:restartNumberingAfterBreak="0">
+  <w:abstractNum w:abstractNumId="20" w15:restartNumberingAfterBreak="0">
     <w:nsid w:val="65357AAA"/>
     <w:multiLevelType w:val="multilevel"/>
     <w:tmpl w:val="1FBA7216"/>
@@ -6025,7 +7460,7 @@
       </w:pPr>
     </w:lvl>
   </w:abstractNum>
-  <w:abstractNum w:abstractNumId="17" w15:restartNumberingAfterBreak="0">
+  <w:abstractNum w:abstractNumId="21" w15:restartNumberingAfterBreak="0">
     <w:nsid w:val="65571306"/>
     <w:multiLevelType w:val="multilevel"/>
     <w:tmpl w:val="0FBE694E"/>
@@ -6138,7 +7573,7 @@
       </w:pPr>
     </w:lvl>
   </w:abstractNum>
-  <w:abstractNum w:abstractNumId="18" w15:restartNumberingAfterBreak="0">
+  <w:abstractNum w:abstractNumId="22" w15:restartNumberingAfterBreak="0">
     <w:nsid w:val="656E0234"/>
     <w:multiLevelType w:val="multilevel"/>
     <w:tmpl w:val="5E7E7C88"/>
@@ -6251,7 +7686,7 @@
       </w:pPr>
     </w:lvl>
   </w:abstractNum>
-  <w:abstractNum w:abstractNumId="19" w15:restartNumberingAfterBreak="0">
+  <w:abstractNum w:abstractNumId="23" w15:restartNumberingAfterBreak="0">
     <w:nsid w:val="664A7E4C"/>
     <w:multiLevelType w:val="multilevel"/>
     <w:tmpl w:val="2046895E"/>
@@ -6364,7 +7799,7 @@
       </w:pPr>
     </w:lvl>
   </w:abstractNum>
-  <w:abstractNum w:abstractNumId="20" w15:restartNumberingAfterBreak="0">
+  <w:abstractNum w:abstractNumId="24" w15:restartNumberingAfterBreak="0">
     <w:nsid w:val="69A35A69"/>
     <w:multiLevelType w:val="multilevel"/>
     <w:tmpl w:val="66CABA4C"/>
@@ -6477,7 +7912,7 @@
       </w:pPr>
     </w:lvl>
   </w:abstractNum>
-  <w:abstractNum w:abstractNumId="21" w15:restartNumberingAfterBreak="0">
+  <w:abstractNum w:abstractNumId="25" w15:restartNumberingAfterBreak="0">
     <w:nsid w:val="702766C9"/>
     <w:multiLevelType w:val="multilevel"/>
     <w:tmpl w:val="F1EA63C4"/>
@@ -6590,7 +8025,241 @@
       </w:pPr>
     </w:lvl>
   </w:abstractNum>
-  <w:abstractNum w:abstractNumId="22" w15:restartNumberingAfterBreak="0">
+  <w:abstractNum w:abstractNumId="26" w15:restartNumberingAfterBreak="0">
+    <w:nsid w:val="76F84827"/>
+    <w:multiLevelType w:val="multilevel"/>
+    <w:tmpl w:val="7E68C4DC"/>
+    <w:lvl w:ilvl="0">
+      <w:start w:val="1"/>
+      <w:numFmt w:val="decimal"/>
+      <w:lvlText w:val="%1."/>
+      <w:lvlJc w:val="left"/>
+      <w:pPr>
+        <w:tabs>
+          <w:tab w:val="num" w:pos="720"/>
+        </w:tabs>
+        <w:ind w:left="720" w:hanging="360"/>
+      </w:pPr>
+    </w:lvl>
+    <w:lvl w:ilvl="1">
+      <w:start w:val="1"/>
+      <w:numFmt w:val="bullet"/>
+      <w:lvlText w:val="o"/>
+      <w:lvlJc w:val="left"/>
+      <w:pPr>
+        <w:tabs>
+          <w:tab w:val="num" w:pos="1440"/>
+        </w:tabs>
+        <w:ind w:left="1440" w:hanging="360"/>
+      </w:pPr>
+      <w:rPr>
+        <w:rFonts w:ascii="Courier New" w:hAnsi="Courier New" w:hint="default"/>
+        <w:sz w:val="20"/>
+      </w:rPr>
+    </w:lvl>
+    <w:lvl w:ilvl="2" w:tentative="1">
+      <w:start w:val="1"/>
+      <w:numFmt w:val="decimal"/>
+      <w:lvlText w:val="%3."/>
+      <w:lvlJc w:val="left"/>
+      <w:pPr>
+        <w:tabs>
+          <w:tab w:val="num" w:pos="2160"/>
+        </w:tabs>
+        <w:ind w:left="2160" w:hanging="360"/>
+      </w:pPr>
+    </w:lvl>
+    <w:lvl w:ilvl="3" w:tentative="1">
+      <w:start w:val="1"/>
+      <w:numFmt w:val="decimal"/>
+      <w:lvlText w:val="%4."/>
+      <w:lvlJc w:val="left"/>
+      <w:pPr>
+        <w:tabs>
+          <w:tab w:val="num" w:pos="2880"/>
+        </w:tabs>
+        <w:ind w:left="2880" w:hanging="360"/>
+      </w:pPr>
+    </w:lvl>
+    <w:lvl w:ilvl="4" w:tentative="1">
+      <w:start w:val="1"/>
+      <w:numFmt w:val="decimal"/>
+      <w:lvlText w:val="%5."/>
+      <w:lvlJc w:val="left"/>
+      <w:pPr>
+        <w:tabs>
+          <w:tab w:val="num" w:pos="3600"/>
+        </w:tabs>
+        <w:ind w:left="3600" w:hanging="360"/>
+      </w:pPr>
+    </w:lvl>
+    <w:lvl w:ilvl="5" w:tentative="1">
+      <w:start w:val="1"/>
+      <w:numFmt w:val="decimal"/>
+      <w:lvlText w:val="%6."/>
+      <w:lvlJc w:val="left"/>
+      <w:pPr>
+        <w:tabs>
+          <w:tab w:val="num" w:pos="4320"/>
+        </w:tabs>
+        <w:ind w:left="4320" w:hanging="360"/>
+      </w:pPr>
+    </w:lvl>
+    <w:lvl w:ilvl="6" w:tentative="1">
+      <w:start w:val="1"/>
+      <w:numFmt w:val="decimal"/>
+      <w:lvlText w:val="%7."/>
+      <w:lvlJc w:val="left"/>
+      <w:pPr>
+        <w:tabs>
+          <w:tab w:val="num" w:pos="5040"/>
+        </w:tabs>
+        <w:ind w:left="5040" w:hanging="360"/>
+      </w:pPr>
+    </w:lvl>
+    <w:lvl w:ilvl="7" w:tentative="1">
+      <w:start w:val="1"/>
+      <w:numFmt w:val="decimal"/>
+      <w:lvlText w:val="%8."/>
+      <w:lvlJc w:val="left"/>
+      <w:pPr>
+        <w:tabs>
+          <w:tab w:val="num" w:pos="5760"/>
+        </w:tabs>
+        <w:ind w:left="5760" w:hanging="360"/>
+      </w:pPr>
+    </w:lvl>
+    <w:lvl w:ilvl="8" w:tentative="1">
+      <w:start w:val="1"/>
+      <w:numFmt w:val="decimal"/>
+      <w:lvlText w:val="%9."/>
+      <w:lvlJc w:val="left"/>
+      <w:pPr>
+        <w:tabs>
+          <w:tab w:val="num" w:pos="6480"/>
+        </w:tabs>
+        <w:ind w:left="6480" w:hanging="360"/>
+      </w:pPr>
+    </w:lvl>
+  </w:abstractNum>
+  <w:abstractNum w:abstractNumId="27" w15:restartNumberingAfterBreak="0">
+    <w:nsid w:val="7AB9534A"/>
+    <w:multiLevelType w:val="multilevel"/>
+    <w:tmpl w:val="29762218"/>
+    <w:lvl w:ilvl="0">
+      <w:start w:val="1"/>
+      <w:numFmt w:val="decimal"/>
+      <w:lvlText w:val="%1."/>
+      <w:lvlJc w:val="left"/>
+      <w:pPr>
+        <w:tabs>
+          <w:tab w:val="num" w:pos="720"/>
+        </w:tabs>
+        <w:ind w:left="720" w:hanging="360"/>
+      </w:pPr>
+    </w:lvl>
+    <w:lvl w:ilvl="1">
+      <w:start w:val="1"/>
+      <w:numFmt w:val="bullet"/>
+      <w:lvlText w:val="o"/>
+      <w:lvlJc w:val="left"/>
+      <w:pPr>
+        <w:tabs>
+          <w:tab w:val="num" w:pos="1440"/>
+        </w:tabs>
+        <w:ind w:left="1440" w:hanging="360"/>
+      </w:pPr>
+      <w:rPr>
+        <w:rFonts w:ascii="Courier New" w:hAnsi="Courier New" w:hint="default"/>
+        <w:sz w:val="20"/>
+      </w:rPr>
+    </w:lvl>
+    <w:lvl w:ilvl="2" w:tentative="1">
+      <w:start w:val="1"/>
+      <w:numFmt w:val="decimal"/>
+      <w:lvlText w:val="%3."/>
+      <w:lvlJc w:val="left"/>
+      <w:pPr>
+        <w:tabs>
+          <w:tab w:val="num" w:pos="2160"/>
+        </w:tabs>
+        <w:ind w:left="2160" w:hanging="360"/>
+      </w:pPr>
+    </w:lvl>
+    <w:lvl w:ilvl="3" w:tentative="1">
+      <w:start w:val="1"/>
+      <w:numFmt w:val="decimal"/>
+      <w:lvlText w:val="%4."/>
+      <w:lvlJc w:val="left"/>
+      <w:pPr>
+        <w:tabs>
+          <w:tab w:val="num" w:pos="2880"/>
+        </w:tabs>
+        <w:ind w:left="2880" w:hanging="360"/>
+      </w:pPr>
+    </w:lvl>
+    <w:lvl w:ilvl="4" w:tentative="1">
+      <w:start w:val="1"/>
+      <w:numFmt w:val="decimal"/>
+      <w:lvlText w:val="%5."/>
+      <w:lvlJc w:val="left"/>
+      <w:pPr>
+        <w:tabs>
+          <w:tab w:val="num" w:pos="3600"/>
+        </w:tabs>
+        <w:ind w:left="3600" w:hanging="360"/>
+      </w:pPr>
+    </w:lvl>
+    <w:lvl w:ilvl="5" w:tentative="1">
+      <w:start w:val="1"/>
+      <w:numFmt w:val="decimal"/>
+      <w:lvlText w:val="%6."/>
+      <w:lvlJc w:val="left"/>
+      <w:pPr>
+        <w:tabs>
+          <w:tab w:val="num" w:pos="4320"/>
+        </w:tabs>
+        <w:ind w:left="4320" w:hanging="360"/>
+      </w:pPr>
+    </w:lvl>
+    <w:lvl w:ilvl="6" w:tentative="1">
+      <w:start w:val="1"/>
+      <w:numFmt w:val="decimal"/>
+      <w:lvlText w:val="%7."/>
+      <w:lvlJc w:val="left"/>
+      <w:pPr>
+        <w:tabs>
+          <w:tab w:val="num" w:pos="5040"/>
+        </w:tabs>
+        <w:ind w:left="5040" w:hanging="360"/>
+      </w:pPr>
+    </w:lvl>
+    <w:lvl w:ilvl="7" w:tentative="1">
+      <w:start w:val="1"/>
+      <w:numFmt w:val="decimal"/>
+      <w:lvlText w:val="%8."/>
+      <w:lvlJc w:val="left"/>
+      <w:pPr>
+        <w:tabs>
+          <w:tab w:val="num" w:pos="5760"/>
+        </w:tabs>
+        <w:ind w:left="5760" w:hanging="360"/>
+      </w:pPr>
+    </w:lvl>
+    <w:lvl w:ilvl="8" w:tentative="1">
+      <w:start w:val="1"/>
+      <w:numFmt w:val="decimal"/>
+      <w:lvlText w:val="%9."/>
+      <w:lvlJc w:val="left"/>
+      <w:pPr>
+        <w:tabs>
+          <w:tab w:val="num" w:pos="6480"/>
+        </w:tabs>
+        <w:ind w:left="6480" w:hanging="360"/>
+      </w:pPr>
+    </w:lvl>
+  </w:abstractNum>
+  <w:abstractNum w:abstractNumId="28" w15:restartNumberingAfterBreak="0">
     <w:nsid w:val="7D84731B"/>
     <w:multiLevelType w:val="multilevel"/>
     <w:tmpl w:val="59F2205E"/>
@@ -6740,73 +8409,91 @@
     </w:lvl>
   </w:abstractNum>
   <w:num w:numId="1" w16cid:durableId="275137692">
-    <w:abstractNumId w:val="15"/>
+    <w:abstractNumId w:val="19"/>
   </w:num>
   <w:num w:numId="2" w16cid:durableId="1307705607">
+    <w:abstractNumId w:val="24"/>
+  </w:num>
+  <w:num w:numId="3" w16cid:durableId="1216314797">
+    <w:abstractNumId w:val="6"/>
+  </w:num>
+  <w:num w:numId="4" w16cid:durableId="1647394578">
+    <w:abstractNumId w:val="10"/>
+  </w:num>
+  <w:num w:numId="5" w16cid:durableId="448201997">
     <w:abstractNumId w:val="20"/>
   </w:num>
-  <w:num w:numId="3" w16cid:durableId="1216314797">
-    <w:abstractNumId w:val="4"/>
+  <w:num w:numId="6" w16cid:durableId="398524738">
+    <w:abstractNumId w:val="28"/>
   </w:num>
-  <w:num w:numId="4" w16cid:durableId="1647394578">
+  <w:num w:numId="7" w16cid:durableId="30956924">
+    <w:abstractNumId w:val="22"/>
+  </w:num>
+  <w:num w:numId="8" w16cid:durableId="788083782">
+    <w:abstractNumId w:val="13"/>
+  </w:num>
+  <w:num w:numId="9" w16cid:durableId="1806000162">
     <w:abstractNumId w:val="8"/>
   </w:num>
-  <w:num w:numId="5" w16cid:durableId="448201997">
+  <w:num w:numId="10" w16cid:durableId="276646565">
+    <w:abstractNumId w:val="18"/>
+  </w:num>
+  <w:num w:numId="11" w16cid:durableId="1838493898">
+    <w:abstractNumId w:val="17"/>
+  </w:num>
+  <w:num w:numId="12" w16cid:durableId="546142349">
+    <w:abstractNumId w:val="21"/>
+  </w:num>
+  <w:num w:numId="13" w16cid:durableId="651448309">
+    <w:abstractNumId w:val="2"/>
+  </w:num>
+  <w:num w:numId="14" w16cid:durableId="1337265934">
+    <w:abstractNumId w:val="9"/>
+  </w:num>
+  <w:num w:numId="15" w16cid:durableId="1565987666">
+    <w:abstractNumId w:val="14"/>
+  </w:num>
+  <w:num w:numId="16" w16cid:durableId="1010793633">
+    <w:abstractNumId w:val="23"/>
+  </w:num>
+  <w:num w:numId="17" w16cid:durableId="1852525758">
+    <w:abstractNumId w:val="25"/>
+  </w:num>
+  <w:num w:numId="18" w16cid:durableId="1230992425">
     <w:abstractNumId w:val="16"/>
   </w:num>
-  <w:num w:numId="6" w16cid:durableId="398524738">
-    <w:abstractNumId w:val="22"/>
+  <w:num w:numId="19" w16cid:durableId="1492329238">
+    <w:abstractNumId w:val="3"/>
   </w:num>
-  <w:num w:numId="7" w16cid:durableId="30956924">
-    <w:abstractNumId w:val="18"/>
+  <w:num w:numId="20" w16cid:durableId="288365513">
+    <w:abstractNumId w:val="11"/>
   </w:num>
-  <w:num w:numId="8" w16cid:durableId="788083782">
-    <w:abstractNumId w:val="10"/>
-  </w:num>
-  <w:num w:numId="9" w16cid:durableId="1806000162">
-    <w:abstractNumId w:val="6"/>
-  </w:num>
-  <w:num w:numId="10" w16cid:durableId="276646565">
-    <w:abstractNumId w:val="14"/>
-  </w:num>
-  <w:num w:numId="11" w16cid:durableId="1838493898">
-    <w:abstractNumId w:val="13"/>
-  </w:num>
-  <w:num w:numId="12" w16cid:durableId="546142349">
-    <w:abstractNumId w:val="17"/>
-  </w:num>
-  <w:num w:numId="13" w16cid:durableId="651448309">
-    <w:abstractNumId w:val="1"/>
-  </w:num>
-  <w:num w:numId="14" w16cid:durableId="1337265934">
+  <w:num w:numId="21" w16cid:durableId="2029522548">
     <w:abstractNumId w:val="7"/>
   </w:num>
-  <w:num w:numId="15" w16cid:durableId="1565987666">
-    <w:abstractNumId w:val="11"/>
-  </w:num>
-  <w:num w:numId="16" w16cid:durableId="1010793633">
-    <w:abstractNumId w:val="19"/>
-  </w:num>
-  <w:num w:numId="17" w16cid:durableId="1852525758">
-    <w:abstractNumId w:val="21"/>
-  </w:num>
-  <w:num w:numId="18" w16cid:durableId="1230992425">
-    <w:abstractNumId w:val="12"/>
-  </w:num>
-  <w:num w:numId="19" w16cid:durableId="1492329238">
-    <w:abstractNumId w:val="2"/>
-  </w:num>
-  <w:num w:numId="20" w16cid:durableId="288365513">
-    <w:abstractNumId w:val="9"/>
-  </w:num>
-  <w:num w:numId="21" w16cid:durableId="2029522548">
+  <w:num w:numId="22" w16cid:durableId="504907189">
     <w:abstractNumId w:val="5"/>
-  </w:num>
-  <w:num w:numId="22" w16cid:durableId="504907189">
-    <w:abstractNumId w:val="3"/>
   </w:num>
   <w:num w:numId="23" w16cid:durableId="1601066052">
     <w:abstractNumId w:val="0"/>
+  </w:num>
+  <w:num w:numId="24" w16cid:durableId="2064480142">
+    <w:abstractNumId w:val="4"/>
+  </w:num>
+  <w:num w:numId="25" w16cid:durableId="1087457517">
+    <w:abstractNumId w:val="15"/>
+  </w:num>
+  <w:num w:numId="26" w16cid:durableId="1367483915">
+    <w:abstractNumId w:val="26"/>
+  </w:num>
+  <w:num w:numId="27" w16cid:durableId="1672639319">
+    <w:abstractNumId w:val="1"/>
+  </w:num>
+  <w:num w:numId="28" w16cid:durableId="1242132927">
+    <w:abstractNumId w:val="12"/>
+  </w:num>
+  <w:num w:numId="29" w16cid:durableId="1046490876">
+    <w:abstractNumId w:val="27"/>
   </w:num>
 </w:numbering>
 </file>
@@ -7870,6 +9557,17 @@
     <w:uiPriority w:val="99"/>
     <w:rsid w:val="0040609E"/>
   </w:style>
+  <w:style w:type="character" w:styleId="Emphasis">
+    <w:name w:val="Emphasis"/>
+    <w:basedOn w:val="DefaultParagraphFont"/>
+    <w:uiPriority w:val="20"/>
+    <w:qFormat/>
+    <w:rsid w:val="0048604A"/>
+    <w:rPr>
+      <w:i/>
+      <w:iCs/>
+    </w:rPr>
+  </w:style>
 </w:styles>
 </file>
 
